--- a/Bai-tap-on-thi-VSTEP-B1.docx
+++ b/Bai-tap-on-thi-VSTEP-B1.docx
@@ -173,7 +173,7 @@
                 <w:sz w:val="22"/>
                 <w:szCs w:val="22"/>
               </w:rPr>
-              <w:t xml:space="preserve">Cách dùng: Làm bằng bút → chấm bằng Phần 8 → sai ở đâu xem lại công thức ở đó</w:t>
+              <w:t xml:space="preserve">Cách dùng: Làm bằng bút → chấm bằng Phần 9 → sai ở đâu xem lại công thức ở đó — và luyện thử đề thật ở Phần 8</w:t>
             </w:r>
           </w:p>
           <w:p>
@@ -1236,7 +1236,7 @@
               <w:rPr>
                 <w:rStyle w:val="Hyperlink"/>
               </w:rPr>
-              <w:t>Phần 8 · Đáp án và giải thích chi tiết</w:t>
+              <w:t>Phần 8 · Đề thi thử Practice Test 3 — mẹo và giải chi tiết từng câu</w:t>
             </w:r>
             <w:r>
               <w:tab/>
@@ -1272,7 +1272,7 @@
               <w:rPr>
                 <w:rStyle w:val="Hyperlink"/>
               </w:rPr>
-              <w:t>8.1. Đáp án Phần 1 — Ngữ pháp (30 câu)</w:t>
+              <w:t>Reading Part 1 · Đọc biển báo và thông báo (câu 1–5)</w:t>
             </w:r>
             <w:r>
               <w:tab/>
@@ -1308,7 +1308,7 @@
               <w:rPr>
                 <w:rStyle w:val="Hyperlink"/>
               </w:rPr>
-              <w:t>8.2. Đáp án Phần 2 — Chia dạng đúng của động từ (10 câu)</w:t>
+              <w:t>Reading Part 2 · Đọc hiểu bài dài (câu 6–10)</w:t>
             </w:r>
             <w:r>
               <w:tab/>
@@ -1323,7 +1323,7 @@
               <w:fldChar w:fldCharType="separate"/>
             </w:r>
             <w:r>
-              <w:t>31</w:t>
+              <w:t>35</w:t>
             </w:r>
             <w:r>
               <w:fldChar w:fldCharType="end"/>
@@ -1344,7 +1344,7 @@
               <w:rPr>
                 <w:rStyle w:val="Hyperlink"/>
               </w:rPr>
-              <w:t>8.3. Đáp án Phần 3 — Từ vựng (20 câu)</w:t>
+              <w:t>Reading Part 3 · Điền từ vào đoạn văn (câu 11–20)</w:t>
             </w:r>
             <w:r>
               <w:tab/>
@@ -1359,7 +1359,7 @@
               <w:fldChar w:fldCharType="separate"/>
             </w:r>
             <w:r>
-              <w:t>31</w:t>
+              <w:t>40</w:t>
             </w:r>
             <w:r>
               <w:fldChar w:fldCharType="end"/>
@@ -1380,7 +1380,7 @@
               <w:rPr>
                 <w:rStyle w:val="Hyperlink"/>
               </w:rPr>
-              <w:t>8.4. Đáp án Phần 4 — Reading (16 câu)</w:t>
+              <w:t>Writing Part 1 · Viết lại câu theo gợi ý (câu 1–5)</w:t>
             </w:r>
             <w:r>
               <w:tab/>
@@ -1395,7 +1395,7 @@
               <w:fldChar w:fldCharType="separate"/>
             </w:r>
             <w:r>
-              <w:t>32</w:t>
+              <w:t>45</w:t>
             </w:r>
             <w:r>
               <w:fldChar w:fldCharType="end"/>
@@ -1416,7 +1416,7 @@
               <w:rPr>
                 <w:rStyle w:val="Hyperlink"/>
               </w:rPr>
-              <w:t>8.5. Đáp án Phần 5 — Viết lại câu (8 câu)</w:t>
+              <w:t>Writing Part 2 · Viết email ngắn 35–45 từ (câu 6)</w:t>
             </w:r>
             <w:r>
               <w:tab/>
@@ -1431,7 +1431,7 @@
               <w:fldChar w:fldCharType="separate"/>
             </w:r>
             <w:r>
-              <w:t>32</w:t>
+              <w:t>49</w:t>
             </w:r>
             <w:r>
               <w:fldChar w:fldCharType="end"/>
@@ -1440,8 +1440,7 @@
         </w:p>
         <w:p>
           <w:pPr>
-            <w:pStyle w:val="11"/>
-            <w:ind w:left="360"/>
+            <w:pStyle w:val="9"/>
             <w:tabs>
               <w:tab w:val="right" w:leader="dot" w:pos="9026"/>
             </w:tabs>
@@ -1452,7 +1451,7 @@
               <w:rPr>
                 <w:rStyle w:val="Hyperlink"/>
               </w:rPr>
-              <w:t>8.6. Đáp án Phần 6 — Bài mẫu Writing</w:t>
+              <w:t>Phần 9 · Đáp án và giải thích chi tiết</w:t>
             </w:r>
             <w:r>
               <w:tab/>
@@ -1467,7 +1466,7 @@
               <w:fldChar w:fldCharType="separate"/>
             </w:r>
             <w:r>
-              <w:t>33</w:t>
+              <w:t>51</w:t>
             </w:r>
             <w:r>
               <w:fldChar w:fldCharType="end"/>
@@ -1488,7 +1487,7 @@
               <w:rPr>
                 <w:rStyle w:val="Hyperlink"/>
               </w:rPr>
-              <w:t>8.7. Đáp án Phần 7 — Câu trả lời mẫu Speaking</w:t>
+              <w:t>9.1. Đáp án Phần 1 — Ngữ pháp (30 câu)</w:t>
             </w:r>
             <w:r>
               <w:tab/>
@@ -1503,7 +1502,7 @@
               <w:fldChar w:fldCharType="separate"/>
             </w:r>
             <w:r>
-              <w:t>34</w:t>
+              <w:t>52</w:t>
             </w:r>
             <w:r>
               <w:fldChar w:fldCharType="end"/>
@@ -1524,7 +1523,7 @@
               <w:rPr>
                 <w:rStyle w:val="Hyperlink"/>
               </w:rPr>
-              <w:t>8.8. Tự chấm và mục tiêu điểm</w:t>
+              <w:t>9.2. Đáp án Phần 2 — Chia dạng đúng của động từ (10 câu)</w:t>
             </w:r>
             <w:r>
               <w:tab/>
@@ -1539,7 +1538,223 @@
               <w:fldChar w:fldCharType="separate"/>
             </w:r>
             <w:r>
-              <w:t>35</w:t>
+              <w:t>52</w:t>
+            </w:r>
+            <w:r>
+              <w:fldChar w:fldCharType="end"/>
+            </w:r>
+          </w:hyperlink>
+        </w:p>
+        <w:p>
+          <w:pPr>
+            <w:pStyle w:val="11"/>
+            <w:ind w:left="360"/>
+            <w:tabs>
+              <w:tab w:val="right" w:leader="dot" w:pos="9026"/>
+            </w:tabs>
+            <w:spacing w:before="120" w:after="60"/>
+          </w:pPr>
+          <w:hyperlink w:anchor="_Toc100036" w:history="1">
+            <w:r>
+              <w:rPr>
+                <w:rStyle w:val="Hyperlink"/>
+              </w:rPr>
+              <w:t>9.3. Đáp án Phần 3 — Từ vựng (20 câu)</w:t>
+            </w:r>
+            <w:r>
+              <w:tab/>
+            </w:r>
+            <w:r>
+              <w:fldChar w:fldCharType="begin"/>
+            </w:r>
+            <w:r>
+              <w:instrText xml:space="preserve"> PAGEREF _Toc100036 \h </w:instrText>
+            </w:r>
+            <w:r>
+              <w:fldChar w:fldCharType="separate"/>
+            </w:r>
+            <w:r>
+              <w:t>52</w:t>
+            </w:r>
+            <w:r>
+              <w:fldChar w:fldCharType="end"/>
+            </w:r>
+          </w:hyperlink>
+        </w:p>
+        <w:p>
+          <w:pPr>
+            <w:pStyle w:val="11"/>
+            <w:ind w:left="360"/>
+            <w:tabs>
+              <w:tab w:val="right" w:leader="dot" w:pos="9026"/>
+            </w:tabs>
+            <w:spacing w:before="120" w:after="60"/>
+          </w:pPr>
+          <w:hyperlink w:anchor="_Toc100037" w:history="1">
+            <w:r>
+              <w:rPr>
+                <w:rStyle w:val="Hyperlink"/>
+              </w:rPr>
+              <w:t>9.4. Đáp án Phần 4 — Reading (16 câu)</w:t>
+            </w:r>
+            <w:r>
+              <w:tab/>
+            </w:r>
+            <w:r>
+              <w:fldChar w:fldCharType="begin"/>
+            </w:r>
+            <w:r>
+              <w:instrText xml:space="preserve"> PAGEREF _Toc100037 \h </w:instrText>
+            </w:r>
+            <w:r>
+              <w:fldChar w:fldCharType="separate"/>
+            </w:r>
+            <w:r>
+              <w:t>53</w:t>
+            </w:r>
+            <w:r>
+              <w:fldChar w:fldCharType="end"/>
+            </w:r>
+          </w:hyperlink>
+        </w:p>
+        <w:p>
+          <w:pPr>
+            <w:pStyle w:val="11"/>
+            <w:ind w:left="360"/>
+            <w:tabs>
+              <w:tab w:val="right" w:leader="dot" w:pos="9026"/>
+            </w:tabs>
+            <w:spacing w:before="120" w:after="60"/>
+          </w:pPr>
+          <w:hyperlink w:anchor="_Toc100038" w:history="1">
+            <w:r>
+              <w:rPr>
+                <w:rStyle w:val="Hyperlink"/>
+              </w:rPr>
+              <w:t>9.5. Đáp án Phần 5 — Viết lại câu (8 câu)</w:t>
+            </w:r>
+            <w:r>
+              <w:tab/>
+            </w:r>
+            <w:r>
+              <w:fldChar w:fldCharType="begin"/>
+            </w:r>
+            <w:r>
+              <w:instrText xml:space="preserve"> PAGEREF _Toc100038 \h </w:instrText>
+            </w:r>
+            <w:r>
+              <w:fldChar w:fldCharType="separate"/>
+            </w:r>
+            <w:r>
+              <w:t>53</w:t>
+            </w:r>
+            <w:r>
+              <w:fldChar w:fldCharType="end"/>
+            </w:r>
+          </w:hyperlink>
+        </w:p>
+        <w:p>
+          <w:pPr>
+            <w:pStyle w:val="11"/>
+            <w:ind w:left="360"/>
+            <w:tabs>
+              <w:tab w:val="right" w:leader="dot" w:pos="9026"/>
+            </w:tabs>
+            <w:spacing w:before="120" w:after="60"/>
+          </w:pPr>
+          <w:hyperlink w:anchor="_Toc100039" w:history="1">
+            <w:r>
+              <w:rPr>
+                <w:rStyle w:val="Hyperlink"/>
+              </w:rPr>
+              <w:t>9.6. Đáp án Phần 6 — Bài mẫu Writing</w:t>
+            </w:r>
+            <w:r>
+              <w:tab/>
+            </w:r>
+            <w:r>
+              <w:fldChar w:fldCharType="begin"/>
+            </w:r>
+            <w:r>
+              <w:instrText xml:space="preserve"> PAGEREF _Toc100039 \h </w:instrText>
+            </w:r>
+            <w:r>
+              <w:fldChar w:fldCharType="separate"/>
+            </w:r>
+            <w:r>
+              <w:t>54</w:t>
+            </w:r>
+            <w:r>
+              <w:fldChar w:fldCharType="end"/>
+            </w:r>
+          </w:hyperlink>
+        </w:p>
+        <w:p>
+          <w:pPr>
+            <w:pStyle w:val="11"/>
+            <w:ind w:left="360"/>
+            <w:tabs>
+              <w:tab w:val="right" w:leader="dot" w:pos="9026"/>
+            </w:tabs>
+            <w:spacing w:before="120" w:after="60"/>
+          </w:pPr>
+          <w:hyperlink w:anchor="_Toc100040" w:history="1">
+            <w:r>
+              <w:rPr>
+                <w:rStyle w:val="Hyperlink"/>
+              </w:rPr>
+              <w:t>9.7. Đáp án Phần 7 — Câu trả lời mẫu Speaking</w:t>
+            </w:r>
+            <w:r>
+              <w:tab/>
+            </w:r>
+            <w:r>
+              <w:fldChar w:fldCharType="begin"/>
+            </w:r>
+            <w:r>
+              <w:instrText xml:space="preserve"> PAGEREF _Toc100040 \h </w:instrText>
+            </w:r>
+            <w:r>
+              <w:fldChar w:fldCharType="separate"/>
+            </w:r>
+            <w:r>
+              <w:t>55</w:t>
+            </w:r>
+            <w:r>
+              <w:fldChar w:fldCharType="end"/>
+            </w:r>
+          </w:hyperlink>
+        </w:p>
+        <w:p>
+          <w:pPr>
+            <w:pStyle w:val="11"/>
+            <w:ind w:left="360"/>
+            <w:tabs>
+              <w:tab w:val="right" w:leader="dot" w:pos="9026"/>
+            </w:tabs>
+            <w:spacing w:before="120" w:after="60"/>
+          </w:pPr>
+          <w:hyperlink w:anchor="_Toc100041" w:history="1">
+            <w:r>
+              <w:rPr>
+                <w:rStyle w:val="Hyperlink"/>
+              </w:rPr>
+              <w:t>9.8. Tự chấm và mục tiêu điểm</w:t>
+            </w:r>
+            <w:r>
+              <w:tab/>
+            </w:r>
+            <w:r>
+              <w:fldChar w:fldCharType="begin"/>
+            </w:r>
+            <w:r>
+              <w:instrText xml:space="preserve"> PAGEREF _Toc100041 \h </w:instrText>
+            </w:r>
+            <w:r>
+              <w:fldChar w:fldCharType="separate"/>
+            </w:r>
+            <w:r>
+              <w:t>56</w:t>
             </w:r>
             <w:r>
               <w:fldChar w:fldCharType="end"/>
@@ -1618,7 +1833,7 @@
           <w:sz w:val="24"/>
           <w:szCs w:val="24"/>
         </w:rPr>
-        <w:t xml:space="preserve">Bộ bài tập này là người bạn đồng hành của tài liệu Ôn cấp tốc VSTEP B1 trên repo: tài liệu chính dạy công thức, còn bộ bài tập này giúp bạn biến công thức thành điểm số. Kinh nghiệm cho thấy chỉ đọc không là quên rất nhanh — sau khi đọc mỗi phần của tài liệu chính, hãy quay sang làm đúng phần bài tập tương ứng ở đây, rồi chấm ngay bằng Phần 8 (Đáp án chi tiết) ở cuối tài liệu.</w:t>
+        <w:t xml:space="preserve">Bộ bài tập này là người bạn đồng hành của tài liệu Ôn cấp tốc VSTEP B1 trên repo: tài liệu chính dạy công thức, còn bộ bài tập này giúp bạn biến công thức thành điểm số. Kinh nghiệm cho thấy chỉ đọc không là quên rất nhanh — sau khi đọc mỗi phần của tài liệu chính, hãy quay sang làm đúng phần bài tập tương ứng ở đây, rồi chấm ngay bằng Phần 9 (Đáp án chi tiết) ở cuối tài liệu.</w:t>
       </w:r>
     </w:p>
     <w:p>
@@ -1665,7 +1880,7 @@
           <w:sz w:val="22"/>
           <w:szCs w:val="22"/>
         </w:rPr>
-        <w:t xml:space="preserve">Bốn phần cuối (Writing và Speaking) là dạng tự luyện: bạn không có đáp án duy nhất, nhưng Phần 8 cung cấp bài mẫu viết đúng khung — hãy đối chiếu từng câu với bài mẫu, chỉ cần viết đạt 80% độ chính xác của mẫu là bạn đã sẵn sàng cho phần thi viết và nói ngày mai.</w:t>
+        <w:t xml:space="preserve">Bốn phần cuối (Writing và Speaking) là dạng tự luyện: bạn không có đáp án duy nhất, nhưng Phần 9 cung cấp bài mẫu viết đúng khung — hãy đối chiếu từng câu với bài mẫu, chỉ cần viết đạt 80% độ chính xác của mẫu là bạn đã sẵn sàng cho phần thi viết và nói ngày mai.</w:t>
       </w:r>
     </w:p>
     <w:p>
@@ -3215,7 +3430,7 @@
           <w:sz w:val="24"/>
           <w:szCs w:val="24"/>
         </w:rPr>
-        <w:t xml:space="preserve">Dạng bài chia động từ là dạng chắc chắn xuất hiện trong đề Reading và Writing. Cách làm: đọc cả câu, gạch chân dấu hiệu thời gian, xác định thì, rồi mới chia động từ trong ngoặc. Mười câu dưới đây dùng đúng mười dấu hiệu hay ra nhất — hãy tự làm rồi đối chiếu đáp án ở Phần 8.</w:t>
+        <w:t xml:space="preserve">Dạng bài chia động từ là dạng chắc chắn xuất hiện trong đề Reading và Writing. Cách làm: đọc cả câu, gạch chân dấu hiệu thời gian, xác định thì, rồi mới chia động từ trong ngoặc. Mười câu dưới đây dùng đúng mười dấu hiệu hay ra nhất — hãy tự làm rồi đối chiếu đáp án ở Phần 9.</w:t>
       </w:r>
     </w:p>
     <w:p>
@@ -6327,7 +6542,7 @@
           <w:sz w:val="24"/>
           <w:szCs w:val="24"/>
         </w:rPr>
-        <w:t xml:space="preserve">Luyện nói Part 1 theo đúng công thức 3 bước: (1) trả lời trực tiếp câu hỏi, (2) thêm một lý do hoặc chi tiết ngắn, (3) dừng lại, mỉm cười chờ câu hỏi tiếp theo. Đọc to câu hỏi, trả lời thành tiếng TRƯỚC GƯƠNG hoặc ghi âm điện thoại, rồi mới đối chiếu với câu trả lời mẫu ở Phần 8. Mỗi câu trả lời mẫu chỉ 2–3 câu — ngắn gọn như vậy là đủ điểm, nói dài dễ sai ngữ pháp.</w:t>
+        <w:t xml:space="preserve">Luyện nói Part 1 theo đúng công thức 3 bước: (1) trả lời trực tiếp câu hỏi, (2) thêm một lý do hoặc chi tiết ngắn, (3) dừng lại, mỉm cười chờ câu hỏi tiếp theo. Đọc to câu hỏi, trả lời thành tiếng TRƯỚC GƯƠNG hoặc ghi âm điện thoại, rồi mới đối chiếu với câu trả lời mẫu ở Phần 9. Mỗi câu trả lời mẫu chỉ 2–3 câu — ngắn gọn như vậy là đủ điểm, nói dài dễ sai ngữ pháp.</w:t>
       </w:r>
     </w:p>
     <w:p>
@@ -6497,7 +6712,7 @@
           <w:sz w:val="24"/>
           <w:szCs w:val="24"/>
         </w:rPr>
-        <w:t xml:space="preserve">Chủ đề luyện tập: Describe your favourite free-time activity (Bạn hãy mô tả một hoạt động yêu thích trong thời gian rảnh). Tự nói trước 2 phút bằng công thức 4 ý When / Where / What / Why — mỗi gạch đầu dòng nói 3–4 câu, mở bài bằng I would like to talk about ... và kết bằng In short, ... . Sau đó đối chiếu với bài mẫu ở Phần 8, đánh dấu ý nào mình còn thiếu để bổ sung.</w:t>
+        <w:t xml:space="preserve">Chủ đề luyện tập: Describe your favourite free-time activity (Bạn hãy mô tả một hoạt động yêu thích trong thời gian rảnh). Tự nói trước 2 phút bằng công thức 4 ý When / Where / What / Why — mỗi gạch đầu dòng nói 3–4 câu, mở bài bằng I would like to talk about ... và kết bằng In short, ... . Sau đó đối chiếu với bài mẫu ở Phần 9, đánh dấu ý nào mình còn thiếu để bổ sung.</w:t>
       </w:r>
     </w:p>
     <w:p>
@@ -6621,9 +6836,4399 @@
           <w:sz w:val="32"/>
           <w:szCs w:val="32"/>
         </w:rPr>
-        <w:t xml:space="preserve">Phần 8 · Đáp án và giải thích chi tiết</w:t>
+        <w:t xml:space="preserve">Phần 8 · Đề thi thử Practice Test 3 — mẹo và giải chi tiết từng câu</w:t>
       </w:r>
       <w:bookmarkEnd w:id="100027"/>
+    </w:p>
+    <w:p>
+      <w:pPr>
+        <w:spacing w:after="120" w:before="0" w:line="312"/>
+        <w:ind w:firstLine="480"/>
+        <w:jc w:val="both"/>
+      </w:pPr>
+      <w:r>
+        <w:rPr>
+          <w:rFonts w:ascii="Times New Roman" w:cs="Times New Roman" w:eastAsia="Times New Roman" w:hAnsi="Times New Roman"/>
+          <w:color w:val="1A1A1A"/>
+          <w:sz w:val="24"/>
+          <w:szCs w:val="24"/>
+        </w:rPr>
+        <w:t xml:space="preserve">Practice Test 3 dưới đây là đúng form Paper 2 (Reading and Writing) bạn sẽ gặp trong phòng thi: Reading gồm 3 phần — đọc biển báo/thông báo (5 câu), đọc hiểu bài dài (5 câu), điền từ vào đoạn văn (10 câu) — và Writing gồm 2 phần — viết lại câu theo gợi ý (5 câu) và viết email ngắn 35–45 từ. Đây là cơ hội cuối cùng để bạn tập làm trên đúng hình dáng đề thật trước giờ G, với lời giải mổ xẻ từng câu ngay bên dưới.</w:t>
+      </w:r>
+    </w:p>
+    <w:p>
+      <w:pPr>
+        <w:spacing w:after="120" w:before="0" w:line="312"/>
+        <w:ind w:firstLine="480"/>
+        <w:jc w:val="both"/>
+      </w:pPr>
+      <w:r>
+        <w:rPr>
+          <w:rFonts w:ascii="Times New Roman" w:cs="Times New Roman" w:eastAsia="Times New Roman" w:hAnsi="Times New Roman"/>
+          <w:color w:val="1A1A1A"/>
+          <w:sz w:val="24"/>
+          <w:szCs w:val="24"/>
+        </w:rPr>
+        <w:t xml:space="preserve">Cách dùng phần này hiệu quả nhất đêm nay: KHÔNG làm như bài kiểm tra có đồng hồ. Hãy đọc từng câu, tự chọn đáp án trong đầu (bấm ngón tay A/B/C), rồi đọc ngay lời giải bên dưới. Lời giải sẽ đi từng bước theo đúng cách người làm đúng suy nghĩ, kèm lý do vì sao các đáp án còn lại là bẫy. Học kiểu này nhanh hơn làm-để-chấm gấp nhiều lần vì bạn hiểu được TẠI SAO, không phải ghi nhớ máy móc.</w:t>
+      </w:r>
+    </w:p>
+    <w:p>
+      <w:pPr>
+        <w:pBdr>
+          <w:left w:val="single" w:color="15857A" w:sz="12" w:space="10"/>
+        </w:pBdr>
+        <w:shd w:fill="F0EDE5" w:val="clear"/>
+        <w:spacing w:after="200" w:before="140" w:line="312"/>
+        <w:ind w:left="200" w:right="200"/>
+        <w:jc w:val="left"/>
+      </w:pPr>
+      <w:r>
+        <w:rPr>
+          <w:rFonts w:ascii="Times New Roman" w:cs="Times New Roman" w:eastAsia="Times New Roman" w:hAnsi="Times New Roman"/>
+          <w:b/>
+          <w:bCs/>
+          <w:color w:val="15857A"/>
+          <w:sz w:val="22"/>
+          <w:szCs w:val="22"/>
+        </w:rPr>
+        <w:t xml:space="preserve">Nhịp làm bài: </w:t>
+      </w:r>
+      <w:r>
+        <w:rPr>
+          <w:rFonts w:ascii="Times New Roman" w:cs="Times New Roman" w:eastAsia="Times New Roman" w:hAnsi="Times New Roman"/>
+          <w:color w:val="1A1A1A"/>
+          <w:sz w:val="22"/>
+          <w:szCs w:val="22"/>
+        </w:rPr>
+        <w:t xml:space="preserve">Gợi ý phân bổ thời gian khi luyện tập (để quen nhịp làm bài, không phải quy định chính thức): Reading Part 1 khoảng 7 phút, Part 2 khoảng 15 phút, Part 3 khoảng 15 phút; Writing Part 1 khoảng 10 phút, Part 2 khoảng 15 phút. Trong phòng thi, câu nào quá 2 phút không tìm ra đáp án — khoanh đại một đáp án, đánh dấu lại, quay về sau nếu còn thời gian. Nhớ: không bỏ trống câu nào, đoán sai không bị trừ điểm.</w:t>
+      </w:r>
+    </w:p>
+    <w:p>
+      <w:pPr>
+        <w:pStyle w:val="Heading2"/>
+        <w:spacing w:after="120" w:before="280" w:line="340" w:lineRule="atLeast"/>
+      </w:pPr>
+      <w:bookmarkStart w:id="100028" w:name="_Toc100028"/>
+      <w:r>
+        <w:rPr>
+          <w:rFonts w:ascii="Times New Roman" w:cs="Times New Roman" w:eastAsia="Times New Roman" w:hAnsi="Times New Roman"/>
+          <w:b/>
+          <w:bCs/>
+          <w:color w:val="15857A"/>
+          <w:sz w:val="28"/>
+          <w:szCs w:val="28"/>
+        </w:rPr>
+        <w:t xml:space="preserve">Reading Part 1 · Đọc biển báo và thông báo (câu 1–5)</w:t>
+      </w:r>
+      <w:bookmarkEnd w:id="100028"/>
+    </w:p>
+    <w:p>
+      <w:pPr>
+        <w:spacing w:after="140" w:before="0" w:line="312"/>
+        <w:jc w:val="both"/>
+      </w:pPr>
+      <w:r>
+        <w:rPr>
+          <w:rFonts w:ascii="Times New Roman" w:cs="Times New Roman" w:eastAsia="Times New Roman" w:hAnsi="Times New Roman"/>
+          <w:b/>
+          <w:bCs/>
+          <w:color w:val="15857A"/>
+          <w:sz w:val="24"/>
+          <w:szCs w:val="24"/>
+        </w:rPr>
+        <w:t xml:space="preserve">Mẹo làm phần này: </w:t>
+      </w:r>
+      <w:r>
+        <w:rPr>
+          <w:rFonts w:ascii="Times New Roman" w:cs="Times New Roman" w:eastAsia="Times New Roman" w:hAnsi="Times New Roman"/>
+          <w:color w:val="1A1A1A"/>
+          <w:sz w:val="24"/>
+          <w:szCs w:val="24"/>
+        </w:rPr>
+        <w:t xml:space="preserve"/>
+      </w:r>
+    </w:p>
+    <w:p>
+      <w:pPr>
+        <w:pStyle w:val="ListParagraph"/>
+        <w:numPr>
+          <w:ilvl w:val="0"/>
+          <w:numId w:val="1"/>
+        </w:numPr>
+        <w:spacing w:after="80" w:line="312"/>
+        <w:jc w:val="left"/>
+      </w:pPr>
+      <w:r>
+        <w:rPr>
+          <w:rFonts w:ascii="Times New Roman" w:cs="Times New Roman" w:eastAsia="Times New Roman" w:hAnsi="Times New Roman"/>
+          <w:color w:val="1A1A1A"/>
+          <w:sz w:val="24"/>
+          <w:szCs w:val="24"/>
+        </w:rPr>
+        <w:t xml:space="preserve">Mẹo 1 — Đọc thông báo TRƯỚC, tự hỏi 3 câu: thông báo này CẤM gì? CHO PHÉP / MỜI gì? AI PHẢI LÀM gì? Trả lời được 3 câu này là bạn hiểu 80% thông báo, chưa cần nhìn đáp án.</w:t>
+      </w:r>
+    </w:p>
+    <w:p>
+      <w:pPr>
+        <w:pStyle w:val="ListParagraph"/>
+        <w:numPr>
+          <w:ilvl w:val="0"/>
+          <w:numId w:val="1"/>
+        </w:numPr>
+        <w:spacing w:after="80" w:line="312"/>
+        <w:jc w:val="left"/>
+      </w:pPr>
+      <w:r>
+        <w:rPr>
+          <w:rFonts w:ascii="Times New Roman" w:cs="Times New Roman" w:eastAsia="Times New Roman" w:hAnsi="Times New Roman"/>
+          <w:color w:val="1A1A1A"/>
+          <w:sz w:val="24"/>
+          <w:szCs w:val="24"/>
+        </w:rPr>
+        <w:t xml:space="preserve">Mẹo 2 — Loại đáp án NGHĨA NGƯỢC trước: thông báo có NO/NOT mà đáp án nói 'được phép' → loại; thông báo nói CLOSED mà đáp án nói 'mở cửa' → loại. Giữ lại 2 đáp án rồi so sánh kỹ.</w:t>
+      </w:r>
+    </w:p>
+    <w:p>
+      <w:pPr>
+        <w:pStyle w:val="ListParagraph"/>
+        <w:numPr>
+          <w:ilvl w:val="0"/>
+          <w:numId w:val="1"/>
+        </w:numPr>
+        <w:spacing w:after="80" w:line="312"/>
+        <w:jc w:val="left"/>
+      </w:pPr>
+      <w:r>
+        <w:rPr>
+          <w:rFonts w:ascii="Times New Roman" w:cs="Times New Roman" w:eastAsia="Times New Roman" w:hAnsi="Times New Roman"/>
+          <w:color w:val="1A1A1A"/>
+          <w:sz w:val="24"/>
+          <w:szCs w:val="24"/>
+        </w:rPr>
+        <w:t xml:space="preserve">Mẹo 3 — ĐÁP ÁN ĐÚNG THƯỜNG DIỄN ĐẠT LẠI bằng từ khác (collect → taken away; locked → a different entrance). Ngược lại, đáp án chép y nguyên cụm chữ trong thông báo nhưng thêm bớt ý là BẪY kinh điển nhất của dạng này.</w:t>
+      </w:r>
+    </w:p>
+    <w:p>
+      <w:pPr>
+        <w:pStyle w:val="ListParagraph"/>
+        <w:numPr>
+          <w:ilvl w:val="0"/>
+          <w:numId w:val="1"/>
+        </w:numPr>
+        <w:spacing w:after="80" w:line="312"/>
+        <w:jc w:val="left"/>
+      </w:pPr>
+      <w:r>
+        <w:rPr>
+          <w:rFonts w:ascii="Times New Roman" w:cs="Times New Roman" w:eastAsia="Times New Roman" w:hAnsi="Times New Roman"/>
+          <w:color w:val="1A1A1A"/>
+          <w:sz w:val="24"/>
+          <w:szCs w:val="24"/>
+        </w:rPr>
+        <w:t xml:space="preserve">Mẹo 4 — Chú ý AI làm CÁI GÌ: 'Sign below' = ký tên (để tham dự), 'call Sophie' = gọi điện (để giúp tổ chức) — đề thích đảo hai hành động cho nhau để làm bẫy.</w:t>
+      </w:r>
+    </w:p>
+    <w:p>
+      <w:pPr>
+        <w:pStyle w:val="ListParagraph"/>
+        <w:numPr>
+          <w:ilvl w:val="0"/>
+          <w:numId w:val="1"/>
+        </w:numPr>
+        <w:spacing w:after="80" w:line="312"/>
+        <w:jc w:val="left"/>
+      </w:pPr>
+      <w:r>
+        <w:rPr>
+          <w:rFonts w:ascii="Times New Roman" w:cs="Times New Roman" w:eastAsia="Times New Roman" w:hAnsi="Times New Roman"/>
+          <w:color w:val="1A1A1A"/>
+          <w:sz w:val="24"/>
+          <w:szCs w:val="24"/>
+        </w:rPr>
+        <w:t xml:space="preserve">Mẹo 5 — Đừng dịch từng chữ một, dịch Ý CHÍNH từng dòng. Thông báo rất ngắn, mỗi dòng một ý — nắm 3–4 từ khóa chính (giá, thời gian, cấm/cho phép) là đủ chọn đáp án.</w:t>
+      </w:r>
+    </w:p>
+    <w:p>
+      <w:pPr>
+        <w:pBdr>
+          <w:left w:val="single" w:color="FF6A3B" w:sz="8" w:space="12"/>
+        </w:pBdr>
+        <w:spacing w:after="60" w:before="40" w:line="312"/>
+        <w:ind w:left="420" w:right="200"/>
+        <w:jc w:val="left"/>
+      </w:pPr>
+      <w:r>
+        <w:rPr>
+          <w:rFonts w:ascii="Times New Roman" w:cs="Times New Roman" w:eastAsia="Times New Roman" w:hAnsi="Times New Roman"/>
+          <w:color w:val="1A1A1A"/>
+          <w:sz w:val="24"/>
+          <w:szCs w:val="24"/>
+        </w:rPr>
+        <w:t xml:space="preserve">COMFORTABLE SOFA — £20 — too large for my new apartment — Buyer must collect — Call Andre: 268354</w:t>
+      </w:r>
+    </w:p>
+    <w:p>
+      <w:pPr>
+        <w:keepNext/>
+        <w:spacing w:after="40" w:before="160" w:line="312"/>
+        <w:jc w:val="left"/>
+      </w:pPr>
+      <w:r>
+        <w:rPr>
+          <w:rFonts w:ascii="Times New Roman" w:cs="Times New Roman" w:eastAsia="Times New Roman" w:hAnsi="Times New Roman"/>
+          <w:b/>
+          <w:bCs/>
+          <w:color w:val="15857A"/>
+          <w:sz w:val="24"/>
+          <w:szCs w:val="24"/>
+        </w:rPr>
+        <w:t xml:space="preserve">Câu 1. </w:t>
+      </w:r>
+      <w:r>
+        <w:rPr>
+          <w:rFonts w:ascii="Times New Roman" w:cs="Times New Roman" w:eastAsia="Times New Roman" w:hAnsi="Times New Roman"/>
+          <w:color w:val="1A1A1A"/>
+          <w:sz w:val="24"/>
+          <w:szCs w:val="24"/>
+        </w:rPr>
+        <w:t xml:space="preserve">What does this notice say?</w:t>
+      </w:r>
+    </w:p>
+    <w:p>
+      <w:pPr>
+        <w:spacing w:after="120" w:line="312"/>
+        <w:ind w:left="420"/>
+        <w:jc w:val="left"/>
+      </w:pPr>
+      <w:r>
+        <w:rPr>
+          <w:rFonts w:ascii="Times New Roman" w:cs="Times New Roman" w:eastAsia="Times New Roman" w:hAnsi="Times New Roman"/>
+          <w:color w:val="1A1A1A"/>
+          <w:sz w:val="24"/>
+          <w:szCs w:val="24"/>
+        </w:rPr>
+        <w:t xml:space="preserve">A. Andre wants to buy a large sofa for his new apartment.    B. Andre will sell his sofa as long as it is taken away.    C. Buyers should call Andre to arrange transport for the sofa.</w:t>
+      </w:r>
+    </w:p>
+    <w:p>
+      <w:pPr>
+        <w:spacing w:after="60" w:before="20" w:line="312"/>
+        <w:ind w:left="420"/>
+        <w:jc w:val="left"/>
+      </w:pPr>
+      <w:r>
+        <w:rPr>
+          <w:rFonts w:ascii="Times New Roman" w:cs="Times New Roman" w:eastAsia="Times New Roman" w:hAnsi="Times New Roman"/>
+          <w:b/>
+          <w:bCs/>
+          <w:color w:val="FF6A3B"/>
+          <w:sz w:val="24"/>
+          <w:szCs w:val="24"/>
+        </w:rPr>
+        <w:t xml:space="preserve">Đáp án: </w:t>
+      </w:r>
+      <w:r>
+        <w:rPr>
+          <w:rFonts w:ascii="Times New Roman" w:cs="Times New Roman" w:eastAsia="Times New Roman" w:hAnsi="Times New Roman"/>
+          <w:b/>
+          <w:bCs/>
+          <w:color w:val="1A1A1A"/>
+          <w:sz w:val="24"/>
+          <w:szCs w:val="24"/>
+        </w:rPr>
+        <w:t xml:space="preserve">B</w:t>
+      </w:r>
+    </w:p>
+    <w:p>
+      <w:pPr>
+        <w:spacing w:after="140" w:before="0" w:line="312"/>
+        <w:jc w:val="both"/>
+      </w:pPr>
+      <w:r>
+        <w:rPr>
+          <w:rFonts w:ascii="Times New Roman" w:cs="Times New Roman" w:eastAsia="Times New Roman" w:hAnsi="Times New Roman"/>
+          <w:b/>
+          <w:bCs/>
+          <w:color w:val="15857A"/>
+          <w:sz w:val="24"/>
+          <w:szCs w:val="24"/>
+        </w:rPr>
+        <w:t xml:space="preserve">Giải chi tiết: </w:t>
+      </w:r>
+      <w:r>
+        <w:rPr>
+          <w:rFonts w:ascii="Times New Roman" w:cs="Times New Roman" w:eastAsia="Times New Roman" w:hAnsi="Times New Roman"/>
+          <w:color w:val="1A1A1A"/>
+          <w:sz w:val="24"/>
+          <w:szCs w:val="24"/>
+        </w:rPr>
+        <w:t xml:space="preserve">Đây là TIN RAO BÁN ghế sofa: giá 20 bảng, lý do bán là 'too large for my new apartment' (quá to cho căn hộ MỚI CỦA ANDRE), điều kiện là 'Buyer must collect' (người mua phải TỰ ĐẾN CHỞ). Đáp án B diễn đạt lại đúng điều kiện đó: 'as long as it is taken away' = miễn là cái ghế được mang đi — ai mua thì tự chở, Andre không giao hàng.</w:t>
+      </w:r>
+    </w:p>
+    <w:p>
+      <w:pPr>
+        <w:spacing w:after="140" w:before="0" w:line="312"/>
+        <w:jc w:val="both"/>
+      </w:pPr>
+      <w:r>
+        <w:rPr>
+          <w:rFonts w:ascii="Times New Roman" w:cs="Times New Roman" w:eastAsia="Times New Roman" w:hAnsi="Times New Roman"/>
+          <w:b/>
+          <w:bCs/>
+          <w:color w:val="15857A"/>
+          <w:sz w:val="24"/>
+          <w:szCs w:val="24"/>
+        </w:rPr>
+        <w:t xml:space="preserve">Vì sao đáp án còn lại là bẫy: </w:t>
+      </w:r>
+      <w:r>
+        <w:rPr>
+          <w:rFonts w:ascii="Times New Roman" w:cs="Times New Roman" w:eastAsia="Times New Roman" w:hAnsi="Times New Roman"/>
+          <w:color w:val="1A1A1A"/>
+          <w:sz w:val="24"/>
+          <w:szCs w:val="24"/>
+        </w:rPr>
+        <w:t xml:space="preserve">A sai vì Andre đang BÁN chứ không MUA — ghế quá to cho căn hộ CỦA CHÍNH ANH ẤY, không phải căn hộ của người mua. C sai vì 'Buyer must collect' nghĩa là KHÔNG có vận chuyển: gọi điện chỉ để mua và hẹn giờ đến lấy, chứ không phải để 'arrange transport' (sắp xếp vận chuyển).</w:t>
+      </w:r>
+    </w:p>
+    <w:p>
+      <w:pPr>
+        <w:pBdr>
+          <w:left w:val="single" w:color="FF6A3B" w:sz="8" w:space="12"/>
+        </w:pBdr>
+        <w:spacing w:after="60" w:before="40" w:line="312"/>
+        <w:ind w:left="420" w:right="200"/>
+        <w:jc w:val="left"/>
+      </w:pPr>
+      <w:r>
+        <w:rPr>
+          <w:rFonts w:ascii="Times New Roman" w:cs="Times New Roman" w:eastAsia="Times New Roman" w:hAnsi="Times New Roman"/>
+          <w:color w:val="1A1A1A"/>
+          <w:sz w:val="24"/>
+          <w:szCs w:val="24"/>
+        </w:rPr>
+        <w:t xml:space="preserve">END OF TERM PARTY — December 15th, 1–10 pm — Sign below if you can come! — We also need people to help organize the event — call Sophie 678853</w:t>
+      </w:r>
+    </w:p>
+    <w:p>
+      <w:pPr>
+        <w:keepNext/>
+        <w:spacing w:after="40" w:before="160" w:line="312"/>
+        <w:jc w:val="left"/>
+      </w:pPr>
+      <w:r>
+        <w:rPr>
+          <w:rFonts w:ascii="Times New Roman" w:cs="Times New Roman" w:eastAsia="Times New Roman" w:hAnsi="Times New Roman"/>
+          <w:b/>
+          <w:bCs/>
+          <w:color w:val="15857A"/>
+          <w:sz w:val="24"/>
+          <w:szCs w:val="24"/>
+        </w:rPr>
+        <w:t xml:space="preserve">Câu 2. </w:t>
+      </w:r>
+      <w:r>
+        <w:rPr>
+          <w:rFonts w:ascii="Times New Roman" w:cs="Times New Roman" w:eastAsia="Times New Roman" w:hAnsi="Times New Roman"/>
+          <w:color w:val="1A1A1A"/>
+          <w:sz w:val="24"/>
+          <w:szCs w:val="24"/>
+        </w:rPr>
+        <w:t xml:space="preserve">What does this notice say?</w:t>
+      </w:r>
+    </w:p>
+    <w:p>
+      <w:pPr>
+        <w:spacing w:after="120" w:line="312"/>
+        <w:ind w:left="420"/>
+        <w:jc w:val="left"/>
+      </w:pPr>
+      <w:r>
+        <w:rPr>
+          <w:rFonts w:ascii="Times New Roman" w:cs="Times New Roman" w:eastAsia="Times New Roman" w:hAnsi="Times New Roman"/>
+          <w:color w:val="1A1A1A"/>
+          <w:sz w:val="24"/>
+          <w:szCs w:val="24"/>
+        </w:rPr>
+        <w:t xml:space="preserve">A. You need to phone Sophie if you want to come to this event.    B. Anyone wanting to take part in running this event should sign the notice.    C. People who can attend this event should put their names on the notice.</w:t>
+      </w:r>
+    </w:p>
+    <w:p>
+      <w:pPr>
+        <w:spacing w:after="60" w:before="20" w:line="312"/>
+        <w:ind w:left="420"/>
+        <w:jc w:val="left"/>
+      </w:pPr>
+      <w:r>
+        <w:rPr>
+          <w:rFonts w:ascii="Times New Roman" w:cs="Times New Roman" w:eastAsia="Times New Roman" w:hAnsi="Times New Roman"/>
+          <w:b/>
+          <w:bCs/>
+          <w:color w:val="FF6A3B"/>
+          <w:sz w:val="24"/>
+          <w:szCs w:val="24"/>
+        </w:rPr>
+        <w:t xml:space="preserve">Đáp án: </w:t>
+      </w:r>
+      <w:r>
+        <w:rPr>
+          <w:rFonts w:ascii="Times New Roman" w:cs="Times New Roman" w:eastAsia="Times New Roman" w:hAnsi="Times New Roman"/>
+          <w:b/>
+          <w:bCs/>
+          <w:color w:val="1A1A1A"/>
+          <w:sz w:val="24"/>
+          <w:szCs w:val="24"/>
+        </w:rPr>
+        <w:t xml:space="preserve">C</w:t>
+      </w:r>
+    </w:p>
+    <w:p>
+      <w:pPr>
+        <w:spacing w:after="140" w:before="0" w:line="312"/>
+        <w:jc w:val="both"/>
+      </w:pPr>
+      <w:r>
+        <w:rPr>
+          <w:rFonts w:ascii="Times New Roman" w:cs="Times New Roman" w:eastAsia="Times New Roman" w:hAnsi="Times New Roman"/>
+          <w:b/>
+          <w:bCs/>
+          <w:color w:val="15857A"/>
+          <w:sz w:val="24"/>
+          <w:szCs w:val="24"/>
+        </w:rPr>
+        <w:t xml:space="preserve">Giải chi tiết: </w:t>
+      </w:r>
+      <w:r>
+        <w:rPr>
+          <w:rFonts w:ascii="Times New Roman" w:cs="Times New Roman" w:eastAsia="Times New Roman" w:hAnsi="Times New Roman"/>
+          <w:color w:val="1A1A1A"/>
+          <w:sz w:val="24"/>
+          <w:szCs w:val="24"/>
+        </w:rPr>
+        <w:t xml:space="preserve">Thông báo có HAI hành động dành cho HAI nhóm người khác nhau: (1) ai MUỐN THAM DỰ → 'Sign below' (ký tên dưới thông báo); (2) ai MUỐN GIÚP TỔ CHỨC → 'call Sophie' (gọi điện cho Sophie). Đáp án C nói đúng nhóm thứ nhất: người có thể tham dự (attend) nên ghi tên vào thông báo (put their names on the notice = sign below).</w:t>
+      </w:r>
+    </w:p>
+    <w:p>
+      <w:pPr>
+        <w:spacing w:after="140" w:before="0" w:line="312"/>
+        <w:jc w:val="both"/>
+      </w:pPr>
+      <w:r>
+        <w:rPr>
+          <w:rFonts w:ascii="Times New Roman" w:cs="Times New Roman" w:eastAsia="Times New Roman" w:hAnsi="Times New Roman"/>
+          <w:b/>
+          <w:bCs/>
+          <w:color w:val="15857A"/>
+          <w:sz w:val="24"/>
+          <w:szCs w:val="24"/>
+        </w:rPr>
+        <w:t xml:space="preserve">Vì sao đáp án còn lại là bẫy: </w:t>
+      </w:r>
+      <w:r>
+        <w:rPr>
+          <w:rFonts w:ascii="Times New Roman" w:cs="Times New Roman" w:eastAsia="Times New Roman" w:hAnsi="Times New Roman"/>
+          <w:color w:val="1A1A1A"/>
+          <w:sz w:val="24"/>
+          <w:szCs w:val="24"/>
+        </w:rPr>
+        <w:t xml:space="preserve">A sai vì gọi Sophie chỉ dành cho người muốn GIÚP TỔ CHỨC, không phải người muốn tham dự. B sai vì người giúp tổ chức (take part in running the event) phải GỌI ĐIỆN, không phải ký tên — đề cố tình đảo hai hành động cho nhau để làm bẫy. Kỹ năng cần luyện: khoanh riêng từng cặp 'hành động — đối tượng' rồi đối chiếu.</w:t>
+      </w:r>
+    </w:p>
+    <w:p>
+      <w:pPr>
+        <w:pBdr>
+          <w:left w:val="single" w:color="FF6A3B" w:sz="8" w:space="12"/>
+        </w:pBdr>
+        <w:spacing w:after="60" w:before="40" w:line="312"/>
+        <w:ind w:left="420" w:right="200"/>
+        <w:jc w:val="left"/>
+      </w:pPr>
+      <w:r>
+        <w:rPr>
+          <w:rFonts w:ascii="Times New Roman" w:cs="Times New Roman" w:eastAsia="Times New Roman" w:hAnsi="Times New Roman"/>
+          <w:color w:val="1A1A1A"/>
+          <w:sz w:val="24"/>
+          <w:szCs w:val="24"/>
+        </w:rPr>
+        <w:t xml:space="preserve">WANTED: Kitchen Assistants — Evenings or weekends — Free meals — Full training provided — Apply inside</w:t>
+      </w:r>
+    </w:p>
+    <w:p>
+      <w:pPr>
+        <w:keepNext/>
+        <w:spacing w:after="40" w:before="160" w:line="312"/>
+        <w:jc w:val="left"/>
+      </w:pPr>
+      <w:r>
+        <w:rPr>
+          <w:rFonts w:ascii="Times New Roman" w:cs="Times New Roman" w:eastAsia="Times New Roman" w:hAnsi="Times New Roman"/>
+          <w:b/>
+          <w:bCs/>
+          <w:color w:val="15857A"/>
+          <w:sz w:val="24"/>
+          <w:szCs w:val="24"/>
+        </w:rPr>
+        <w:t xml:space="preserve">Câu 3. </w:t>
+      </w:r>
+      <w:r>
+        <w:rPr>
+          <w:rFonts w:ascii="Times New Roman" w:cs="Times New Roman" w:eastAsia="Times New Roman" w:hAnsi="Times New Roman"/>
+          <w:color w:val="1A1A1A"/>
+          <w:sz w:val="24"/>
+          <w:szCs w:val="24"/>
+        </w:rPr>
+        <w:t xml:space="preserve">What does this notice say?</w:t>
+      </w:r>
+    </w:p>
+    <w:p>
+      <w:pPr>
+        <w:spacing w:after="120" w:line="312"/>
+        <w:ind w:left="420"/>
+        <w:jc w:val="left"/>
+      </w:pPr>
+      <w:r>
+        <w:rPr>
+          <w:rFonts w:ascii="Times New Roman" w:cs="Times New Roman" w:eastAsia="Times New Roman" w:hAnsi="Times New Roman"/>
+          <w:color w:val="1A1A1A"/>
+          <w:sz w:val="24"/>
+          <w:szCs w:val="24"/>
+        </w:rPr>
+        <w:t xml:space="preserve">A. Only people who are trained in kitchen work should apply for these part-time jobs.    B. There are part-time opportunities for people without experience of working in a kitchen.    C. We offer cheap meals to people who work part-time in our kitchen.</w:t>
+      </w:r>
+    </w:p>
+    <w:p>
+      <w:pPr>
+        <w:spacing w:after="60" w:before="20" w:line="312"/>
+        <w:ind w:left="420"/>
+        <w:jc w:val="left"/>
+      </w:pPr>
+      <w:r>
+        <w:rPr>
+          <w:rFonts w:ascii="Times New Roman" w:cs="Times New Roman" w:eastAsia="Times New Roman" w:hAnsi="Times New Roman"/>
+          <w:b/>
+          <w:bCs/>
+          <w:color w:val="FF6A3B"/>
+          <w:sz w:val="24"/>
+          <w:szCs w:val="24"/>
+        </w:rPr>
+        <w:t xml:space="preserve">Đáp án: </w:t>
+      </w:r>
+      <w:r>
+        <w:rPr>
+          <w:rFonts w:ascii="Times New Roman" w:cs="Times New Roman" w:eastAsia="Times New Roman" w:hAnsi="Times New Roman"/>
+          <w:b/>
+          <w:bCs/>
+          <w:color w:val="1A1A1A"/>
+          <w:sz w:val="24"/>
+          <w:szCs w:val="24"/>
+        </w:rPr>
+        <w:t xml:space="preserve">B</w:t>
+      </w:r>
+    </w:p>
+    <w:p>
+      <w:pPr>
+        <w:spacing w:after="140" w:before="0" w:line="312"/>
+        <w:jc w:val="both"/>
+      </w:pPr>
+      <w:r>
+        <w:rPr>
+          <w:rFonts w:ascii="Times New Roman" w:cs="Times New Roman" w:eastAsia="Times New Roman" w:hAnsi="Times New Roman"/>
+          <w:b/>
+          <w:bCs/>
+          <w:color w:val="15857A"/>
+          <w:sz w:val="24"/>
+          <w:szCs w:val="24"/>
+        </w:rPr>
+        <w:t xml:space="preserve">Giải chi tiết: </w:t>
+      </w:r>
+      <w:r>
+        <w:rPr>
+          <w:rFonts w:ascii="Times New Roman" w:cs="Times New Roman" w:eastAsia="Times New Roman" w:hAnsi="Times New Roman"/>
+          <w:color w:val="1A1A1A"/>
+          <w:sz w:val="24"/>
+          <w:szCs w:val="24"/>
+        </w:rPr>
+        <w:t xml:space="preserve">Đây là tin TUYỂN DỤNG nhân viên bếp bán thời gian: 'Evenings or weekends' (buổi tối hoặc cuối tuần = part-time), 'Full training provided' (được đào tạo ĐẦY ĐỦ — tức là CHƯA BIẾT gì cũng nhận, vào làm rồi học). Đáp án B gói đúng cả hai ý: có cơ hội bán thời gian cho người CHƯA CÓ kinh nghiệm bếp.</w:t>
+      </w:r>
+    </w:p>
+    <w:p>
+      <w:pPr>
+        <w:spacing w:after="140" w:before="0" w:line="312"/>
+        <w:jc w:val="both"/>
+      </w:pPr>
+      <w:r>
+        <w:rPr>
+          <w:rFonts w:ascii="Times New Roman" w:cs="Times New Roman" w:eastAsia="Times New Roman" w:hAnsi="Times New Roman"/>
+          <w:b/>
+          <w:bCs/>
+          <w:color w:val="15857A"/>
+          <w:sz w:val="24"/>
+          <w:szCs w:val="24"/>
+        </w:rPr>
+        <w:t xml:space="preserve">Vì sao đáp án còn lại là bẫy: </w:t>
+      </w:r>
+      <w:r>
+        <w:rPr>
+          <w:rFonts w:ascii="Times New Roman" w:cs="Times New Roman" w:eastAsia="Times New Roman" w:hAnsi="Times New Roman"/>
+          <w:color w:val="1A1A1A"/>
+          <w:sz w:val="24"/>
+          <w:szCs w:val="24"/>
+        </w:rPr>
+        <w:t xml:space="preserve">A sai ngược hoàn toàn: 'Full training provided' = công ty SẼ đào tạo cho bạn, chứ không đòi hỏi người ứng tuyển phải được đào tạo sẵn — chữ 'Only people who are trained' là bẫy đảo nghĩa. C sai vì 'Free meals' = ăn MIỄN PHÍ, không phải 'cheap meals' (cơm giá rẻ) — free và cheap là hai từ khác nhau, đây là cặp bẫy từ vựng hay gặp.</w:t>
+      </w:r>
+    </w:p>
+    <w:p>
+      <w:pPr>
+        <w:pBdr>
+          <w:left w:val="single" w:color="FF6A3B" w:sz="8" w:space="12"/>
+        </w:pBdr>
+        <w:spacing w:after="60" w:before="40" w:line="312"/>
+        <w:ind w:left="420" w:right="200"/>
+        <w:jc w:val="left"/>
+      </w:pPr>
+      <w:r>
+        <w:rPr>
+          <w:rFonts w:ascii="Times New Roman" w:cs="Times New Roman" w:eastAsia="Times New Roman" w:hAnsi="Times New Roman"/>
+          <w:color w:val="1A1A1A"/>
+          <w:sz w:val="24"/>
+          <w:szCs w:val="24"/>
+        </w:rPr>
+        <w:t xml:space="preserve">CYCLISTS — When this entrance is locked use side gate</w:t>
+      </w:r>
+    </w:p>
+    <w:p>
+      <w:pPr>
+        <w:keepNext/>
+        <w:spacing w:after="40" w:before="160" w:line="312"/>
+        <w:jc w:val="left"/>
+      </w:pPr>
+      <w:r>
+        <w:rPr>
+          <w:rFonts w:ascii="Times New Roman" w:cs="Times New Roman" w:eastAsia="Times New Roman" w:hAnsi="Times New Roman"/>
+          <w:b/>
+          <w:bCs/>
+          <w:color w:val="15857A"/>
+          <w:sz w:val="24"/>
+          <w:szCs w:val="24"/>
+        </w:rPr>
+        <w:t xml:space="preserve">Câu 4. </w:t>
+      </w:r>
+      <w:r>
+        <w:rPr>
+          <w:rFonts w:ascii="Times New Roman" w:cs="Times New Roman" w:eastAsia="Times New Roman" w:hAnsi="Times New Roman"/>
+          <w:color w:val="1A1A1A"/>
+          <w:sz w:val="24"/>
+          <w:szCs w:val="24"/>
+        </w:rPr>
+        <w:t xml:space="preserve">What does this notice say?</w:t>
+      </w:r>
+    </w:p>
+    <w:p>
+      <w:pPr>
+        <w:spacing w:after="120" w:line="312"/>
+        <w:ind w:left="420"/>
+        <w:jc w:val="left"/>
+      </w:pPr>
+      <w:r>
+        <w:rPr>
+          <w:rFonts w:ascii="Times New Roman" w:cs="Times New Roman" w:eastAsia="Times New Roman" w:hAnsi="Times New Roman"/>
+          <w:color w:val="1A1A1A"/>
+          <w:sz w:val="24"/>
+          <w:szCs w:val="24"/>
+        </w:rPr>
+        <w:t xml:space="preserve">A. Lock your cycle near this gate before entering.    B. Cyclists should use a different entrance when this one is locked.    C. If the side gate is locked, go through the cycle entrance.</w:t>
+      </w:r>
+    </w:p>
+    <w:p>
+      <w:pPr>
+        <w:spacing w:after="60" w:before="20" w:line="312"/>
+        <w:ind w:left="420"/>
+        <w:jc w:val="left"/>
+      </w:pPr>
+      <w:r>
+        <w:rPr>
+          <w:rFonts w:ascii="Times New Roman" w:cs="Times New Roman" w:eastAsia="Times New Roman" w:hAnsi="Times New Roman"/>
+          <w:b/>
+          <w:bCs/>
+          <w:color w:val="FF6A3B"/>
+          <w:sz w:val="24"/>
+          <w:szCs w:val="24"/>
+        </w:rPr>
+        <w:t xml:space="preserve">Đáp án: </w:t>
+      </w:r>
+      <w:r>
+        <w:rPr>
+          <w:rFonts w:ascii="Times New Roman" w:cs="Times New Roman" w:eastAsia="Times New Roman" w:hAnsi="Times New Roman"/>
+          <w:b/>
+          <w:bCs/>
+          <w:color w:val="1A1A1A"/>
+          <w:sz w:val="24"/>
+          <w:szCs w:val="24"/>
+        </w:rPr>
+        <w:t xml:space="preserve">B</w:t>
+      </w:r>
+    </w:p>
+    <w:p>
+      <w:pPr>
+        <w:spacing w:after="140" w:before="0" w:line="312"/>
+        <w:jc w:val="both"/>
+      </w:pPr>
+      <w:r>
+        <w:rPr>
+          <w:rFonts w:ascii="Times New Roman" w:cs="Times New Roman" w:eastAsia="Times New Roman" w:hAnsi="Times New Roman"/>
+          <w:b/>
+          <w:bCs/>
+          <w:color w:val="15857A"/>
+          <w:sz w:val="24"/>
+          <w:szCs w:val="24"/>
+        </w:rPr>
+        <w:t xml:space="preserve">Giải chi tiết: </w:t>
+      </w:r>
+      <w:r>
+        <w:rPr>
+          <w:rFonts w:ascii="Times New Roman" w:cs="Times New Roman" w:eastAsia="Times New Roman" w:hAnsi="Times New Roman"/>
+          <w:color w:val="1A1A1A"/>
+          <w:sz w:val="24"/>
+          <w:szCs w:val="24"/>
+        </w:rPr>
+        <w:t xml:space="preserve">Đọc từng mảnh: 'CYCLISTS' = các bạn đi xe đạp; 'When this entrance is locked' = KHI lối vào NÀY bị khóa; 'use side gate' = hãy dùng cổng BÊN CẠNH. Đáp án B diễn đạt lại y ý này: người đi xe đạp nên dùng lối vào KHÁC (a different entrance = side gate) khi lối này bị khóa.</w:t>
+      </w:r>
+    </w:p>
+    <w:p>
+      <w:pPr>
+        <w:spacing w:after="140" w:before="0" w:line="312"/>
+        <w:jc w:val="both"/>
+      </w:pPr>
+      <w:r>
+        <w:rPr>
+          <w:rFonts w:ascii="Times New Roman" w:cs="Times New Roman" w:eastAsia="Times New Roman" w:hAnsi="Times New Roman"/>
+          <w:b/>
+          <w:bCs/>
+          <w:color w:val="15857A"/>
+          <w:sz w:val="24"/>
+          <w:szCs w:val="24"/>
+        </w:rPr>
+        <w:t xml:space="preserve">Vì sao đáp án còn lại là bẫy: </w:t>
+      </w:r>
+      <w:r>
+        <w:rPr>
+          <w:rFonts w:ascii="Times New Roman" w:cs="Times New Roman" w:eastAsia="Times New Roman" w:hAnsi="Times New Roman"/>
+          <w:color w:val="1A1A1A"/>
+          <w:sz w:val="24"/>
+          <w:szCs w:val="24"/>
+        </w:rPr>
+        <w:t xml:space="preserve">A sai vì hiểu 'locked' là khóa XE ĐẠP — thật ra locked nói về LỐI VÀO bị khóa, không ai bảo bạn khóa xe cả. C sai vì ĐẢO NGƯỢC: bài nói cổng CHÍNH bị khóa thì đi cổng BÊN, không phải cổng bên bị khóa thì đi lối xe đạp. Với thông báo ngắn thế này, đọc chậm từng chữ một là cách an toàn nhất.</w:t>
+      </w:r>
+    </w:p>
+    <w:p>
+      <w:pPr>
+        <w:pBdr>
+          <w:left w:val="single" w:color="FF6A3B" w:sz="8" w:space="12"/>
+        </w:pBdr>
+        <w:spacing w:after="60" w:before="40" w:line="312"/>
+        <w:ind w:left="420" w:right="200"/>
+        <w:jc w:val="left"/>
+      </w:pPr>
+      <w:r>
+        <w:rPr>
+          <w:rFonts w:ascii="Times New Roman" w:cs="Times New Roman" w:eastAsia="Times New Roman" w:hAnsi="Times New Roman"/>
+          <w:color w:val="1A1A1A"/>
+          <w:sz w:val="24"/>
+          <w:szCs w:val="24"/>
+        </w:rPr>
+        <w:t xml:space="preserve">SILVER MOUNTAIN BIKE — In good condition and not even two years old! — Quick sale needed — Offers welcome (not less than £80 please) — Rick 0788 453 668</w:t>
+      </w:r>
+    </w:p>
+    <w:p>
+      <w:pPr>
+        <w:keepNext/>
+        <w:spacing w:after="40" w:before="160" w:line="312"/>
+        <w:jc w:val="left"/>
+      </w:pPr>
+      <w:r>
+        <w:rPr>
+          <w:rFonts w:ascii="Times New Roman" w:cs="Times New Roman" w:eastAsia="Times New Roman" w:hAnsi="Times New Roman"/>
+          <w:b/>
+          <w:bCs/>
+          <w:color w:val="15857A"/>
+          <w:sz w:val="24"/>
+          <w:szCs w:val="24"/>
+        </w:rPr>
+        <w:t xml:space="preserve">Câu 5. </w:t>
+      </w:r>
+      <w:r>
+        <w:rPr>
+          <w:rFonts w:ascii="Times New Roman" w:cs="Times New Roman" w:eastAsia="Times New Roman" w:hAnsi="Times New Roman"/>
+          <w:color w:val="1A1A1A"/>
+          <w:sz w:val="24"/>
+          <w:szCs w:val="24"/>
+        </w:rPr>
+        <w:t xml:space="preserve">What does this notice say?</w:t>
+      </w:r>
+    </w:p>
+    <w:p>
+      <w:pPr>
+        <w:spacing w:after="120" w:line="312"/>
+        <w:ind w:left="420"/>
+        <w:jc w:val="left"/>
+      </w:pPr>
+      <w:r>
+        <w:rPr>
+          <w:rFonts w:ascii="Times New Roman" w:cs="Times New Roman" w:eastAsia="Times New Roman" w:hAnsi="Times New Roman"/>
+          <w:color w:val="1A1A1A"/>
+          <w:sz w:val="24"/>
+          <w:szCs w:val="24"/>
+        </w:rPr>
+        <w:t xml:space="preserve">A. Rick would accept £80 for his bike.    B. Rick's bike only needs a few repairs.    C. Rick bought his bike two years ago.</w:t>
+      </w:r>
+    </w:p>
+    <w:p>
+      <w:pPr>
+        <w:spacing w:after="60" w:before="20" w:line="312"/>
+        <w:ind w:left="420"/>
+        <w:jc w:val="left"/>
+      </w:pPr>
+      <w:r>
+        <w:rPr>
+          <w:rFonts w:ascii="Times New Roman" w:cs="Times New Roman" w:eastAsia="Times New Roman" w:hAnsi="Times New Roman"/>
+          <w:b/>
+          <w:bCs/>
+          <w:color w:val="FF6A3B"/>
+          <w:sz w:val="24"/>
+          <w:szCs w:val="24"/>
+        </w:rPr>
+        <w:t xml:space="preserve">Đáp án: </w:t>
+      </w:r>
+      <w:r>
+        <w:rPr>
+          <w:rFonts w:ascii="Times New Roman" w:cs="Times New Roman" w:eastAsia="Times New Roman" w:hAnsi="Times New Roman"/>
+          <w:b/>
+          <w:bCs/>
+          <w:color w:val="1A1A1A"/>
+          <w:sz w:val="24"/>
+          <w:szCs w:val="24"/>
+        </w:rPr>
+        <w:t xml:space="preserve">A</w:t>
+      </w:r>
+    </w:p>
+    <w:p>
+      <w:pPr>
+        <w:spacing w:after="140" w:before="0" w:line="312"/>
+        <w:jc w:val="both"/>
+      </w:pPr>
+      <w:r>
+        <w:rPr>
+          <w:rFonts w:ascii="Times New Roman" w:cs="Times New Roman" w:eastAsia="Times New Roman" w:hAnsi="Times New Roman"/>
+          <w:b/>
+          <w:bCs/>
+          <w:color w:val="15857A"/>
+          <w:sz w:val="24"/>
+          <w:szCs w:val="24"/>
+        </w:rPr>
+        <w:t xml:space="preserve">Giải chi tiết: </w:t>
+      </w:r>
+      <w:r>
+        <w:rPr>
+          <w:rFonts w:ascii="Times New Roman" w:cs="Times New Roman" w:eastAsia="Times New Roman" w:hAnsi="Times New Roman"/>
+          <w:color w:val="1A1A1A"/>
+          <w:sz w:val="24"/>
+          <w:szCs w:val="24"/>
+        </w:rPr>
+        <w:t xml:space="preserve">'Offers welcome (not less than £80 please)' = chào giá thoải mái, NHƯNG đừng đưa dưới 80 bảng. Nghĩa là 80 bảng chính là mức giá THẤP NHẤT Rick chấp nhận → trả đúng 80 là Rick đồng ý bán → A đúng.</w:t>
+      </w:r>
+    </w:p>
+    <w:p>
+      <w:pPr>
+        <w:spacing w:after="140" w:before="0" w:line="312"/>
+        <w:jc w:val="both"/>
+      </w:pPr>
+      <w:r>
+        <w:rPr>
+          <w:rFonts w:ascii="Times New Roman" w:cs="Times New Roman" w:eastAsia="Times New Roman" w:hAnsi="Times New Roman"/>
+          <w:b/>
+          <w:bCs/>
+          <w:color w:val="15857A"/>
+          <w:sz w:val="24"/>
+          <w:szCs w:val="24"/>
+        </w:rPr>
+        <w:t xml:space="preserve">Vì sao đáp án còn lại là bẫy: </w:t>
+      </w:r>
+      <w:r>
+        <w:rPr>
+          <w:rFonts w:ascii="Times New Roman" w:cs="Times New Roman" w:eastAsia="Times New Roman" w:hAnsi="Times New Roman"/>
+          <w:color w:val="1A1A1A"/>
+          <w:sz w:val="24"/>
+          <w:szCs w:val="24"/>
+        </w:rPr>
+        <w:t xml:space="preserve">B sai vì 'in good condition' = xe CÒN TỐT, ngược hẳn với 'only needs a few repairs' (chỉ cần sửa vài chỗ). C sai vì 'not even two years old' = xe CHƯA ĐẦY 2 năm tuổi; còn 'bought two years ago' = mua CÁCH ĐÂY ĐỦ 2 năm — chỉ một chữ 'even/not' thay đổi cả ý, đây là bẫy so sánh thời gian tinh vi nhất của câu này.</w:t>
+      </w:r>
+    </w:p>
+    <w:p>
+      <w:pPr>
+        <w:pStyle w:val="Heading2"/>
+        <w:spacing w:after="120" w:before="280" w:line="340" w:lineRule="atLeast"/>
+      </w:pPr>
+      <w:bookmarkStart w:id="100029" w:name="_Toc100029"/>
+      <w:r>
+        <w:rPr>
+          <w:rFonts w:ascii="Times New Roman" w:cs="Times New Roman" w:eastAsia="Times New Roman" w:hAnsi="Times New Roman"/>
+          <w:b/>
+          <w:bCs/>
+          <w:color w:val="15857A"/>
+          <w:sz w:val="28"/>
+          <w:szCs w:val="28"/>
+        </w:rPr>
+        <w:t xml:space="preserve">Reading Part 2 · Đọc hiểu bài dài (câu 6–10)</w:t>
+      </w:r>
+      <w:bookmarkEnd w:id="100029"/>
+    </w:p>
+    <w:p>
+      <w:pPr>
+        <w:spacing w:after="140" w:before="0" w:line="312"/>
+        <w:jc w:val="both"/>
+      </w:pPr>
+      <w:r>
+        <w:rPr>
+          <w:rFonts w:ascii="Times New Roman" w:cs="Times New Roman" w:eastAsia="Times New Roman" w:hAnsi="Times New Roman"/>
+          <w:b/>
+          <w:bCs/>
+          <w:color w:val="15857A"/>
+          <w:sz w:val="24"/>
+          <w:szCs w:val="24"/>
+        </w:rPr>
+        <w:t xml:space="preserve">Mẹo làm phần này: </w:t>
+      </w:r>
+      <w:r>
+        <w:rPr>
+          <w:rFonts w:ascii="Times New Roman" w:cs="Times New Roman" w:eastAsia="Times New Roman" w:hAnsi="Times New Roman"/>
+          <w:color w:val="1A1A1A"/>
+          <w:sz w:val="24"/>
+          <w:szCs w:val="24"/>
+        </w:rPr>
+        <w:t xml:space="preserve"/>
+      </w:r>
+    </w:p>
+    <w:p>
+      <w:pPr>
+        <w:pStyle w:val="ListParagraph"/>
+        <w:numPr>
+          <w:ilvl w:val="0"/>
+          <w:numId w:val="1"/>
+        </w:numPr>
+        <w:spacing w:after="80" w:line="312"/>
+        <w:jc w:val="left"/>
+      </w:pPr>
+      <w:r>
+        <w:rPr>
+          <w:rFonts w:ascii="Times New Roman" w:cs="Times New Roman" w:eastAsia="Times New Roman" w:hAnsi="Times New Roman"/>
+          <w:color w:val="1A1A1A"/>
+          <w:sz w:val="24"/>
+          <w:szCs w:val="24"/>
+        </w:rPr>
+        <w:t xml:space="preserve">Mẹo 1 — Đọc 5 câu hỏi TRƯỚC khi đọc bài: gạch chân từ khóa (solar, wind, nuclear, false, disadvantage, risk) và đoán trước mỗi câu hỏi dò vào đoạn nào.</w:t>
+      </w:r>
+    </w:p>
+    <w:p>
+      <w:pPr>
+        <w:pStyle w:val="ListParagraph"/>
+        <w:numPr>
+          <w:ilvl w:val="0"/>
+          <w:numId w:val="1"/>
+        </w:numPr>
+        <w:spacing w:after="80" w:line="312"/>
+        <w:jc w:val="left"/>
+      </w:pPr>
+      <w:r>
+        <w:rPr>
+          <w:rFonts w:ascii="Times New Roman" w:cs="Times New Roman" w:eastAsia="Times New Roman" w:hAnsi="Times New Roman"/>
+          <w:color w:val="1A1A1A"/>
+          <w:sz w:val="24"/>
+          <w:szCs w:val="24"/>
+        </w:rPr>
+        <w:t xml:space="preserve">Mẹo 2 — Nhận diện LOẠI câu hỏi: hỏi FALSE/NOT TRUE → tìm câu NGƯỢC với bài; hỏi disadvantage/risk → tìm chữ mang nghĩa xấu (noisy, dangerous, waste); hỏi why → tìm cụm because/since trong bài.</w:t>
+      </w:r>
+    </w:p>
+    <w:p>
+      <w:pPr>
+        <w:pStyle w:val="ListParagraph"/>
+        <w:numPr>
+          <w:ilvl w:val="0"/>
+          <w:numId w:val="1"/>
+        </w:numPr>
+        <w:spacing w:after="80" w:line="312"/>
+        <w:jc w:val="left"/>
+      </w:pPr>
+      <w:r>
+        <w:rPr>
+          <w:rFonts w:ascii="Times New Roman" w:cs="Times New Roman" w:eastAsia="Times New Roman" w:hAnsi="Times New Roman"/>
+          <w:color w:val="1A1A1A"/>
+          <w:sz w:val="24"/>
+          <w:szCs w:val="24"/>
+        </w:rPr>
+        <w:t xml:space="preserve">Mẹo 3 — Mỗi đoạn nói về MỘT loại năng lượng: đoạn 1 mở bài, đoạn 2 solar, đoạn 3 wind, đoạn 4 nuclear, đoạn 5 nhược điểm của solar, đoạn 6 kết luận. Câu hỏi về loại nào → mở đúng đoạn đó, khỏi đọc lại cả bài.</w:t>
+      </w:r>
+    </w:p>
+    <w:p>
+      <w:pPr>
+        <w:pStyle w:val="ListParagraph"/>
+        <w:numPr>
+          <w:ilvl w:val="0"/>
+          <w:numId w:val="1"/>
+        </w:numPr>
+        <w:spacing w:after="80" w:line="312"/>
+        <w:jc w:val="left"/>
+      </w:pPr>
+      <w:r>
+        <w:rPr>
+          <w:rFonts w:ascii="Times New Roman" w:cs="Times New Roman" w:eastAsia="Times New Roman" w:hAnsi="Times New Roman"/>
+          <w:color w:val="1A1A1A"/>
+          <w:sz w:val="24"/>
+          <w:szCs w:val="24"/>
+        </w:rPr>
+        <w:t xml:space="preserve">Mẹo 4 — Đáp án đúng DIỄN ĐẠT LẠI ý bài bằng từ khác (hard to get rid of and lasts a long time → around for a long time). Đáp án chép y nguyên chữ trong bài nhưng thêm ý bài không nói là bẫy.</w:t>
+      </w:r>
+    </w:p>
+    <w:p>
+      <w:pPr>
+        <w:pStyle w:val="ListParagraph"/>
+        <w:numPr>
+          <w:ilvl w:val="0"/>
+          <w:numId w:val="1"/>
+        </w:numPr>
+        <w:spacing w:after="80" w:line="312"/>
+        <w:jc w:val="left"/>
+      </w:pPr>
+      <w:r>
+        <w:rPr>
+          <w:rFonts w:ascii="Times New Roman" w:cs="Times New Roman" w:eastAsia="Times New Roman" w:hAnsi="Times New Roman"/>
+          <w:color w:val="1A1A1A"/>
+          <w:sz w:val="24"/>
+          <w:szCs w:val="24"/>
+        </w:rPr>
+        <w:t xml:space="preserve">Mẹo 5 — Đáp án chứa thông tin BÀI KHÔNG NHẮC TỚI (wildlife, coal, at night) → loại ngay, vì đề không bao giờ lấy thông tin ngoài bài làm đáp án đúng.</w:t>
+      </w:r>
+    </w:p>
+    <w:p>
+      <w:pPr>
+        <w:spacing w:after="100" w:before="0" w:line="312"/>
+        <w:ind w:firstLine="480"/>
+        <w:jc w:val="both"/>
+      </w:pPr>
+      <w:r>
+        <w:rPr>
+          <w:rFonts w:ascii="Times New Roman" w:cs="Times New Roman" w:eastAsia="Times New Roman" w:hAnsi="Times New Roman"/>
+          <w:color w:val="1A1A1A"/>
+          <w:sz w:val="24"/>
+          <w:szCs w:val="24"/>
+        </w:rPr>
+        <w:t xml:space="preserve">Bài đọc (đọc lướt một lượt để quen, sau đó chỉ cần quay lại đúng đoạn tương ứng theo từng câu hỏi):</w:t>
+      </w:r>
+    </w:p>
+    <w:p>
+      <w:pPr>
+        <w:pBdr>
+          <w:left w:val="single" w:color="FF6A3B" w:sz="8" w:space="12"/>
+        </w:pBdr>
+        <w:spacing w:after="60" w:before="40" w:line="312"/>
+        <w:ind w:left="420" w:right="200"/>
+        <w:jc w:val="left"/>
+      </w:pPr>
+      <w:r>
+        <w:rPr>
+          <w:rFonts w:ascii="Times New Roman" w:cs="Times New Roman" w:eastAsia="Times New Roman" w:hAnsi="Times New Roman"/>
+          <w:color w:val="1A1A1A"/>
+          <w:sz w:val="24"/>
+          <w:szCs w:val="24"/>
+        </w:rPr>
+        <w:t xml:space="preserve">Energy is a big topic these days. We need energy for almost everything we do: watching TV, charging our phones, lighting the streets and so on. But where does this energy come from? And how can we make sure it doesn't hurt our planet?</w:t>
+      </w:r>
+    </w:p>
+    <w:p>
+      <w:pPr>
+        <w:pBdr>
+          <w:left w:val="single" w:color="FF6A3B" w:sz="8" w:space="12"/>
+        </w:pBdr>
+        <w:spacing w:after="60" w:before="40" w:line="312"/>
+        <w:ind w:left="420" w:right="200"/>
+        <w:jc w:val="left"/>
+      </w:pPr>
+      <w:r>
+        <w:rPr>
+          <w:rFonts w:ascii="Times New Roman" w:cs="Times New Roman" w:eastAsia="Times New Roman" w:hAnsi="Times New Roman"/>
+          <w:color w:val="1A1A1A"/>
+          <w:sz w:val="24"/>
+          <w:szCs w:val="24"/>
+        </w:rPr>
+        <w:t xml:space="preserve">One type of energy is solar energy. This comes from the sun. Solar panels capture sunlight and turn it into energy we can use. It's a clean way to make energy and doesn't pollute the air. But is solar energy a magic solution? Let's compare it with other types of energy.</w:t>
+      </w:r>
+    </w:p>
+    <w:p>
+      <w:pPr>
+        <w:pBdr>
+          <w:left w:val="single" w:color="FF6A3B" w:sz="8" w:space="12"/>
+        </w:pBdr>
+        <w:spacing w:after="60" w:before="40" w:line="312"/>
+        <w:ind w:left="420" w:right="200"/>
+        <w:jc w:val="left"/>
+      </w:pPr>
+      <w:r>
+        <w:rPr>
+          <w:rFonts w:ascii="Times New Roman" w:cs="Times New Roman" w:eastAsia="Times New Roman" w:hAnsi="Times New Roman"/>
+          <w:color w:val="1A1A1A"/>
+          <w:sz w:val="24"/>
+          <w:szCs w:val="24"/>
+        </w:rPr>
+        <w:t xml:space="preserve">Wind energy also comes from nature. Wind turbines capture the wind and turn it into energy. Like solar energy, wind energy doesn't pollute the air. But wind turbines can be noisy and not everyone likes how they look.</w:t>
+      </w:r>
+    </w:p>
+    <w:p>
+      <w:pPr>
+        <w:pBdr>
+          <w:left w:val="single" w:color="FF6A3B" w:sz="8" w:space="12"/>
+        </w:pBdr>
+        <w:spacing w:after="60" w:before="40" w:line="312"/>
+        <w:ind w:left="420" w:right="200"/>
+        <w:jc w:val="left"/>
+      </w:pPr>
+      <w:r>
+        <w:rPr>
+          <w:rFonts w:ascii="Times New Roman" w:cs="Times New Roman" w:eastAsia="Times New Roman" w:hAnsi="Times New Roman"/>
+          <w:color w:val="1A1A1A"/>
+          <w:sz w:val="24"/>
+          <w:szCs w:val="24"/>
+        </w:rPr>
+        <w:t xml:space="preserve">Nuclear energy is another type. This comes from splitting atoms, tiny particles that make up everything around us. Nuclear energy is very powerful and doesn't produce air pollution. But it can be dangerous if something goes wrong and it produces waste that is hard to get rid of and lasts a long time.</w:t>
+      </w:r>
+    </w:p>
+    <w:p>
+      <w:pPr>
+        <w:pBdr>
+          <w:left w:val="single" w:color="FF6A3B" w:sz="8" w:space="12"/>
+        </w:pBdr>
+        <w:spacing w:after="60" w:before="40" w:line="312"/>
+        <w:ind w:left="420" w:right="200"/>
+        <w:jc w:val="left"/>
+      </w:pPr>
+      <w:r>
+        <w:rPr>
+          <w:rFonts w:ascii="Times New Roman" w:cs="Times New Roman" w:eastAsia="Times New Roman" w:hAnsi="Times New Roman"/>
+          <w:color w:val="1A1A1A"/>
+          <w:sz w:val="24"/>
+          <w:szCs w:val="24"/>
+        </w:rPr>
+        <w:t xml:space="preserve">So, is solar energy the best choice? It's obvious that it has a lot of benefits. But there's one big problem. Solar panels need sunlight. On cloudy days, they can't make much energy. They are quite reliant on the weather.</w:t>
+      </w:r>
+    </w:p>
+    <w:p>
+      <w:pPr>
+        <w:pBdr>
+          <w:left w:val="single" w:color="FF6A3B" w:sz="8" w:space="12"/>
+        </w:pBdr>
+        <w:spacing w:after="60" w:before="40" w:line="312"/>
+        <w:ind w:left="420" w:right="200"/>
+        <w:jc w:val="left"/>
+      </w:pPr>
+      <w:r>
+        <w:rPr>
+          <w:rFonts w:ascii="Times New Roman" w:cs="Times New Roman" w:eastAsia="Times New Roman" w:hAnsi="Times New Roman"/>
+          <w:color w:val="1A1A1A"/>
+          <w:sz w:val="24"/>
+          <w:szCs w:val="24"/>
+        </w:rPr>
+        <w:t xml:space="preserve">This means we can't rely on solar energy alone. We need a mix of different types of energy. This way, we can always have the energy we need without harming our planet.</w:t>
+      </w:r>
+    </w:p>
+    <w:p>
+      <w:pPr>
+        <w:keepNext/>
+        <w:spacing w:after="40" w:before="160" w:line="312"/>
+        <w:jc w:val="left"/>
+      </w:pPr>
+      <w:r>
+        <w:rPr>
+          <w:rFonts w:ascii="Times New Roman" w:cs="Times New Roman" w:eastAsia="Times New Roman" w:hAnsi="Times New Roman"/>
+          <w:b/>
+          <w:bCs/>
+          <w:color w:val="15857A"/>
+          <w:sz w:val="24"/>
+          <w:szCs w:val="24"/>
+        </w:rPr>
+        <w:t xml:space="preserve">Câu 6. </w:t>
+      </w:r>
+      <w:r>
+        <w:rPr>
+          <w:rFonts w:ascii="Times New Roman" w:cs="Times New Roman" w:eastAsia="Times New Roman" w:hAnsi="Times New Roman"/>
+          <w:color w:val="1A1A1A"/>
+          <w:sz w:val="24"/>
+          <w:szCs w:val="24"/>
+        </w:rPr>
+        <w:t xml:space="preserve">Which of these is FALSE about solar energy?</w:t>
+      </w:r>
+    </w:p>
+    <w:p>
+      <w:pPr>
+        <w:spacing w:after="120" w:line="312"/>
+        <w:ind w:left="420"/>
+        <w:jc w:val="left"/>
+      </w:pPr>
+      <w:r>
+        <w:rPr>
+          <w:rFonts w:ascii="Times New Roman" w:cs="Times New Roman" w:eastAsia="Times New Roman" w:hAnsi="Times New Roman"/>
+          <w:color w:val="1A1A1A"/>
+          <w:sz w:val="24"/>
+          <w:szCs w:val="24"/>
+        </w:rPr>
+        <w:t xml:space="preserve">A. It doesn't harm wildlife.    B. It doesn't pollute the air.    C. It doesn't turn sunlight into energy.    D. It doesn't produce much energy on cloudy days.</w:t>
+      </w:r>
+    </w:p>
+    <w:p>
+      <w:pPr>
+        <w:spacing w:after="60" w:before="20" w:line="312"/>
+        <w:ind w:left="420"/>
+        <w:jc w:val="left"/>
+      </w:pPr>
+      <w:r>
+        <w:rPr>
+          <w:rFonts w:ascii="Times New Roman" w:cs="Times New Roman" w:eastAsia="Times New Roman" w:hAnsi="Times New Roman"/>
+          <w:b/>
+          <w:bCs/>
+          <w:color w:val="FF6A3B"/>
+          <w:sz w:val="24"/>
+          <w:szCs w:val="24"/>
+        </w:rPr>
+        <w:t xml:space="preserve">Đáp án: </w:t>
+      </w:r>
+      <w:r>
+        <w:rPr>
+          <w:rFonts w:ascii="Times New Roman" w:cs="Times New Roman" w:eastAsia="Times New Roman" w:hAnsi="Times New Roman"/>
+          <w:b/>
+          <w:bCs/>
+          <w:color w:val="1A1A1A"/>
+          <w:sz w:val="24"/>
+          <w:szCs w:val="24"/>
+        </w:rPr>
+        <w:t xml:space="preserve">C</w:t>
+      </w:r>
+    </w:p>
+    <w:p>
+      <w:pPr>
+        <w:spacing w:after="140" w:before="0" w:line="312"/>
+        <w:jc w:val="both"/>
+      </w:pPr>
+      <w:r>
+        <w:rPr>
+          <w:rFonts w:ascii="Times New Roman" w:cs="Times New Roman" w:eastAsia="Times New Roman" w:hAnsi="Times New Roman"/>
+          <w:b/>
+          <w:bCs/>
+          <w:color w:val="15857A"/>
+          <w:sz w:val="24"/>
+          <w:szCs w:val="24"/>
+        </w:rPr>
+        <w:t xml:space="preserve">Giải chi tiết: </w:t>
+      </w:r>
+      <w:r>
+        <w:rPr>
+          <w:rFonts w:ascii="Times New Roman" w:cs="Times New Roman" w:eastAsia="Times New Roman" w:hAnsi="Times New Roman"/>
+          <w:color w:val="1A1A1A"/>
+          <w:sz w:val="24"/>
+          <w:szCs w:val="24"/>
+        </w:rPr>
+        <w:t xml:space="preserve">Câu hỏi đòi tìm câu SAI (false). Đoạn 2 nói rõ: 'Solar panels capture sunlight and TURN IT INTO ENERGY' (tấm pin hấp thụ ánh sáng và BIẾN nó thành năng lượng) → đáp án C phủ nhận đúng điều này ('It doesn't turn sunlight into energy') → C là câu SAI cần tìm.</w:t>
+      </w:r>
+    </w:p>
+    <w:p>
+      <w:pPr>
+        <w:spacing w:after="140" w:before="0" w:line="312"/>
+        <w:jc w:val="both"/>
+      </w:pPr>
+      <w:r>
+        <w:rPr>
+          <w:rFonts w:ascii="Times New Roman" w:cs="Times New Roman" w:eastAsia="Times New Roman" w:hAnsi="Times New Roman"/>
+          <w:b/>
+          <w:bCs/>
+          <w:color w:val="15857A"/>
+          <w:sz w:val="24"/>
+          <w:szCs w:val="24"/>
+        </w:rPr>
+        <w:t xml:space="preserve">Vì sao đáp án còn lại là bẫy: </w:t>
+      </w:r>
+      <w:r>
+        <w:rPr>
+          <w:rFonts w:ascii="Times New Roman" w:cs="Times New Roman" w:eastAsia="Times New Roman" w:hAnsi="Times New Roman"/>
+          <w:color w:val="1A1A1A"/>
+          <w:sz w:val="24"/>
+          <w:szCs w:val="24"/>
+        </w:rPr>
+        <w:t xml:space="preserve">B đúng theo bài (doesn't pollute the air — chép lại gần y nguyên), D đúng theo bài (On cloudy days, they can't make much energy). A (harm wildlife — hại động vật hoang dã) bài không nhắc tới, nhưng khi tìm FALSE hãy chọn câu bị bài PHẢN BỐI TRỰC TIẾP — ở đây là C — chứ đừng chọn câu 'bài không nói'.</w:t>
+      </w:r>
+    </w:p>
+    <w:p>
+      <w:pPr>
+        <w:keepNext/>
+        <w:spacing w:after="40" w:before="160" w:line="312"/>
+        <w:jc w:val="left"/>
+      </w:pPr>
+      <w:r>
+        <w:rPr>
+          <w:rFonts w:ascii="Times New Roman" w:cs="Times New Roman" w:eastAsia="Times New Roman" w:hAnsi="Times New Roman"/>
+          <w:b/>
+          <w:bCs/>
+          <w:color w:val="15857A"/>
+          <w:sz w:val="24"/>
+          <w:szCs w:val="24"/>
+        </w:rPr>
+        <w:t xml:space="preserve">Câu 7. </w:t>
+      </w:r>
+      <w:r>
+        <w:rPr>
+          <w:rFonts w:ascii="Times New Roman" w:cs="Times New Roman" w:eastAsia="Times New Roman" w:hAnsi="Times New Roman"/>
+          <w:color w:val="1A1A1A"/>
+          <w:sz w:val="24"/>
+          <w:szCs w:val="24"/>
+        </w:rPr>
+        <w:t xml:space="preserve">What is a disadvantage of wind energy?</w:t>
+      </w:r>
+    </w:p>
+    <w:p>
+      <w:pPr>
+        <w:spacing w:after="120" w:line="312"/>
+        <w:ind w:left="420"/>
+        <w:jc w:val="left"/>
+      </w:pPr>
+      <w:r>
+        <w:rPr>
+          <w:rFonts w:ascii="Times New Roman" w:cs="Times New Roman" w:eastAsia="Times New Roman" w:hAnsi="Times New Roman"/>
+          <w:color w:val="1A1A1A"/>
+          <w:sz w:val="24"/>
+          <w:szCs w:val="24"/>
+        </w:rPr>
+        <w:t xml:space="preserve">A. It pollutes the air.    B. Not everyone likes how wind turbines look.    C. The turbines can be very dangerous.    D. It cannot be used at night.</w:t>
+      </w:r>
+    </w:p>
+    <w:p>
+      <w:pPr>
+        <w:spacing w:after="60" w:before="20" w:line="312"/>
+        <w:ind w:left="420"/>
+        <w:jc w:val="left"/>
+      </w:pPr>
+      <w:r>
+        <w:rPr>
+          <w:rFonts w:ascii="Times New Roman" w:cs="Times New Roman" w:eastAsia="Times New Roman" w:hAnsi="Times New Roman"/>
+          <w:b/>
+          <w:bCs/>
+          <w:color w:val="FF6A3B"/>
+          <w:sz w:val="24"/>
+          <w:szCs w:val="24"/>
+        </w:rPr>
+        <w:t xml:space="preserve">Đáp án: </w:t>
+      </w:r>
+      <w:r>
+        <w:rPr>
+          <w:rFonts w:ascii="Times New Roman" w:cs="Times New Roman" w:eastAsia="Times New Roman" w:hAnsi="Times New Roman"/>
+          <w:b/>
+          <w:bCs/>
+          <w:color w:val="1A1A1A"/>
+          <w:sz w:val="24"/>
+          <w:szCs w:val="24"/>
+        </w:rPr>
+        <w:t xml:space="preserve">B</w:t>
+      </w:r>
+    </w:p>
+    <w:p>
+      <w:pPr>
+        <w:spacing w:after="140" w:before="0" w:line="312"/>
+        <w:jc w:val="both"/>
+      </w:pPr>
+      <w:r>
+        <w:rPr>
+          <w:rFonts w:ascii="Times New Roman" w:cs="Times New Roman" w:eastAsia="Times New Roman" w:hAnsi="Times New Roman"/>
+          <w:b/>
+          <w:bCs/>
+          <w:color w:val="15857A"/>
+          <w:sz w:val="24"/>
+          <w:szCs w:val="24"/>
+        </w:rPr>
+        <w:t xml:space="preserve">Giải chi tiết: </w:t>
+      </w:r>
+      <w:r>
+        <w:rPr>
+          <w:rFonts w:ascii="Times New Roman" w:cs="Times New Roman" w:eastAsia="Times New Roman" w:hAnsi="Times New Roman"/>
+          <w:color w:val="1A1A1A"/>
+          <w:sz w:val="24"/>
+          <w:szCs w:val="24"/>
+        </w:rPr>
+        <w:t xml:space="preserve">Disadvantage = nhược điểm. Đoạn 3 (wind) kết thúc: 'wind turbines can be noisy and NOT EVERYONE LIKES HOW THEY LOOK' (cối xay gió ồn và không phải ai cũng thích cách chúng trông) → nhược điểm về ngoại hình → B diễn đạt lại đúng ý này.</w:t>
+      </w:r>
+    </w:p>
+    <w:p>
+      <w:pPr>
+        <w:spacing w:after="140" w:before="0" w:line="312"/>
+        <w:jc w:val="both"/>
+      </w:pPr>
+      <w:r>
+        <w:rPr>
+          <w:rFonts w:ascii="Times New Roman" w:cs="Times New Roman" w:eastAsia="Times New Roman" w:hAnsi="Times New Roman"/>
+          <w:b/>
+          <w:bCs/>
+          <w:color w:val="15857A"/>
+          <w:sz w:val="24"/>
+          <w:szCs w:val="24"/>
+        </w:rPr>
+        <w:t xml:space="preserve">Vì sao đáp án còn lại là bẫy: </w:t>
+      </w:r>
+      <w:r>
+        <w:rPr>
+          <w:rFonts w:ascii="Times New Roman" w:cs="Times New Roman" w:eastAsia="Times New Roman" w:hAnsi="Times New Roman"/>
+          <w:color w:val="1A1A1A"/>
+          <w:sz w:val="24"/>
+          <w:szCs w:val="24"/>
+        </w:rPr>
+        <w:t xml:space="preserve">A sai vì bài nói rõ wind 'doesn't pollute the air' — lấy ngược ý bài. C sai vì 'dangerous' là tật của NUCLEAR (đoạn 4) — bẫy chuyển nhầm chủ thể giữa các loại năng lượng. D sai vì bài không hề nói năng lượng gió không dùng được ban đêm — thông tin ngoài bài.</w:t>
+      </w:r>
+    </w:p>
+    <w:p>
+      <w:pPr>
+        <w:keepNext/>
+        <w:spacing w:after="40" w:before="160" w:line="312"/>
+        <w:jc w:val="left"/>
+      </w:pPr>
+      <w:r>
+        <w:rPr>
+          <w:rFonts w:ascii="Times New Roman" w:cs="Times New Roman" w:eastAsia="Times New Roman" w:hAnsi="Times New Roman"/>
+          <w:b/>
+          <w:bCs/>
+          <w:color w:val="15857A"/>
+          <w:sz w:val="24"/>
+          <w:szCs w:val="24"/>
+        </w:rPr>
+        <w:t xml:space="preserve">Câu 8. </w:t>
+      </w:r>
+      <w:r>
+        <w:rPr>
+          <w:rFonts w:ascii="Times New Roman" w:cs="Times New Roman" w:eastAsia="Times New Roman" w:hAnsi="Times New Roman"/>
+          <w:color w:val="1A1A1A"/>
+          <w:sz w:val="24"/>
+          <w:szCs w:val="24"/>
+        </w:rPr>
+        <w:t xml:space="preserve">What is a risk of nuclear energy?</w:t>
+      </w:r>
+    </w:p>
+    <w:p>
+      <w:pPr>
+        <w:spacing w:after="120" w:line="312"/>
+        <w:ind w:left="420"/>
+        <w:jc w:val="left"/>
+      </w:pPr>
+      <w:r>
+        <w:rPr>
+          <w:rFonts w:ascii="Times New Roman" w:cs="Times New Roman" w:eastAsia="Times New Roman" w:hAnsi="Times New Roman"/>
+          <w:color w:val="1A1A1A"/>
+          <w:sz w:val="24"/>
+          <w:szCs w:val="24"/>
+        </w:rPr>
+        <w:t xml:space="preserve">A. It produces waste that's around for a long time.    B. It doesn't produce enough power.    C. It produces air pollution.    D. It harms wildlife.</w:t>
+      </w:r>
+    </w:p>
+    <w:p>
+      <w:pPr>
+        <w:spacing w:after="60" w:before="20" w:line="312"/>
+        <w:ind w:left="420"/>
+        <w:jc w:val="left"/>
+      </w:pPr>
+      <w:r>
+        <w:rPr>
+          <w:rFonts w:ascii="Times New Roman" w:cs="Times New Roman" w:eastAsia="Times New Roman" w:hAnsi="Times New Roman"/>
+          <w:b/>
+          <w:bCs/>
+          <w:color w:val="FF6A3B"/>
+          <w:sz w:val="24"/>
+          <w:szCs w:val="24"/>
+        </w:rPr>
+        <w:t xml:space="preserve">Đáp án: </w:t>
+      </w:r>
+      <w:r>
+        <w:rPr>
+          <w:rFonts w:ascii="Times New Roman" w:cs="Times New Roman" w:eastAsia="Times New Roman" w:hAnsi="Times New Roman"/>
+          <w:b/>
+          <w:bCs/>
+          <w:color w:val="1A1A1A"/>
+          <w:sz w:val="24"/>
+          <w:szCs w:val="24"/>
+        </w:rPr>
+        <w:t xml:space="preserve">A</w:t>
+      </w:r>
+    </w:p>
+    <w:p>
+      <w:pPr>
+        <w:spacing w:after="140" w:before="0" w:line="312"/>
+        <w:jc w:val="both"/>
+      </w:pPr>
+      <w:r>
+        <w:rPr>
+          <w:rFonts w:ascii="Times New Roman" w:cs="Times New Roman" w:eastAsia="Times New Roman" w:hAnsi="Times New Roman"/>
+          <w:b/>
+          <w:bCs/>
+          <w:color w:val="15857A"/>
+          <w:sz w:val="24"/>
+          <w:szCs w:val="24"/>
+        </w:rPr>
+        <w:t xml:space="preserve">Giải chi tiết: </w:t>
+      </w:r>
+      <w:r>
+        <w:rPr>
+          <w:rFonts w:ascii="Times New Roman" w:cs="Times New Roman" w:eastAsia="Times New Roman" w:hAnsi="Times New Roman"/>
+          <w:color w:val="1A1A1A"/>
+          <w:sz w:val="24"/>
+          <w:szCs w:val="24"/>
+        </w:rPr>
+        <w:t xml:space="preserve">Risk = rủi ro. Đoạn 4 về nuclear: 'it produces waste that is HARD TO GET RID OF and LASTS A LONG TIME' (tạo ra chất thải khó xử lý và tồn tại rất lâu) → đáp án A diễn đạt lại bằng từ khác: 'waste that's around for a long time' = chất thải tồn tại lâu — cùng một ý, cách nói khác.</w:t>
+      </w:r>
+    </w:p>
+    <w:p>
+      <w:pPr>
+        <w:spacing w:after="140" w:before="0" w:line="312"/>
+        <w:jc w:val="both"/>
+      </w:pPr>
+      <w:r>
+        <w:rPr>
+          <w:rFonts w:ascii="Times New Roman" w:cs="Times New Roman" w:eastAsia="Times New Roman" w:hAnsi="Times New Roman"/>
+          <w:b/>
+          <w:bCs/>
+          <w:color w:val="15857A"/>
+          <w:sz w:val="24"/>
+          <w:szCs w:val="24"/>
+        </w:rPr>
+        <w:t xml:space="preserve">Vì sao đáp án còn lại là bẫy: </w:t>
+      </w:r>
+      <w:r>
+        <w:rPr>
+          <w:rFonts w:ascii="Times New Roman" w:cs="Times New Roman" w:eastAsia="Times New Roman" w:hAnsi="Times New Roman"/>
+          <w:color w:val="1A1A1A"/>
+          <w:sz w:val="24"/>
+          <w:szCs w:val="24"/>
+        </w:rPr>
+        <w:t xml:space="preserve">B sai vì bài nói nuclear 'very powerful' (rất mạnh) — lấy ngược ý. C sai vì bài nói rõ 'doesn't produce air pollution'. D sai vì 'harm wildlife' không có trong bài. Hai bẫy C và D đều là kiểu 'đoán mò' — nếu không tìm được chỗ bài nói về ý đó thì đừng chọn.</w:t>
+      </w:r>
+    </w:p>
+    <w:p>
+      <w:pPr>
+        <w:keepNext/>
+        <w:spacing w:after="40" w:before="160" w:line="312"/>
+        <w:jc w:val="left"/>
+      </w:pPr>
+      <w:r>
+        <w:rPr>
+          <w:rFonts w:ascii="Times New Roman" w:cs="Times New Roman" w:eastAsia="Times New Roman" w:hAnsi="Times New Roman"/>
+          <w:b/>
+          <w:bCs/>
+          <w:color w:val="15857A"/>
+          <w:sz w:val="24"/>
+          <w:szCs w:val="24"/>
+        </w:rPr>
+        <w:t xml:space="preserve">Câu 9. </w:t>
+      </w:r>
+      <w:r>
+        <w:rPr>
+          <w:rFonts w:ascii="Times New Roman" w:cs="Times New Roman" w:eastAsia="Times New Roman" w:hAnsi="Times New Roman"/>
+          <w:color w:val="1A1A1A"/>
+          <w:sz w:val="24"/>
+          <w:szCs w:val="24"/>
+        </w:rPr>
+        <w:t xml:space="preserve">Why can't we rely on solar energy alone?</w:t>
+      </w:r>
+    </w:p>
+    <w:p>
+      <w:pPr>
+        <w:spacing w:after="120" w:line="312"/>
+        <w:ind w:left="420"/>
+        <w:jc w:val="left"/>
+      </w:pPr>
+      <w:r>
+        <w:rPr>
+          <w:rFonts w:ascii="Times New Roman" w:cs="Times New Roman" w:eastAsia="Times New Roman" w:hAnsi="Times New Roman"/>
+          <w:color w:val="1A1A1A"/>
+          <w:sz w:val="24"/>
+          <w:szCs w:val="24"/>
+        </w:rPr>
+        <w:t xml:space="preserve">A. Because it's very expensive.    B. Because it produces air pollution.    C. Because it harms wildlife.    D. Because solar panels need sunlight.</w:t>
+      </w:r>
+    </w:p>
+    <w:p>
+      <w:pPr>
+        <w:spacing w:after="60" w:before="20" w:line="312"/>
+        <w:ind w:left="420"/>
+        <w:jc w:val="left"/>
+      </w:pPr>
+      <w:r>
+        <w:rPr>
+          <w:rFonts w:ascii="Times New Roman" w:cs="Times New Roman" w:eastAsia="Times New Roman" w:hAnsi="Times New Roman"/>
+          <w:b/>
+          <w:bCs/>
+          <w:color w:val="FF6A3B"/>
+          <w:sz w:val="24"/>
+          <w:szCs w:val="24"/>
+        </w:rPr>
+        <w:t xml:space="preserve">Đáp án: </w:t>
+      </w:r>
+      <w:r>
+        <w:rPr>
+          <w:rFonts w:ascii="Times New Roman" w:cs="Times New Roman" w:eastAsia="Times New Roman" w:hAnsi="Times New Roman"/>
+          <w:b/>
+          <w:bCs/>
+          <w:color w:val="1A1A1A"/>
+          <w:sz w:val="24"/>
+          <w:szCs w:val="24"/>
+        </w:rPr>
+        <w:t xml:space="preserve">D</w:t>
+      </w:r>
+    </w:p>
+    <w:p>
+      <w:pPr>
+        <w:spacing w:after="140" w:before="0" w:line="312"/>
+        <w:jc w:val="both"/>
+      </w:pPr>
+      <w:r>
+        <w:rPr>
+          <w:rFonts w:ascii="Times New Roman" w:cs="Times New Roman" w:eastAsia="Times New Roman" w:hAnsi="Times New Roman"/>
+          <w:b/>
+          <w:bCs/>
+          <w:color w:val="15857A"/>
+          <w:sz w:val="24"/>
+          <w:szCs w:val="24"/>
+        </w:rPr>
+        <w:t xml:space="preserve">Giải chi tiết: </w:t>
+      </w:r>
+      <w:r>
+        <w:rPr>
+          <w:rFonts w:ascii="Times New Roman" w:cs="Times New Roman" w:eastAsia="Times New Roman" w:hAnsi="Times New Roman"/>
+          <w:color w:val="1A1A1A"/>
+          <w:sz w:val="24"/>
+          <w:szCs w:val="24"/>
+        </w:rPr>
+        <w:t xml:space="preserve">Đoạn 5 nêu thẳng vấn đề: 'But there's ONE BIG PROBLEM. SOLAR PANELS NEED SUNLIGHT. On cloudy days, they can't make much energy' (tấm pin CẦN ánh nắng; ngày nhiều mây thì không tạo đủ năng lượng) → lý do không thể dựa vào mặt trời một mình → D, chép lại đúng ý bài.</w:t>
+      </w:r>
+    </w:p>
+    <w:p>
+      <w:pPr>
+        <w:spacing w:after="140" w:before="0" w:line="312"/>
+        <w:jc w:val="both"/>
+      </w:pPr>
+      <w:r>
+        <w:rPr>
+          <w:rFonts w:ascii="Times New Roman" w:cs="Times New Roman" w:eastAsia="Times New Roman" w:hAnsi="Times New Roman"/>
+          <w:b/>
+          <w:bCs/>
+          <w:color w:val="15857A"/>
+          <w:sz w:val="24"/>
+          <w:szCs w:val="24"/>
+        </w:rPr>
+        <w:t xml:space="preserve">Vì sao đáp án còn lại là bẫy: </w:t>
+      </w:r>
+      <w:r>
+        <w:rPr>
+          <w:rFonts w:ascii="Times New Roman" w:cs="Times New Roman" w:eastAsia="Times New Roman" w:hAnsi="Times New Roman"/>
+          <w:color w:val="1A1A1A"/>
+          <w:sz w:val="24"/>
+          <w:szCs w:val="24"/>
+        </w:rPr>
+        <w:t xml:space="preserve">A sai vì bài không nói gì về giá tiền. B và C sai NGƯỢC vì bài khẳng định solar KHÔNG ô nhiễm và KHÔNG nhắc tới việc hại động vật — hai đáp án này chính là những điều bài phủ định, kiểu bẫy 'lấy ngược' kinh điển.</w:t>
+      </w:r>
+    </w:p>
+    <w:p>
+      <w:pPr>
+        <w:keepNext/>
+        <w:spacing w:after="40" w:before="160" w:line="312"/>
+        <w:jc w:val="left"/>
+      </w:pPr>
+      <w:r>
+        <w:rPr>
+          <w:rFonts w:ascii="Times New Roman" w:cs="Times New Roman" w:eastAsia="Times New Roman" w:hAnsi="Times New Roman"/>
+          <w:b/>
+          <w:bCs/>
+          <w:color w:val="15857A"/>
+          <w:sz w:val="24"/>
+          <w:szCs w:val="24"/>
+        </w:rPr>
+        <w:t xml:space="preserve">Câu 10. </w:t>
+      </w:r>
+      <w:r>
+        <w:rPr>
+          <w:rFonts w:ascii="Times New Roman" w:cs="Times New Roman" w:eastAsia="Times New Roman" w:hAnsi="Times New Roman"/>
+          <w:color w:val="1A1A1A"/>
+          <w:sz w:val="24"/>
+          <w:szCs w:val="24"/>
+        </w:rPr>
+        <w:t xml:space="preserve">What would an expert likely say about the future of energy production?</w:t>
+      </w:r>
+    </w:p>
+    <w:p>
+      <w:pPr>
+        <w:spacing w:after="120" w:line="312"/>
+        <w:ind w:left="420"/>
+        <w:jc w:val="left"/>
+      </w:pPr>
+      <w:r>
+        <w:rPr>
+          <w:rFonts w:ascii="Times New Roman" w:cs="Times New Roman" w:eastAsia="Times New Roman" w:hAnsi="Times New Roman"/>
+          <w:color w:val="1A1A1A"/>
+          <w:sz w:val="24"/>
+          <w:szCs w:val="24"/>
+        </w:rPr>
+        <w:t xml:space="preserve">A. Solar energy is the overall winner.    B. We need to stop producing so much energy.    C. We should go back to using coal which works in all situations.    D. We need different solutions for different places.</w:t>
+      </w:r>
+    </w:p>
+    <w:p>
+      <w:pPr>
+        <w:spacing w:after="60" w:before="20" w:line="312"/>
+        <w:ind w:left="420"/>
+        <w:jc w:val="left"/>
+      </w:pPr>
+      <w:r>
+        <w:rPr>
+          <w:rFonts w:ascii="Times New Roman" w:cs="Times New Roman" w:eastAsia="Times New Roman" w:hAnsi="Times New Roman"/>
+          <w:b/>
+          <w:bCs/>
+          <w:color w:val="FF6A3B"/>
+          <w:sz w:val="24"/>
+          <w:szCs w:val="24"/>
+        </w:rPr>
+        <w:t xml:space="preserve">Đáp án: </w:t>
+      </w:r>
+      <w:r>
+        <w:rPr>
+          <w:rFonts w:ascii="Times New Roman" w:cs="Times New Roman" w:eastAsia="Times New Roman" w:hAnsi="Times New Roman"/>
+          <w:b/>
+          <w:bCs/>
+          <w:color w:val="1A1A1A"/>
+          <w:sz w:val="24"/>
+          <w:szCs w:val="24"/>
+        </w:rPr>
+        <w:t xml:space="preserve">D</w:t>
+      </w:r>
+    </w:p>
+    <w:p>
+      <w:pPr>
+        <w:spacing w:after="140" w:before="0" w:line="312"/>
+        <w:jc w:val="both"/>
+      </w:pPr>
+      <w:r>
+        <w:rPr>
+          <w:rFonts w:ascii="Times New Roman" w:cs="Times New Roman" w:eastAsia="Times New Roman" w:hAnsi="Times New Roman"/>
+          <w:b/>
+          <w:bCs/>
+          <w:color w:val="15857A"/>
+          <w:sz w:val="24"/>
+          <w:szCs w:val="24"/>
+        </w:rPr>
+        <w:t xml:space="preserve">Giải chi tiết: </w:t>
+      </w:r>
+      <w:r>
+        <w:rPr>
+          <w:rFonts w:ascii="Times New Roman" w:cs="Times New Roman" w:eastAsia="Times New Roman" w:hAnsi="Times New Roman"/>
+          <w:color w:val="1A1A1A"/>
+          <w:sz w:val="24"/>
+          <w:szCs w:val="24"/>
+        </w:rPr>
+        <w:t xml:space="preserve">Đoạn cuối kết luận: 'We need a MIX OF DIFFERENT TYPES of energy. This way, we can always have the energy we need without harming our planet' (cần SỰ KẾT HỢP nhiều loại năng lượng khác nhau) → chuyên gia sẽ nói 'cần nhiều giải pháp khác nhau' → D là diễn đạt lại của chữ mix.</w:t>
+      </w:r>
+    </w:p>
+    <w:p>
+      <w:pPr>
+        <w:spacing w:after="140" w:before="0" w:line="312"/>
+        <w:jc w:val="both"/>
+      </w:pPr>
+      <w:r>
+        <w:rPr>
+          <w:rFonts w:ascii="Times New Roman" w:cs="Times New Roman" w:eastAsia="Times New Roman" w:hAnsi="Times New Roman"/>
+          <w:b/>
+          <w:bCs/>
+          <w:color w:val="15857A"/>
+          <w:sz w:val="24"/>
+          <w:szCs w:val="24"/>
+        </w:rPr>
+        <w:t xml:space="preserve">Vì sao đáp án còn lại là bẫy: </w:t>
+      </w:r>
+      <w:r>
+        <w:rPr>
+          <w:rFonts w:ascii="Times New Roman" w:cs="Times New Roman" w:eastAsia="Times New Roman" w:hAnsi="Times New Roman"/>
+          <w:color w:val="1A1A1A"/>
+          <w:sz w:val="24"/>
+          <w:szCs w:val="24"/>
+        </w:rPr>
+        <w:t xml:space="preserve">A sai vì bài chỉ ra nhược điểm lớn của solar (phụ thuộc thời tiết) nên nó không thể là 'người thắng toàn diện'. B sai vì bài không nói giảm sản xuất năng lượng. C sai vì 'coal' (than đá) KHÔNG xuất hiện trong bài — đáp án mang thông tin ngoài bài là bẫy chắc chắn.</w:t>
+      </w:r>
+    </w:p>
+    <w:p>
+      <w:pPr>
+        <w:pStyle w:val="Heading2"/>
+        <w:spacing w:after="120" w:before="280" w:line="340" w:lineRule="atLeast"/>
+      </w:pPr>
+      <w:bookmarkStart w:id="100030" w:name="_Toc100030"/>
+      <w:r>
+        <w:rPr>
+          <w:rFonts w:ascii="Times New Roman" w:cs="Times New Roman" w:eastAsia="Times New Roman" w:hAnsi="Times New Roman"/>
+          <w:b/>
+          <w:bCs/>
+          <w:color w:val="15857A"/>
+          <w:sz w:val="28"/>
+          <w:szCs w:val="28"/>
+        </w:rPr>
+        <w:t xml:space="preserve">Reading Part 3 · Điền từ vào đoạn văn (câu 11–20)</w:t>
+      </w:r>
+      <w:bookmarkEnd w:id="100030"/>
+    </w:p>
+    <w:p>
+      <w:pPr>
+        <w:spacing w:after="140" w:before="0" w:line="312"/>
+        <w:jc w:val="both"/>
+      </w:pPr>
+      <w:r>
+        <w:rPr>
+          <w:rFonts w:ascii="Times New Roman" w:cs="Times New Roman" w:eastAsia="Times New Roman" w:hAnsi="Times New Roman"/>
+          <w:b/>
+          <w:bCs/>
+          <w:color w:val="15857A"/>
+          <w:sz w:val="24"/>
+          <w:szCs w:val="24"/>
+        </w:rPr>
+        <w:t xml:space="preserve">Mẹo làm phần này: </w:t>
+      </w:r>
+      <w:r>
+        <w:rPr>
+          <w:rFonts w:ascii="Times New Roman" w:cs="Times New Roman" w:eastAsia="Times New Roman" w:hAnsi="Times New Roman"/>
+          <w:color w:val="1A1A1A"/>
+          <w:sz w:val="24"/>
+          <w:szCs w:val="24"/>
+        </w:rPr>
+        <w:t xml:space="preserve"/>
+      </w:r>
+    </w:p>
+    <w:p>
+      <w:pPr>
+        <w:pStyle w:val="ListParagraph"/>
+        <w:numPr>
+          <w:ilvl w:val="0"/>
+          <w:numId w:val="1"/>
+        </w:numPr>
+        <w:spacing w:after="80" w:line="312"/>
+        <w:jc w:val="left"/>
+      </w:pPr>
+      <w:r>
+        <w:rPr>
+          <w:rFonts w:ascii="Times New Roman" w:cs="Times New Roman" w:eastAsia="Times New Roman" w:hAnsi="Times New Roman"/>
+          <w:color w:val="1A1A1A"/>
+          <w:sz w:val="24"/>
+          <w:szCs w:val="24"/>
+        </w:rPr>
+        <w:t xml:space="preserve">Mẹo 1 — Trước khi nhìn 4 đáp án, tự đoán TỪ LOẠI chỗ trống: mạo từ (a/an/the)? đại từ? liên từ? danh từ? động từ? Đoán đúng từ loại là xong một nửa câu hỏi.</w:t>
+      </w:r>
+    </w:p>
+    <w:p>
+      <w:pPr>
+        <w:pStyle w:val="ListParagraph"/>
+        <w:numPr>
+          <w:ilvl w:val="0"/>
+          <w:numId w:val="1"/>
+        </w:numPr>
+        <w:spacing w:after="80" w:line="312"/>
+        <w:jc w:val="left"/>
+      </w:pPr>
+      <w:r>
+        <w:rPr>
+          <w:rFonts w:ascii="Times New Roman" w:cs="Times New Roman" w:eastAsia="Times New Roman" w:hAnsi="Times New Roman"/>
+          <w:color w:val="1A1A1A"/>
+          <w:sz w:val="24"/>
+          <w:szCs w:val="24"/>
+        </w:rPr>
+        <w:t xml:space="preserve">Mẹo 2 — Bộ quy tắc mạo từ phải thuộc: danh từ đếm được số ít lần đầu nhắc + bắt đầu nguyên âm → AN (an island); cấu trúc 'the + danh từ + of + tên riêng' → THE (the town of San Antonio); so sánh nhất → THE best.</w:t>
+      </w:r>
+    </w:p>
+    <w:p>
+      <w:pPr>
+        <w:pStyle w:val="ListParagraph"/>
+        <w:numPr>
+          <w:ilvl w:val="0"/>
+          <w:numId w:val="1"/>
+        </w:numPr>
+        <w:spacing w:after="80" w:line="312"/>
+        <w:jc w:val="left"/>
+      </w:pPr>
+      <w:r>
+        <w:rPr>
+          <w:rFonts w:ascii="Times New Roman" w:cs="Times New Roman" w:eastAsia="Times New Roman" w:hAnsi="Times New Roman"/>
+          <w:color w:val="1A1A1A"/>
+          <w:sz w:val="24"/>
+          <w:szCs w:val="24"/>
+        </w:rPr>
+        <w:t xml:space="preserve">Mẹo 3 — Chỗ trống là ĐỘNG TỬ → tìm mốc thời gian trong câu: 'as of next year' (kể từ năm sau) → will + V; việc đang diễn ra → is + V-ing.</w:t>
+      </w:r>
+    </w:p>
+    <w:p>
+      <w:pPr>
+        <w:pStyle w:val="ListParagraph"/>
+        <w:numPr>
+          <w:ilvl w:val="0"/>
+          <w:numId w:val="1"/>
+        </w:numPr>
+        <w:spacing w:after="80" w:line="312"/>
+        <w:jc w:val="left"/>
+      </w:pPr>
+      <w:r>
+        <w:rPr>
+          <w:rFonts w:ascii="Times New Roman" w:cs="Times New Roman" w:eastAsia="Times New Roman" w:hAnsi="Times New Roman"/>
+          <w:color w:val="1A1A1A"/>
+          <w:sz w:val="24"/>
+          <w:szCs w:val="24"/>
+        </w:rPr>
+        <w:t xml:space="preserve">Mẹo 4 — Học thuộc các cụm cố định hay ra nhất: take a course in (học khóa...), be in charge of (phụ trách), retire (về hưu), to + V nguyên mẫu (để làm gì), some of the + danh từ.</w:t>
+      </w:r>
+    </w:p>
+    <w:p>
+      <w:pPr>
+        <w:pStyle w:val="ListParagraph"/>
+        <w:numPr>
+          <w:ilvl w:val="0"/>
+          <w:numId w:val="1"/>
+        </w:numPr>
+        <w:spacing w:after="80" w:line="312"/>
+        <w:jc w:val="left"/>
+      </w:pPr>
+      <w:r>
+        <w:rPr>
+          <w:rFonts w:ascii="Times New Roman" w:cs="Times New Roman" w:eastAsia="Times New Roman" w:hAnsi="Times New Roman"/>
+          <w:color w:val="1A1A1A"/>
+          <w:sz w:val="24"/>
+          <w:szCs w:val="24"/>
+        </w:rPr>
+        <w:t xml:space="preserve">Mẹo 5 — Loại phương án LẶP Ý / thiếu chữ: 'the younger young adults' lặp chữ young là sai chắc chắn; 'lot' thiếu chữ a (phải là a lot of) cũng sai.</w:t>
+      </w:r>
+    </w:p>
+    <w:p>
+      <w:pPr>
+        <w:pStyle w:val="ListParagraph"/>
+        <w:numPr>
+          <w:ilvl w:val="0"/>
+          <w:numId w:val="1"/>
+        </w:numPr>
+        <w:spacing w:after="80" w:line="312"/>
+        <w:jc w:val="left"/>
+      </w:pPr>
+      <w:r>
+        <w:rPr>
+          <w:rFonts w:ascii="Times New Roman" w:cs="Times New Roman" w:eastAsia="Times New Roman" w:hAnsi="Times New Roman"/>
+          <w:color w:val="1A1A1A"/>
+          <w:sz w:val="24"/>
+          <w:szCs w:val="24"/>
+        </w:rPr>
+        <w:t xml:space="preserve">Mẹo 6 — Điền xong ĐỌC TO cả câu: nghe không xuôi tai là chắc sai — làm lại ngay, đừng để dồn về cuối giờ.</w:t>
+      </w:r>
+    </w:p>
+    <w:p>
+      <w:pPr>
+        <w:spacing w:after="100" w:before="0" w:line="312"/>
+        <w:ind w:firstLine="480"/>
+        <w:jc w:val="both"/>
+      </w:pPr>
+      <w:r>
+        <w:rPr>
+          <w:rFonts w:ascii="Times New Roman" w:cs="Times New Roman" w:eastAsia="Times New Roman" w:hAnsi="Times New Roman"/>
+          <w:color w:val="1A1A1A"/>
+          <w:sz w:val="24"/>
+          <w:szCs w:val="24"/>
+        </w:rPr>
+        <w:t xml:space="preserve">Đoạn văn điền từ (số câu khớp số chỗ trống):</w:t>
+      </w:r>
+    </w:p>
+    <w:p>
+      <w:pPr>
+        <w:pBdr>
+          <w:left w:val="single" w:color="FF6A3B" w:sz="8" w:space="12"/>
+        </w:pBdr>
+        <w:spacing w:after="60" w:before="40" w:line="312"/>
+        <w:ind w:left="420" w:right="200"/>
+        <w:jc w:val="left"/>
+      </w:pPr>
+      <w:r>
+        <w:rPr>
+          <w:rFonts w:ascii="Times New Roman" w:cs="Times New Roman" w:eastAsia="Times New Roman" w:hAnsi="Times New Roman"/>
+          <w:color w:val="1A1A1A"/>
+          <w:sz w:val="24"/>
+          <w:szCs w:val="24"/>
+        </w:rPr>
+        <w:t xml:space="preserve">Anna comes from Ibiza, (11) ............ island in Spain. She speaks Spanish, English and Italian and works in her father's hotel in (12) ............ town of San Antonio. A lot of tourists visit the island every summer. Most of them are Italian and American. They come to San Antonio (13) ...... the beaches and the nightlife. The island's nightlife is said to be (14) ......... best in Europe, so most of the tourists are young.</w:t>
+      </w:r>
+    </w:p>
+    <w:p>
+      <w:pPr>
+        <w:pBdr>
+          <w:left w:val="single" w:color="FF6A3B" w:sz="8" w:space="12"/>
+        </w:pBdr>
+        <w:spacing w:after="60" w:before="40" w:line="312"/>
+        <w:ind w:left="420" w:right="200"/>
+        <w:jc w:val="left"/>
+      </w:pPr>
+      <w:r>
+        <w:rPr>
+          <w:rFonts w:ascii="Times New Roman" w:cs="Times New Roman" w:eastAsia="Times New Roman" w:hAnsi="Times New Roman"/>
+          <w:color w:val="1A1A1A"/>
+          <w:sz w:val="24"/>
+          <w:szCs w:val="24"/>
+        </w:rPr>
+        <w:t xml:space="preserve">This summer Anna isn't working. She is taking a (15) ............ in hotel management as her father (16) ............ old and has decided to (17) ............ at the end of the year. As of next year, she (18) ............ in charge of the hotel. She is thinking of opening a new restaurant with live music next door to the hotel and hopes to attract (19) ............ of the older and wealthier tourists there, while the younger (20) ............ have a good time at the bar by the pool or the night club on the top of the hotel.</w:t>
+      </w:r>
+    </w:p>
+    <w:p>
+      <w:pPr>
+        <w:keepNext/>
+        <w:spacing w:after="40" w:before="160" w:line="312"/>
+        <w:jc w:val="left"/>
+      </w:pPr>
+      <w:r>
+        <w:rPr>
+          <w:rFonts w:ascii="Times New Roman" w:cs="Times New Roman" w:eastAsia="Times New Roman" w:hAnsi="Times New Roman"/>
+          <w:b/>
+          <w:bCs/>
+          <w:color w:val="15857A"/>
+          <w:sz w:val="24"/>
+          <w:szCs w:val="24"/>
+        </w:rPr>
+        <w:t xml:space="preserve">Câu 11. </w:t>
+      </w:r>
+      <w:r>
+        <w:rPr>
+          <w:rFonts w:ascii="Times New Roman" w:cs="Times New Roman" w:eastAsia="Times New Roman" w:hAnsi="Times New Roman"/>
+          <w:color w:val="1A1A1A"/>
+          <w:sz w:val="24"/>
+          <w:szCs w:val="24"/>
+        </w:rPr>
+        <w:t xml:space="preserve">A. an    B. a    C. the    D. one</w:t>
+      </w:r>
+    </w:p>
+    <w:p>
+      <w:pPr>
+        <w:spacing w:after="60" w:before="20" w:line="312"/>
+        <w:ind w:left="420"/>
+        <w:jc w:val="left"/>
+      </w:pPr>
+      <w:r>
+        <w:rPr>
+          <w:rFonts w:ascii="Times New Roman" w:cs="Times New Roman" w:eastAsia="Times New Roman" w:hAnsi="Times New Roman"/>
+          <w:b/>
+          <w:bCs/>
+          <w:color w:val="FF6A3B"/>
+          <w:sz w:val="24"/>
+          <w:szCs w:val="24"/>
+        </w:rPr>
+        <w:t xml:space="preserve">Đáp án: </w:t>
+      </w:r>
+      <w:r>
+        <w:rPr>
+          <w:rFonts w:ascii="Times New Roman" w:cs="Times New Roman" w:eastAsia="Times New Roman" w:hAnsi="Times New Roman"/>
+          <w:b/>
+          <w:bCs/>
+          <w:color w:val="1A1A1A"/>
+          <w:sz w:val="24"/>
+          <w:szCs w:val="24"/>
+        </w:rPr>
+        <w:t xml:space="preserve">A</w:t>
+      </w:r>
+    </w:p>
+    <w:p>
+      <w:pPr>
+        <w:spacing w:after="140" w:before="0" w:line="312"/>
+        <w:jc w:val="both"/>
+      </w:pPr>
+      <w:r>
+        <w:rPr>
+          <w:rFonts w:ascii="Times New Roman" w:cs="Times New Roman" w:eastAsia="Times New Roman" w:hAnsi="Times New Roman"/>
+          <w:b/>
+          <w:bCs/>
+          <w:color w:val="15857A"/>
+          <w:sz w:val="24"/>
+          <w:szCs w:val="24"/>
+        </w:rPr>
+        <w:t xml:space="preserve">Giải chi tiết: </w:t>
+      </w:r>
+      <w:r>
+        <w:rPr>
+          <w:rFonts w:ascii="Times New Roman" w:cs="Times New Roman" w:eastAsia="Times New Roman" w:hAnsi="Times New Roman"/>
+          <w:color w:val="1A1A1A"/>
+          <w:sz w:val="24"/>
+          <w:szCs w:val="24"/>
+        </w:rPr>
+        <w:t xml:space="preserve">Chỗ trống đứng trước 'island' — danh từ đếm được SỐ ÍT, lần đầu nhắc, bắt đầu bằng NGUYÊN ÂM /aɪ/ → mạo từ AN. Cả cụm nghĩa là: 'Ibiza, một hòn đảo của Tây Ban Nha'. Loại: the (điều gì đó đã nhắc trước đó mới dùng the), a (island là nguyên âm, không dùng a), one (đếm số lượng, không đứng làm bổ nghĩa sau dấu phẩy kiểu này).</w:t>
+      </w:r>
+    </w:p>
+    <w:p>
+      <w:pPr>
+        <w:keepNext/>
+        <w:spacing w:after="40" w:before="160" w:line="312"/>
+        <w:jc w:val="left"/>
+      </w:pPr>
+      <w:r>
+        <w:rPr>
+          <w:rFonts w:ascii="Times New Roman" w:cs="Times New Roman" w:eastAsia="Times New Roman" w:hAnsi="Times New Roman"/>
+          <w:b/>
+          <w:bCs/>
+          <w:color w:val="15857A"/>
+          <w:sz w:val="24"/>
+          <w:szCs w:val="24"/>
+        </w:rPr>
+        <w:t xml:space="preserve">Câu 12. </w:t>
+      </w:r>
+      <w:r>
+        <w:rPr>
+          <w:rFonts w:ascii="Times New Roman" w:cs="Times New Roman" w:eastAsia="Times New Roman" w:hAnsi="Times New Roman"/>
+          <w:color w:val="1A1A1A"/>
+          <w:sz w:val="24"/>
+          <w:szCs w:val="24"/>
+        </w:rPr>
+        <w:t xml:space="preserve">A. a    B. the    C. his    D. an</w:t>
+      </w:r>
+    </w:p>
+    <w:p>
+      <w:pPr>
+        <w:spacing w:after="60" w:before="20" w:line="312"/>
+        <w:ind w:left="420"/>
+        <w:jc w:val="left"/>
+      </w:pPr>
+      <w:r>
+        <w:rPr>
+          <w:rFonts w:ascii="Times New Roman" w:cs="Times New Roman" w:eastAsia="Times New Roman" w:hAnsi="Times New Roman"/>
+          <w:b/>
+          <w:bCs/>
+          <w:color w:val="FF6A3B"/>
+          <w:sz w:val="24"/>
+          <w:szCs w:val="24"/>
+        </w:rPr>
+        <w:t xml:space="preserve">Đáp án: </w:t>
+      </w:r>
+      <w:r>
+        <w:rPr>
+          <w:rFonts w:ascii="Times New Roman" w:cs="Times New Roman" w:eastAsia="Times New Roman" w:hAnsi="Times New Roman"/>
+          <w:b/>
+          <w:bCs/>
+          <w:color w:val="1A1A1A"/>
+          <w:sz w:val="24"/>
+          <w:szCs w:val="24"/>
+        </w:rPr>
+        <w:t xml:space="preserve">B</w:t>
+      </w:r>
+    </w:p>
+    <w:p>
+      <w:pPr>
+        <w:spacing w:after="140" w:before="0" w:line="312"/>
+        <w:jc w:val="both"/>
+      </w:pPr>
+      <w:r>
+        <w:rPr>
+          <w:rFonts w:ascii="Times New Roman" w:cs="Times New Roman" w:eastAsia="Times New Roman" w:hAnsi="Times New Roman"/>
+          <w:b/>
+          <w:bCs/>
+          <w:color w:val="15857A"/>
+          <w:sz w:val="24"/>
+          <w:szCs w:val="24"/>
+        </w:rPr>
+        <w:t xml:space="preserve">Giải chi tiết: </w:t>
+      </w:r>
+      <w:r>
+        <w:rPr>
+          <w:rFonts w:ascii="Times New Roman" w:cs="Times New Roman" w:eastAsia="Times New Roman" w:hAnsi="Times New Roman"/>
+          <w:color w:val="1A1A1A"/>
+          <w:sz w:val="24"/>
+          <w:szCs w:val="24"/>
+        </w:rPr>
+        <w:t xml:space="preserve">Cấu trúc cố định phải thuộc: 'THE + danh từ + OF + tên riêng' = the town of San Antonio (thị trấn TÊN LÀ San Antonio). Dùng cho mọi cụm kiểu này: the city of Hue, the year of 2020. Loại: a/an (cần xác định cụ thể bằng tên riêng), his ('thị trấn của anh ấy' — vô lý trong ngữ cảnh).</w:t>
+      </w:r>
+    </w:p>
+    <w:p>
+      <w:pPr>
+        <w:keepNext/>
+        <w:spacing w:after="40" w:before="160" w:line="312"/>
+        <w:jc w:val="left"/>
+      </w:pPr>
+      <w:r>
+        <w:rPr>
+          <w:rFonts w:ascii="Times New Roman" w:cs="Times New Roman" w:eastAsia="Times New Roman" w:hAnsi="Times New Roman"/>
+          <w:b/>
+          <w:bCs/>
+          <w:color w:val="15857A"/>
+          <w:sz w:val="24"/>
+          <w:szCs w:val="24"/>
+        </w:rPr>
+        <w:t xml:space="preserve">Câu 13. </w:t>
+      </w:r>
+      <w:r>
+        <w:rPr>
+          <w:rFonts w:ascii="Times New Roman" w:cs="Times New Roman" w:eastAsia="Times New Roman" w:hAnsi="Times New Roman"/>
+          <w:color w:val="1A1A1A"/>
+          <w:sz w:val="24"/>
+          <w:szCs w:val="24"/>
+        </w:rPr>
+        <w:t xml:space="preserve">A. for enjoy    B. enjoy    C. to enjoy    D. to enjoying</w:t>
+      </w:r>
+    </w:p>
+    <w:p>
+      <w:pPr>
+        <w:spacing w:after="60" w:before="20" w:line="312"/>
+        <w:ind w:left="420"/>
+        <w:jc w:val="left"/>
+      </w:pPr>
+      <w:r>
+        <w:rPr>
+          <w:rFonts w:ascii="Times New Roman" w:cs="Times New Roman" w:eastAsia="Times New Roman" w:hAnsi="Times New Roman"/>
+          <w:b/>
+          <w:bCs/>
+          <w:color w:val="FF6A3B"/>
+          <w:sz w:val="24"/>
+          <w:szCs w:val="24"/>
+        </w:rPr>
+        <w:t xml:space="preserve">Đáp án: </w:t>
+      </w:r>
+      <w:r>
+        <w:rPr>
+          <w:rFonts w:ascii="Times New Roman" w:cs="Times New Roman" w:eastAsia="Times New Roman" w:hAnsi="Times New Roman"/>
+          <w:b/>
+          <w:bCs/>
+          <w:color w:val="1A1A1A"/>
+          <w:sz w:val="24"/>
+          <w:szCs w:val="24"/>
+        </w:rPr>
+        <w:t xml:space="preserve">C</w:t>
+      </w:r>
+    </w:p>
+    <w:p>
+      <w:pPr>
+        <w:spacing w:after="140" w:before="0" w:line="312"/>
+        <w:jc w:val="both"/>
+      </w:pPr>
+      <w:r>
+        <w:rPr>
+          <w:rFonts w:ascii="Times New Roman" w:cs="Times New Roman" w:eastAsia="Times New Roman" w:hAnsi="Times New Roman"/>
+          <w:b/>
+          <w:bCs/>
+          <w:color w:val="15857A"/>
+          <w:sz w:val="24"/>
+          <w:szCs w:val="24"/>
+        </w:rPr>
+        <w:t xml:space="preserve">Giải chi tiết: </w:t>
+      </w:r>
+      <w:r>
+        <w:rPr>
+          <w:rFonts w:ascii="Times New Roman" w:cs="Times New Roman" w:eastAsia="Times New Roman" w:hAnsi="Times New Roman"/>
+          <w:color w:val="1A1A1A"/>
+          <w:sz w:val="24"/>
+          <w:szCs w:val="24"/>
+        </w:rPr>
+        <w:t xml:space="preserve">'They come to San Antonio ......... the beaches' — nói MỤC ĐÍCH của việc đến → dùng TO + động từ nguyên mẫu: to enjoy (để tận hưởng). Loại: enjoy (thiếu to), for enjoy (sai cấu trúc — 'for' chỉ đi với V-ing), to enjoying (to + V nguyên mẫu; chỉ ngoại lệ look forward to + V-ing).</w:t>
+      </w:r>
+    </w:p>
+    <w:p>
+      <w:pPr>
+        <w:keepNext/>
+        <w:spacing w:after="40" w:before="160" w:line="312"/>
+        <w:jc w:val="left"/>
+      </w:pPr>
+      <w:r>
+        <w:rPr>
+          <w:rFonts w:ascii="Times New Roman" w:cs="Times New Roman" w:eastAsia="Times New Roman" w:hAnsi="Times New Roman"/>
+          <w:b/>
+          <w:bCs/>
+          <w:color w:val="15857A"/>
+          <w:sz w:val="24"/>
+          <w:szCs w:val="24"/>
+        </w:rPr>
+        <w:t xml:space="preserve">Câu 14. </w:t>
+      </w:r>
+      <w:r>
+        <w:rPr>
+          <w:rFonts w:ascii="Times New Roman" w:cs="Times New Roman" w:eastAsia="Times New Roman" w:hAnsi="Times New Roman"/>
+          <w:color w:val="1A1A1A"/>
+          <w:sz w:val="24"/>
+          <w:szCs w:val="24"/>
+        </w:rPr>
+        <w:t xml:space="preserve">A. the    B. this    C. so    D. much</w:t>
+      </w:r>
+    </w:p>
+    <w:p>
+      <w:pPr>
+        <w:spacing w:after="60" w:before="20" w:line="312"/>
+        <w:ind w:left="420"/>
+        <w:jc w:val="left"/>
+      </w:pPr>
+      <w:r>
+        <w:rPr>
+          <w:rFonts w:ascii="Times New Roman" w:cs="Times New Roman" w:eastAsia="Times New Roman" w:hAnsi="Times New Roman"/>
+          <w:b/>
+          <w:bCs/>
+          <w:color w:val="FF6A3B"/>
+          <w:sz w:val="24"/>
+          <w:szCs w:val="24"/>
+        </w:rPr>
+        <w:t xml:space="preserve">Đáp án: </w:t>
+      </w:r>
+      <w:r>
+        <w:rPr>
+          <w:rFonts w:ascii="Times New Roman" w:cs="Times New Roman" w:eastAsia="Times New Roman" w:hAnsi="Times New Roman"/>
+          <w:b/>
+          <w:bCs/>
+          <w:color w:val="1A1A1A"/>
+          <w:sz w:val="24"/>
+          <w:szCs w:val="24"/>
+        </w:rPr>
+        <w:t xml:space="preserve">A</w:t>
+      </w:r>
+    </w:p>
+    <w:p>
+      <w:pPr>
+        <w:spacing w:after="140" w:before="0" w:line="312"/>
+        <w:jc w:val="both"/>
+      </w:pPr>
+      <w:r>
+        <w:rPr>
+          <w:rFonts w:ascii="Times New Roman" w:cs="Times New Roman" w:eastAsia="Times New Roman" w:hAnsi="Times New Roman"/>
+          <w:b/>
+          <w:bCs/>
+          <w:color w:val="15857A"/>
+          <w:sz w:val="24"/>
+          <w:szCs w:val="24"/>
+        </w:rPr>
+        <w:t xml:space="preserve">Giải chi tiết: </w:t>
+      </w:r>
+      <w:r>
+        <w:rPr>
+          <w:rFonts w:ascii="Times New Roman" w:cs="Times New Roman" w:eastAsia="Times New Roman" w:hAnsi="Times New Roman"/>
+          <w:color w:val="1A1A1A"/>
+          <w:sz w:val="24"/>
+          <w:szCs w:val="24"/>
+        </w:rPr>
+        <w:t xml:space="preserve">'is said to be ......... best in Europe' — có chữ BEST là so sánh NHẤT, và so sánh nhất LUÔN đi với THE: the best in Europe (tốt nhất châu Âu). Quy tắc cứng, không có ngoại lệ. Loại: this/so/much đều không đứng trước so sánh nhất.</w:t>
+      </w:r>
+    </w:p>
+    <w:p>
+      <w:pPr>
+        <w:keepNext/>
+        <w:spacing w:after="40" w:before="160" w:line="312"/>
+        <w:jc w:val="left"/>
+      </w:pPr>
+      <w:r>
+        <w:rPr>
+          <w:rFonts w:ascii="Times New Roman" w:cs="Times New Roman" w:eastAsia="Times New Roman" w:hAnsi="Times New Roman"/>
+          <w:b/>
+          <w:bCs/>
+          <w:color w:val="15857A"/>
+          <w:sz w:val="24"/>
+          <w:szCs w:val="24"/>
+        </w:rPr>
+        <w:t xml:space="preserve">Câu 15. </w:t>
+      </w:r>
+      <w:r>
+        <w:rPr>
+          <w:rFonts w:ascii="Times New Roman" w:cs="Times New Roman" w:eastAsia="Times New Roman" w:hAnsi="Times New Roman"/>
+          <w:color w:val="1A1A1A"/>
+          <w:sz w:val="24"/>
+          <w:szCs w:val="24"/>
+        </w:rPr>
+        <w:t xml:space="preserve">A. course    B. career    C. major    D. license</w:t>
+      </w:r>
+    </w:p>
+    <w:p>
+      <w:pPr>
+        <w:spacing w:after="60" w:before="20" w:line="312"/>
+        <w:ind w:left="420"/>
+        <w:jc w:val="left"/>
+      </w:pPr>
+      <w:r>
+        <w:rPr>
+          <w:rFonts w:ascii="Times New Roman" w:cs="Times New Roman" w:eastAsia="Times New Roman" w:hAnsi="Times New Roman"/>
+          <w:b/>
+          <w:bCs/>
+          <w:color w:val="FF6A3B"/>
+          <w:sz w:val="24"/>
+          <w:szCs w:val="24"/>
+        </w:rPr>
+        <w:t xml:space="preserve">Đáp án: </w:t>
+      </w:r>
+      <w:r>
+        <w:rPr>
+          <w:rFonts w:ascii="Times New Roman" w:cs="Times New Roman" w:eastAsia="Times New Roman" w:hAnsi="Times New Roman"/>
+          <w:b/>
+          <w:bCs/>
+          <w:color w:val="1A1A1A"/>
+          <w:sz w:val="24"/>
+          <w:szCs w:val="24"/>
+        </w:rPr>
+        <w:t xml:space="preserve">A</w:t>
+      </w:r>
+    </w:p>
+    <w:p>
+      <w:pPr>
+        <w:spacing w:after="140" w:before="0" w:line="312"/>
+        <w:jc w:val="both"/>
+      </w:pPr>
+      <w:r>
+        <w:rPr>
+          <w:rFonts w:ascii="Times New Roman" w:cs="Times New Roman" w:eastAsia="Times New Roman" w:hAnsi="Times New Roman"/>
+          <w:b/>
+          <w:bCs/>
+          <w:color w:val="15857A"/>
+          <w:sz w:val="24"/>
+          <w:szCs w:val="24"/>
+        </w:rPr>
+        <w:t xml:space="preserve">Giải chi tiết: </w:t>
+      </w:r>
+      <w:r>
+        <w:rPr>
+          <w:rFonts w:ascii="Times New Roman" w:cs="Times New Roman" w:eastAsia="Times New Roman" w:hAnsi="Times New Roman"/>
+          <w:color w:val="1A1A1A"/>
+          <w:sz w:val="24"/>
+          <w:szCs w:val="24"/>
+        </w:rPr>
+        <w:t xml:space="preserve">Cụm cố định: take a COURSE in + lĩnh vực = học một khóa về... (a course in hotel management = khóa học quản lý khách sạn). Loại: career (sự nghiệp — không nói take a career in), major (chuyên ngành — dùng cấu trúc 'major in' chứ không 'take a major in'), license (giấy phép — sai hẳn nghĩa).</w:t>
+      </w:r>
+    </w:p>
+    <w:p>
+      <w:pPr>
+        <w:keepNext/>
+        <w:spacing w:after="40" w:before="160" w:line="312"/>
+        <w:jc w:val="left"/>
+      </w:pPr>
+      <w:r>
+        <w:rPr>
+          <w:rFonts w:ascii="Times New Roman" w:cs="Times New Roman" w:eastAsia="Times New Roman" w:hAnsi="Times New Roman"/>
+          <w:b/>
+          <w:bCs/>
+          <w:color w:val="15857A"/>
+          <w:sz w:val="24"/>
+          <w:szCs w:val="24"/>
+        </w:rPr>
+        <w:t xml:space="preserve">Câu 16. </w:t>
+      </w:r>
+      <w:r>
+        <w:rPr>
+          <w:rFonts w:ascii="Times New Roman" w:cs="Times New Roman" w:eastAsia="Times New Roman" w:hAnsi="Times New Roman"/>
+          <w:color w:val="1A1A1A"/>
+          <w:sz w:val="24"/>
+          <w:szCs w:val="24"/>
+        </w:rPr>
+        <w:t xml:space="preserve">A. got    B. has been    C. gets    D. is getting</w:t>
+      </w:r>
+    </w:p>
+    <w:p>
+      <w:pPr>
+        <w:spacing w:after="60" w:before="20" w:line="312"/>
+        <w:ind w:left="420"/>
+        <w:jc w:val="left"/>
+      </w:pPr>
+      <w:r>
+        <w:rPr>
+          <w:rFonts w:ascii="Times New Roman" w:cs="Times New Roman" w:eastAsia="Times New Roman" w:hAnsi="Times New Roman"/>
+          <w:b/>
+          <w:bCs/>
+          <w:color w:val="FF6A3B"/>
+          <w:sz w:val="24"/>
+          <w:szCs w:val="24"/>
+        </w:rPr>
+        <w:t xml:space="preserve">Đáp án: </w:t>
+      </w:r>
+      <w:r>
+        <w:rPr>
+          <w:rFonts w:ascii="Times New Roman" w:cs="Times New Roman" w:eastAsia="Times New Roman" w:hAnsi="Times New Roman"/>
+          <w:b/>
+          <w:bCs/>
+          <w:color w:val="1A1A1A"/>
+          <w:sz w:val="24"/>
+          <w:szCs w:val="24"/>
+        </w:rPr>
+        <w:t xml:space="preserve">D</w:t>
+      </w:r>
+    </w:p>
+    <w:p>
+      <w:pPr>
+        <w:spacing w:after="140" w:before="0" w:line="312"/>
+        <w:jc w:val="both"/>
+      </w:pPr>
+      <w:r>
+        <w:rPr>
+          <w:rFonts w:ascii="Times New Roman" w:cs="Times New Roman" w:eastAsia="Times New Roman" w:hAnsi="Times New Roman"/>
+          <w:b/>
+          <w:bCs/>
+          <w:color w:val="15857A"/>
+          <w:sz w:val="24"/>
+          <w:szCs w:val="24"/>
+        </w:rPr>
+        <w:t xml:space="preserve">Giải chi tiết: </w:t>
+      </w:r>
+      <w:r>
+        <w:rPr>
+          <w:rFonts w:ascii="Times New Roman" w:cs="Times New Roman" w:eastAsia="Times New Roman" w:hAnsi="Times New Roman"/>
+          <w:color w:val="1A1A1A"/>
+          <w:sz w:val="24"/>
+          <w:szCs w:val="24"/>
+        </w:rPr>
+        <w:t xml:space="preserve">'her father ......... old' — nghĩa cần: bố ĐANG GIÀ ĐI (đó là lý do nghỉ việc). Cấu trúc: GET + tính từ = trở nên; việc đang diễn ra từng ngày → hiện tại tiếp diễn → IS GETTING old. Loại: got (quá khứ — cả đoạn đang kể hiện tại), has been old (đã già — không nhấn được ý 'đang trở nên'), gets old (thói quen lặp lại — không hợp kể chuyện đang xảy ra).</w:t>
+      </w:r>
+    </w:p>
+    <w:p>
+      <w:pPr>
+        <w:keepNext/>
+        <w:spacing w:after="40" w:before="160" w:line="312"/>
+        <w:jc w:val="left"/>
+      </w:pPr>
+      <w:r>
+        <w:rPr>
+          <w:rFonts w:ascii="Times New Roman" w:cs="Times New Roman" w:eastAsia="Times New Roman" w:hAnsi="Times New Roman"/>
+          <w:b/>
+          <w:bCs/>
+          <w:color w:val="15857A"/>
+          <w:sz w:val="24"/>
+          <w:szCs w:val="24"/>
+        </w:rPr>
+        <w:t xml:space="preserve">Câu 17. </w:t>
+      </w:r>
+      <w:r>
+        <w:rPr>
+          <w:rFonts w:ascii="Times New Roman" w:cs="Times New Roman" w:eastAsia="Times New Roman" w:hAnsi="Times New Roman"/>
+          <w:color w:val="1A1A1A"/>
+          <w:sz w:val="24"/>
+          <w:szCs w:val="24"/>
+        </w:rPr>
+        <w:t xml:space="preserve">A. stop    B. get a pension    C. retire    D. change his life</w:t>
+      </w:r>
+    </w:p>
+    <w:p>
+      <w:pPr>
+        <w:spacing w:after="60" w:before="20" w:line="312"/>
+        <w:ind w:left="420"/>
+        <w:jc w:val="left"/>
+      </w:pPr>
+      <w:r>
+        <w:rPr>
+          <w:rFonts w:ascii="Times New Roman" w:cs="Times New Roman" w:eastAsia="Times New Roman" w:hAnsi="Times New Roman"/>
+          <w:b/>
+          <w:bCs/>
+          <w:color w:val="FF6A3B"/>
+          <w:sz w:val="24"/>
+          <w:szCs w:val="24"/>
+        </w:rPr>
+        <w:t xml:space="preserve">Đáp án: </w:t>
+      </w:r>
+      <w:r>
+        <w:rPr>
+          <w:rFonts w:ascii="Times New Roman" w:cs="Times New Roman" w:eastAsia="Times New Roman" w:hAnsi="Times New Roman"/>
+          <w:b/>
+          <w:bCs/>
+          <w:color w:val="1A1A1A"/>
+          <w:sz w:val="24"/>
+          <w:szCs w:val="24"/>
+        </w:rPr>
+        <w:t xml:space="preserve">C</w:t>
+      </w:r>
+    </w:p>
+    <w:p>
+      <w:pPr>
+        <w:spacing w:after="140" w:before="0" w:line="312"/>
+        <w:jc w:val="both"/>
+      </w:pPr>
+      <w:r>
+        <w:rPr>
+          <w:rFonts w:ascii="Times New Roman" w:cs="Times New Roman" w:eastAsia="Times New Roman" w:hAnsi="Times New Roman"/>
+          <w:b/>
+          <w:bCs/>
+          <w:color w:val="15857A"/>
+          <w:sz w:val="24"/>
+          <w:szCs w:val="24"/>
+        </w:rPr>
+        <w:t xml:space="preserve">Giải chi tiết: </w:t>
+      </w:r>
+      <w:r>
+        <w:rPr>
+          <w:rFonts w:ascii="Times New Roman" w:cs="Times New Roman" w:eastAsia="Times New Roman" w:hAnsi="Times New Roman"/>
+          <w:color w:val="1A1A1A"/>
+          <w:sz w:val="24"/>
+          <w:szCs w:val="24"/>
+        </w:rPr>
+        <w:t xml:space="preserve">'has decided to ......... at the end of the year' — bố đã già (câu 16) nên quyết định... VỀ HƯU = RETIRE. Từ vựng hay ra trong đề: retire = nghỉ hưu/về hưu. Loại: stop (nếu nghỉ làm thì phải 'stop working' — thiếu gì sau stop là sai), get a pension (nhận lương hưu — có nghĩa nhưng là hệ quả, không phải quyết định chuẩn), change his life (quá chung chung, ai cũng có thể nói).</w:t>
+      </w:r>
+    </w:p>
+    <w:p>
+      <w:pPr>
+        <w:keepNext/>
+        <w:spacing w:after="40" w:before="160" w:line="312"/>
+        <w:jc w:val="left"/>
+      </w:pPr>
+      <w:r>
+        <w:rPr>
+          <w:rFonts w:ascii="Times New Roman" w:cs="Times New Roman" w:eastAsia="Times New Roman" w:hAnsi="Times New Roman"/>
+          <w:b/>
+          <w:bCs/>
+          <w:color w:val="15857A"/>
+          <w:sz w:val="24"/>
+          <w:szCs w:val="24"/>
+        </w:rPr>
+        <w:t xml:space="preserve">Câu 18. </w:t>
+      </w:r>
+      <w:r>
+        <w:rPr>
+          <w:rFonts w:ascii="Times New Roman" w:cs="Times New Roman" w:eastAsia="Times New Roman" w:hAnsi="Times New Roman"/>
+          <w:color w:val="1A1A1A"/>
+          <w:sz w:val="24"/>
+          <w:szCs w:val="24"/>
+        </w:rPr>
+        <w:t xml:space="preserve">A. is    B. will be    C. is being    D. will go to be</w:t>
+      </w:r>
+    </w:p>
+    <w:p>
+      <w:pPr>
+        <w:spacing w:after="60" w:before="20" w:line="312"/>
+        <w:ind w:left="420"/>
+        <w:jc w:val="left"/>
+      </w:pPr>
+      <w:r>
+        <w:rPr>
+          <w:rFonts w:ascii="Times New Roman" w:cs="Times New Roman" w:eastAsia="Times New Roman" w:hAnsi="Times New Roman"/>
+          <w:b/>
+          <w:bCs/>
+          <w:color w:val="FF6A3B"/>
+          <w:sz w:val="24"/>
+          <w:szCs w:val="24"/>
+        </w:rPr>
+        <w:t xml:space="preserve">Đáp án: </w:t>
+      </w:r>
+      <w:r>
+        <w:rPr>
+          <w:rFonts w:ascii="Times New Roman" w:cs="Times New Roman" w:eastAsia="Times New Roman" w:hAnsi="Times New Roman"/>
+          <w:b/>
+          <w:bCs/>
+          <w:color w:val="1A1A1A"/>
+          <w:sz w:val="24"/>
+          <w:szCs w:val="24"/>
+        </w:rPr>
+        <w:t xml:space="preserve">B</w:t>
+      </w:r>
+    </w:p>
+    <w:p>
+      <w:pPr>
+        <w:spacing w:after="140" w:before="0" w:line="312"/>
+        <w:jc w:val="both"/>
+      </w:pPr>
+      <w:r>
+        <w:rPr>
+          <w:rFonts w:ascii="Times New Roman" w:cs="Times New Roman" w:eastAsia="Times New Roman" w:hAnsi="Times New Roman"/>
+          <w:b/>
+          <w:bCs/>
+          <w:color w:val="15857A"/>
+          <w:sz w:val="24"/>
+          <w:szCs w:val="24"/>
+        </w:rPr>
+        <w:t xml:space="preserve">Giải chi tiết: </w:t>
+      </w:r>
+      <w:r>
+        <w:rPr>
+          <w:rFonts w:ascii="Times New Roman" w:cs="Times New Roman" w:eastAsia="Times New Roman" w:hAnsi="Times New Roman"/>
+          <w:color w:val="1A1A1A"/>
+          <w:sz w:val="24"/>
+          <w:szCs w:val="24"/>
+        </w:rPr>
+        <w:t xml:space="preserve">'AS OF NEXT YEAR' = kể từ NĂM SAU → mốc TƯƠNG LAI → dùng WILL BE. Ghép với cụm cố định: be IN CHARGE OF = phụ trách. Dịch cả câu: Kể từ năm sau, cô ấy SẼ phụ trách khách sạn. Loại: is (hiện tại — sai mốc thời gian), is being (không dùng với trạng thái sở tại), will go to be (không có cấu trúc này).</w:t>
+      </w:r>
+    </w:p>
+    <w:p>
+      <w:pPr>
+        <w:keepNext/>
+        <w:spacing w:after="40" w:before="160" w:line="312"/>
+        <w:jc w:val="left"/>
+      </w:pPr>
+      <w:r>
+        <w:rPr>
+          <w:rFonts w:ascii="Times New Roman" w:cs="Times New Roman" w:eastAsia="Times New Roman" w:hAnsi="Times New Roman"/>
+          <w:b/>
+          <w:bCs/>
+          <w:color w:val="15857A"/>
+          <w:sz w:val="24"/>
+          <w:szCs w:val="24"/>
+        </w:rPr>
+        <w:t xml:space="preserve">Câu 19. </w:t>
+      </w:r>
+      <w:r>
+        <w:rPr>
+          <w:rFonts w:ascii="Times New Roman" w:cs="Times New Roman" w:eastAsia="Times New Roman" w:hAnsi="Times New Roman"/>
+          <w:color w:val="1A1A1A"/>
+          <w:sz w:val="24"/>
+          <w:szCs w:val="24"/>
+        </w:rPr>
+        <w:t xml:space="preserve">A. any    B. few    C. lot    D. some</w:t>
+      </w:r>
+    </w:p>
+    <w:p>
+      <w:pPr>
+        <w:spacing w:after="60" w:before="20" w:line="312"/>
+        <w:ind w:left="420"/>
+        <w:jc w:val="left"/>
+      </w:pPr>
+      <w:r>
+        <w:rPr>
+          <w:rFonts w:ascii="Times New Roman" w:cs="Times New Roman" w:eastAsia="Times New Roman" w:hAnsi="Times New Roman"/>
+          <w:b/>
+          <w:bCs/>
+          <w:color w:val="FF6A3B"/>
+          <w:sz w:val="24"/>
+          <w:szCs w:val="24"/>
+        </w:rPr>
+        <w:t xml:space="preserve">Đáp án: </w:t>
+      </w:r>
+      <w:r>
+        <w:rPr>
+          <w:rFonts w:ascii="Times New Roman" w:cs="Times New Roman" w:eastAsia="Times New Roman" w:hAnsi="Times New Roman"/>
+          <w:b/>
+          <w:bCs/>
+          <w:color w:val="1A1A1A"/>
+          <w:sz w:val="24"/>
+          <w:szCs w:val="24"/>
+        </w:rPr>
+        <w:t xml:space="preserve">D</w:t>
+      </w:r>
+    </w:p>
+    <w:p>
+      <w:pPr>
+        <w:spacing w:after="140" w:before="0" w:line="312"/>
+        <w:jc w:val="both"/>
+      </w:pPr>
+      <w:r>
+        <w:rPr>
+          <w:rFonts w:ascii="Times New Roman" w:cs="Times New Roman" w:eastAsia="Times New Roman" w:hAnsi="Times New Roman"/>
+          <w:b/>
+          <w:bCs/>
+          <w:color w:val="15857A"/>
+          <w:sz w:val="24"/>
+          <w:szCs w:val="24"/>
+        </w:rPr>
+        <w:t xml:space="preserve">Giải chi tiết: </w:t>
+      </w:r>
+      <w:r>
+        <w:rPr>
+          <w:rFonts w:ascii="Times New Roman" w:cs="Times New Roman" w:eastAsia="Times New Roman" w:hAnsi="Times New Roman"/>
+          <w:color w:val="1A1A1A"/>
+          <w:sz w:val="24"/>
+          <w:szCs w:val="24"/>
+        </w:rPr>
+        <w:t xml:space="preserve">'attract ......... of the older and wealthier tourists' — cụm SOME OF THE + danh từ số nhiều = một số trong những... (một số trong các khách giàu có). Loại: any (chỉ dùng trong câu phủ định/nghi vấn — đây là câu khẳng định), few (mang nghĩa ÍT, phủ định — không hợp vì Anna MUỐN THU HÚT khách), lot (phải là A lot of — đề không cho chữ a nên lot đứng một mình là sai).</w:t>
+      </w:r>
+    </w:p>
+    <w:p>
+      <w:pPr>
+        <w:keepNext/>
+        <w:spacing w:after="40" w:before="160" w:line="312"/>
+        <w:jc w:val="left"/>
+      </w:pPr>
+      <w:r>
+        <w:rPr>
+          <w:rFonts w:ascii="Times New Roman" w:cs="Times New Roman" w:eastAsia="Times New Roman" w:hAnsi="Times New Roman"/>
+          <w:b/>
+          <w:bCs/>
+          <w:color w:val="15857A"/>
+          <w:sz w:val="24"/>
+          <w:szCs w:val="24"/>
+        </w:rPr>
+        <w:t xml:space="preserve">Câu 20. </w:t>
+      </w:r>
+      <w:r>
+        <w:rPr>
+          <w:rFonts w:ascii="Times New Roman" w:cs="Times New Roman" w:eastAsia="Times New Roman" w:hAnsi="Times New Roman"/>
+          <w:color w:val="1A1A1A"/>
+          <w:sz w:val="24"/>
+          <w:szCs w:val="24"/>
+        </w:rPr>
+        <w:t xml:space="preserve">A. elderly    B. guests    C. teenagers    D. young adults</w:t>
+      </w:r>
+    </w:p>
+    <w:p>
+      <w:pPr>
+        <w:spacing w:after="60" w:before="20" w:line="312"/>
+        <w:ind w:left="420"/>
+        <w:jc w:val="left"/>
+      </w:pPr>
+      <w:r>
+        <w:rPr>
+          <w:rFonts w:ascii="Times New Roman" w:cs="Times New Roman" w:eastAsia="Times New Roman" w:hAnsi="Times New Roman"/>
+          <w:b/>
+          <w:bCs/>
+          <w:color w:val="FF6A3B"/>
+          <w:sz w:val="24"/>
+          <w:szCs w:val="24"/>
+        </w:rPr>
+        <w:t xml:space="preserve">Đáp án: </w:t>
+      </w:r>
+      <w:r>
+        <w:rPr>
+          <w:rFonts w:ascii="Times New Roman" w:cs="Times New Roman" w:eastAsia="Times New Roman" w:hAnsi="Times New Roman"/>
+          <w:b/>
+          <w:bCs/>
+          <w:color w:val="1A1A1A"/>
+          <w:sz w:val="24"/>
+          <w:szCs w:val="24"/>
+        </w:rPr>
+        <w:t xml:space="preserve">B</w:t>
+      </w:r>
+    </w:p>
+    <w:p>
+      <w:pPr>
+        <w:spacing w:after="140" w:before="0" w:line="312"/>
+        <w:jc w:val="both"/>
+      </w:pPr>
+      <w:r>
+        <w:rPr>
+          <w:rFonts w:ascii="Times New Roman" w:cs="Times New Roman" w:eastAsia="Times New Roman" w:hAnsi="Times New Roman"/>
+          <w:b/>
+          <w:bCs/>
+          <w:color w:val="15857A"/>
+          <w:sz w:val="24"/>
+          <w:szCs w:val="24"/>
+        </w:rPr>
+        <w:t xml:space="preserve">Giải chi tiết: </w:t>
+      </w:r>
+      <w:r>
+        <w:rPr>
+          <w:rFonts w:ascii="Times New Roman" w:cs="Times New Roman" w:eastAsia="Times New Roman" w:hAnsi="Times New Roman"/>
+          <w:color w:val="1A1A1A"/>
+          <w:sz w:val="24"/>
+          <w:szCs w:val="24"/>
+        </w:rPr>
+        <w:t xml:space="preserve">'while the younger ......... have a good time at the bar' — vế trước nói 'older and wealthier TOURISTS' (khách già hơn, giàu hơn) → vế sau đối lập bằng KHÁCH trẻ tuổi → GUESTS (khách của khách sạn). Dịch: trong khi các khách trẻ tuổi thì vui chơi ở quầy bar. Loại: elderly (già — TRÙNG nghĩa với older, không đối lập được), teenagers (thiếu niên 13–19 tuổi — chưa đủ tuổi vào bar/night club), young adults (đứng cạnh 'younger' thành 'the younger young adults' — LẶP Ý chữ young, sai chắc chắn).</w:t>
+      </w:r>
+    </w:p>
+    <w:p>
+      <w:pPr>
+        <w:pStyle w:val="Heading2"/>
+        <w:spacing w:after="120" w:before="280" w:line="340" w:lineRule="atLeast"/>
+      </w:pPr>
+      <w:bookmarkStart w:id="100031" w:name="_Toc100031"/>
+      <w:r>
+        <w:rPr>
+          <w:rFonts w:ascii="Times New Roman" w:cs="Times New Roman" w:eastAsia="Times New Roman" w:hAnsi="Times New Roman"/>
+          <w:b/>
+          <w:bCs/>
+          <w:color w:val="15857A"/>
+          <w:sz w:val="28"/>
+          <w:szCs w:val="28"/>
+        </w:rPr>
+        <w:t xml:space="preserve">Writing Part 1 · Viết lại câu theo gợi ý (câu 1–5)</w:t>
+      </w:r>
+      <w:bookmarkEnd w:id="100031"/>
+    </w:p>
+    <w:p>
+      <w:pPr>
+        <w:spacing w:after="140" w:before="0" w:line="312"/>
+        <w:jc w:val="both"/>
+      </w:pPr>
+      <w:r>
+        <w:rPr>
+          <w:rFonts w:ascii="Times New Roman" w:cs="Times New Roman" w:eastAsia="Times New Roman" w:hAnsi="Times New Roman"/>
+          <w:b/>
+          <w:bCs/>
+          <w:color w:val="15857A"/>
+          <w:sz w:val="24"/>
+          <w:szCs w:val="24"/>
+        </w:rPr>
+        <w:t xml:space="preserve">Mẹo làm phần này: </w:t>
+      </w:r>
+      <w:r>
+        <w:rPr>
+          <w:rFonts w:ascii="Times New Roman" w:cs="Times New Roman" w:eastAsia="Times New Roman" w:hAnsi="Times New Roman"/>
+          <w:color w:val="1A1A1A"/>
+          <w:sz w:val="24"/>
+          <w:szCs w:val="24"/>
+        </w:rPr>
+        <w:t xml:space="preserve"/>
+      </w:r>
+    </w:p>
+    <w:p>
+      <w:pPr>
+        <w:pStyle w:val="ListParagraph"/>
+        <w:numPr>
+          <w:ilvl w:val="0"/>
+          <w:numId w:val="1"/>
+        </w:numPr>
+        <w:spacing w:after="80" w:line="312"/>
+        <w:jc w:val="left"/>
+      </w:pPr>
+      <w:r>
+        <w:rPr>
+          <w:rFonts w:ascii="Times New Roman" w:cs="Times New Roman" w:eastAsia="Times New Roman" w:hAnsi="Times New Roman"/>
+          <w:color w:val="1A1A1A"/>
+          <w:sz w:val="24"/>
+          <w:szCs w:val="24"/>
+        </w:rPr>
+        <w:t xml:space="preserve">Mẹo 1 — Đọc câu gốc và câu đề cho sẵn, tự hỏi: CẤU TRÚC nào đã bị thay đổi? (so sánh hơn → so sánh bằng? bị động → chủ động? If → unless? too...to → ...?) Nhận diện đúng mẫu là xong 80% câu hỏi.</w:t>
+      </w:r>
+    </w:p>
+    <w:p>
+      <w:pPr>
+        <w:pStyle w:val="ListParagraph"/>
+        <w:numPr>
+          <w:ilvl w:val="0"/>
+          <w:numId w:val="1"/>
+        </w:numPr>
+        <w:spacing w:after="80" w:line="312"/>
+        <w:jc w:val="left"/>
+      </w:pPr>
+      <w:r>
+        <w:rPr>
+          <w:rFonts w:ascii="Times New Roman" w:cs="Times New Roman" w:eastAsia="Times New Roman" w:hAnsi="Times New Roman"/>
+          <w:color w:val="1A1A1A"/>
+          <w:sz w:val="24"/>
+          <w:szCs w:val="24"/>
+        </w:rPr>
+        <w:t xml:space="preserve">Mẹo 2 — Điền ĐỦ và ĐỪNG THỪA từ: chỗ trống thường chỉ chứa 2–4 từ, viết đúng chỗ trống đó thôi, đừng chép cả câu.</w:t>
+      </w:r>
+    </w:p>
+    <w:p>
+      <w:pPr>
+        <w:pStyle w:val="ListParagraph"/>
+        <w:numPr>
+          <w:ilvl w:val="0"/>
+          <w:numId w:val="1"/>
+        </w:numPr>
+        <w:spacing w:after="80" w:line="312"/>
+        <w:jc w:val="left"/>
+      </w:pPr>
+      <w:r>
+        <w:rPr>
+          <w:rFonts w:ascii="Times New Roman" w:cs="Times New Roman" w:eastAsia="Times New Roman" w:hAnsi="Times New Roman"/>
+          <w:color w:val="1A1A1A"/>
+          <w:sz w:val="24"/>
+          <w:szCs w:val="24"/>
+        </w:rPr>
+        <w:t xml:space="preserve">Mẹo 3 — Giữ nguyên THÌ và Ý: câu gốc quá khứ thì câu mới cũng quá khứ; không thêm bớt bất kỳ thông tin nào.</w:t>
+      </w:r>
+    </w:p>
+    <w:p>
+      <w:pPr>
+        <w:pStyle w:val="ListParagraph"/>
+        <w:numPr>
+          <w:ilvl w:val="0"/>
+          <w:numId w:val="1"/>
+        </w:numPr>
+        <w:spacing w:after="80" w:line="312"/>
+        <w:jc w:val="left"/>
+      </w:pPr>
+      <w:r>
+        <w:rPr>
+          <w:rFonts w:ascii="Times New Roman" w:cs="Times New Roman" w:eastAsia="Times New Roman" w:hAnsi="Times New Roman"/>
+          <w:color w:val="1A1A1A"/>
+          <w:sz w:val="24"/>
+          <w:szCs w:val="24"/>
+        </w:rPr>
+        <w:t xml:space="preserve">Mẹo 4 — Cả 5 câu dưới đây dùng đúng 5 mẫu trong bảng biến đổi câu đã học (Phần 5 của bộ bài tập này + Phần 6 tài liệu Ôn cấp tốc) — nếu quên mẫu, mở lại bảng đó trước khi đọc giải.</w:t>
+      </w:r>
+    </w:p>
+    <w:p>
+      <w:pPr>
+        <w:pStyle w:val="ListParagraph"/>
+        <w:numPr>
+          <w:ilvl w:val="0"/>
+          <w:numId w:val="1"/>
+        </w:numPr>
+        <w:spacing w:after="80" w:line="312"/>
+        <w:jc w:val="left"/>
+      </w:pPr>
+      <w:r>
+        <w:rPr>
+          <w:rFonts w:ascii="Times New Roman" w:cs="Times New Roman" w:eastAsia="Times New Roman" w:hAnsi="Times New Roman"/>
+          <w:color w:val="1A1A1A"/>
+          <w:sz w:val="24"/>
+          <w:szCs w:val="24"/>
+        </w:rPr>
+        <w:t xml:space="preserve">Mẹo 5 — Điền xong ĐỌC LẠI câu hoàn chỉnh: đọc xuôi không thông là chắc sai — kiểm tra lại ngay, đây là phần dễ ăn điểm 10/10 nhất của bài Writing.</w:t>
+      </w:r>
+    </w:p>
+    <w:p>
+      <w:pPr>
+        <w:keepNext/>
+        <w:spacing w:after="40" w:before="160" w:line="312"/>
+        <w:jc w:val="left"/>
+      </w:pPr>
+      <w:r>
+        <w:rPr>
+          <w:rFonts w:ascii="Times New Roman" w:cs="Times New Roman" w:eastAsia="Times New Roman" w:hAnsi="Times New Roman"/>
+          <w:b/>
+          <w:bCs/>
+          <w:color w:val="15857A"/>
+          <w:sz w:val="24"/>
+          <w:szCs w:val="24"/>
+        </w:rPr>
+        <w:t xml:space="preserve">Câu 1. </w:t>
+      </w:r>
+      <w:r>
+        <w:rPr>
+          <w:rFonts w:ascii="Times New Roman" w:cs="Times New Roman" w:eastAsia="Times New Roman" w:hAnsi="Times New Roman"/>
+          <w:color w:val="1A1A1A"/>
+          <w:sz w:val="24"/>
+          <w:szCs w:val="24"/>
+        </w:rPr>
+        <w:t xml:space="preserve">Câu gốc: The park entrance ticket was cheaper than I'd expected.</w:t>
+      </w:r>
+    </w:p>
+    <w:p>
+      <w:pPr>
+        <w:pBdr>
+          <w:left w:val="single" w:color="FF6A3B" w:sz="8" w:space="12"/>
+        </w:pBdr>
+        <w:spacing w:after="60" w:before="40" w:line="312"/>
+        <w:ind w:left="420" w:right="200"/>
+        <w:jc w:val="left"/>
+      </w:pPr>
+      <w:r>
+        <w:rPr>
+          <w:rFonts w:ascii="Times New Roman" w:cs="Times New Roman" w:eastAsia="Times New Roman" w:hAnsi="Times New Roman"/>
+          <w:color w:val="1A1A1A"/>
+          <w:sz w:val="24"/>
+          <w:szCs w:val="24"/>
+        </w:rPr>
+        <w:t xml:space="preserve">The park entrance ticket wasn't as ............ I'd expected.</w:t>
+      </w:r>
+    </w:p>
+    <w:p>
+      <w:pPr>
+        <w:spacing w:after="60" w:before="20" w:line="312"/>
+        <w:ind w:left="420"/>
+        <w:jc w:val="left"/>
+      </w:pPr>
+      <w:r>
+        <w:rPr>
+          <w:rFonts w:ascii="Times New Roman" w:cs="Times New Roman" w:eastAsia="Times New Roman" w:hAnsi="Times New Roman"/>
+          <w:b/>
+          <w:bCs/>
+          <w:color w:val="FF6A3B"/>
+          <w:sz w:val="24"/>
+          <w:szCs w:val="24"/>
+        </w:rPr>
+        <w:t xml:space="preserve">Đáp án: </w:t>
+      </w:r>
+      <w:r>
+        <w:rPr>
+          <w:rFonts w:ascii="Times New Roman" w:cs="Times New Roman" w:eastAsia="Times New Roman" w:hAnsi="Times New Roman"/>
+          <w:b/>
+          <w:bCs/>
+          <w:color w:val="1A1A1A"/>
+          <w:sz w:val="24"/>
+          <w:szCs w:val="24"/>
+        </w:rPr>
+        <w:t xml:space="preserve">cheap as</w:t>
+      </w:r>
+    </w:p>
+    <w:p>
+      <w:pPr>
+        <w:spacing w:after="140" w:before="0" w:line="312"/>
+        <w:jc w:val="both"/>
+      </w:pPr>
+      <w:r>
+        <w:rPr>
+          <w:rFonts w:ascii="Times New Roman" w:cs="Times New Roman" w:eastAsia="Times New Roman" w:hAnsi="Times New Roman"/>
+          <w:b/>
+          <w:bCs/>
+          <w:color w:val="15857A"/>
+          <w:sz w:val="24"/>
+          <w:szCs w:val="24"/>
+        </w:rPr>
+        <w:t xml:space="preserve">Cách làm từng bước: </w:t>
+      </w:r>
+      <w:r>
+        <w:rPr>
+          <w:rFonts w:ascii="Times New Roman" w:cs="Times New Roman" w:eastAsia="Times New Roman" w:hAnsi="Times New Roman"/>
+          <w:color w:val="1A1A1A"/>
+          <w:sz w:val="24"/>
+          <w:szCs w:val="24"/>
+        </w:rPr>
+        <w:t xml:space="preserve">Bước 1 — Câu gốc dùng SO SÁNH HƠN: cheaper than (rẻ hơn). Bước 2 — Đề đã cho sẵn 'wasn't as ............' → đây là mẫu SO SÁNH BẰNG PHỦ ĐỊNH: not as + tính từ + as. Bước 3 — Tính từ cần điền là CHEAP (rẻ) vì 'cheaper' = more cheap, lấy tính từ gốc của nó. Bước 4 — Điền 'cheap as' và đọc lại: 'The park entrance ticket wasn't as cheap as I'd expected' = Vé vào cổng không rẻ như tôi tưởng. Cấu hình điểm: 2 từ, đúng mẫu, giữ nguyên thì quá khứ.</w:t>
+      </w:r>
+    </w:p>
+    <w:p>
+      <w:pPr>
+        <w:keepNext/>
+        <w:spacing w:after="40" w:before="160" w:line="312"/>
+        <w:jc w:val="left"/>
+      </w:pPr>
+      <w:r>
+        <w:rPr>
+          <w:rFonts w:ascii="Times New Roman" w:cs="Times New Roman" w:eastAsia="Times New Roman" w:hAnsi="Times New Roman"/>
+          <w:b/>
+          <w:bCs/>
+          <w:color w:val="15857A"/>
+          <w:sz w:val="24"/>
+          <w:szCs w:val="24"/>
+        </w:rPr>
+        <w:t xml:space="preserve">Câu 2. </w:t>
+      </w:r>
+      <w:r>
+        <w:rPr>
+          <w:rFonts w:ascii="Times New Roman" w:cs="Times New Roman" w:eastAsia="Times New Roman" w:hAnsi="Times New Roman"/>
+          <w:color w:val="1A1A1A"/>
+          <w:sz w:val="24"/>
+          <w:szCs w:val="24"/>
+        </w:rPr>
+        <w:t xml:space="preserve">Câu gốc: I am often given books as presents.</w:t>
+      </w:r>
+    </w:p>
+    <w:p>
+      <w:pPr>
+        <w:pBdr>
+          <w:left w:val="single" w:color="FF6A3B" w:sz="8" w:space="12"/>
+        </w:pBdr>
+        <w:spacing w:after="60" w:before="40" w:line="312"/>
+        <w:ind w:left="420" w:right="200"/>
+        <w:jc w:val="left"/>
+      </w:pPr>
+      <w:r>
+        <w:rPr>
+          <w:rFonts w:ascii="Times New Roman" w:cs="Times New Roman" w:eastAsia="Times New Roman" w:hAnsi="Times New Roman"/>
+          <w:color w:val="1A1A1A"/>
+          <w:sz w:val="24"/>
+          <w:szCs w:val="24"/>
+        </w:rPr>
+        <w:t xml:space="preserve">People often ............ as presents.</w:t>
+      </w:r>
+    </w:p>
+    <w:p>
+      <w:pPr>
+        <w:spacing w:after="60" w:before="20" w:line="312"/>
+        <w:ind w:left="420"/>
+        <w:jc w:val="left"/>
+      </w:pPr>
+      <w:r>
+        <w:rPr>
+          <w:rFonts w:ascii="Times New Roman" w:cs="Times New Roman" w:eastAsia="Times New Roman" w:hAnsi="Times New Roman"/>
+          <w:b/>
+          <w:bCs/>
+          <w:color w:val="FF6A3B"/>
+          <w:sz w:val="24"/>
+          <w:szCs w:val="24"/>
+        </w:rPr>
+        <w:t xml:space="preserve">Đáp án: </w:t>
+      </w:r>
+      <w:r>
+        <w:rPr>
+          <w:rFonts w:ascii="Times New Roman" w:cs="Times New Roman" w:eastAsia="Times New Roman" w:hAnsi="Times New Roman"/>
+          <w:b/>
+          <w:bCs/>
+          <w:color w:val="1A1A1A"/>
+          <w:sz w:val="24"/>
+          <w:szCs w:val="24"/>
+        </w:rPr>
+        <w:t xml:space="preserve">give me books</w:t>
+      </w:r>
+    </w:p>
+    <w:p>
+      <w:pPr>
+        <w:spacing w:after="140" w:before="0" w:line="312"/>
+        <w:jc w:val="both"/>
+      </w:pPr>
+      <w:r>
+        <w:rPr>
+          <w:rFonts w:ascii="Times New Roman" w:cs="Times New Roman" w:eastAsia="Times New Roman" w:hAnsi="Times New Roman"/>
+          <w:b/>
+          <w:bCs/>
+          <w:color w:val="15857A"/>
+          <w:sz w:val="24"/>
+          <w:szCs w:val="24"/>
+        </w:rPr>
+        <w:t xml:space="preserve">Cách làm từng bước: </w:t>
+      </w:r>
+      <w:r>
+        <w:rPr>
+          <w:rFonts w:ascii="Times New Roman" w:cs="Times New Roman" w:eastAsia="Times New Roman" w:hAnsi="Times New Roman"/>
+          <w:color w:val="1A1A1A"/>
+          <w:sz w:val="24"/>
+          <w:szCs w:val="24"/>
+        </w:rPr>
+        <w:t xml:space="preserve">Bước 1 — Câu gốc là CÂU BỊ ĐỘNG: 'I am given books' = tôi ĐƯỢC CHO sách. Bước 2 — Đề yêu cầu chuyển sang CHỦ ĐỘNG với chủ ngữ People (người ta): người cho → động từ GIVE; người nhận (I) → ME. Bước 3 — Điền 'give me books' và đọc lại: 'People often give me books as presents' = Người ta thường tặng tôi sách. Quy tắc chung: People/They + give + người nhận + đồ vật ⇄ I am given + đồ vật (by people).</w:t>
+      </w:r>
+    </w:p>
+    <w:p>
+      <w:pPr>
+        <w:keepNext/>
+        <w:spacing w:after="40" w:before="160" w:line="312"/>
+        <w:jc w:val="left"/>
+      </w:pPr>
+      <w:r>
+        <w:rPr>
+          <w:rFonts w:ascii="Times New Roman" w:cs="Times New Roman" w:eastAsia="Times New Roman" w:hAnsi="Times New Roman"/>
+          <w:b/>
+          <w:bCs/>
+          <w:color w:val="15857A"/>
+          <w:sz w:val="24"/>
+          <w:szCs w:val="24"/>
+        </w:rPr>
+        <w:t xml:space="preserve">Câu 3. </w:t>
+      </w:r>
+      <w:r>
+        <w:rPr>
+          <w:rFonts w:ascii="Times New Roman" w:cs="Times New Roman" w:eastAsia="Times New Roman" w:hAnsi="Times New Roman"/>
+          <w:color w:val="1A1A1A"/>
+          <w:sz w:val="24"/>
+          <w:szCs w:val="24"/>
+        </w:rPr>
+        <w:t xml:space="preserve">Câu gốc: If I finish my homework early, I will go to the gym.</w:t>
+      </w:r>
+    </w:p>
+    <w:p>
+      <w:pPr>
+        <w:pBdr>
+          <w:left w:val="single" w:color="FF6A3B" w:sz="8" w:space="12"/>
+        </w:pBdr>
+        <w:spacing w:after="60" w:before="40" w:line="312"/>
+        <w:ind w:left="420" w:right="200"/>
+        <w:jc w:val="left"/>
+      </w:pPr>
+      <w:r>
+        <w:rPr>
+          <w:rFonts w:ascii="Times New Roman" w:cs="Times New Roman" w:eastAsia="Times New Roman" w:hAnsi="Times New Roman"/>
+          <w:color w:val="1A1A1A"/>
+          <w:sz w:val="24"/>
+          <w:szCs w:val="24"/>
+        </w:rPr>
+        <w:t xml:space="preserve">I won't go to the gym ............ finish my homework early.</w:t>
+      </w:r>
+    </w:p>
+    <w:p>
+      <w:pPr>
+        <w:spacing w:after="60" w:before="20" w:line="312"/>
+        <w:ind w:left="420"/>
+        <w:jc w:val="left"/>
+      </w:pPr>
+      <w:r>
+        <w:rPr>
+          <w:rFonts w:ascii="Times New Roman" w:cs="Times New Roman" w:eastAsia="Times New Roman" w:hAnsi="Times New Roman"/>
+          <w:b/>
+          <w:bCs/>
+          <w:color w:val="FF6A3B"/>
+          <w:sz w:val="24"/>
+          <w:szCs w:val="24"/>
+        </w:rPr>
+        <w:t xml:space="preserve">Đáp án: </w:t>
+      </w:r>
+      <w:r>
+        <w:rPr>
+          <w:rFonts w:ascii="Times New Roman" w:cs="Times New Roman" w:eastAsia="Times New Roman" w:hAnsi="Times New Roman"/>
+          <w:b/>
+          <w:bCs/>
+          <w:color w:val="1A1A1A"/>
+          <w:sz w:val="24"/>
+          <w:szCs w:val="24"/>
+        </w:rPr>
+        <w:t xml:space="preserve">unless I</w:t>
+      </w:r>
+    </w:p>
+    <w:p>
+      <w:pPr>
+        <w:spacing w:after="140" w:before="0" w:line="312"/>
+        <w:jc w:val="both"/>
+      </w:pPr>
+      <w:r>
+        <w:rPr>
+          <w:rFonts w:ascii="Times New Roman" w:cs="Times New Roman" w:eastAsia="Times New Roman" w:hAnsi="Times New Roman"/>
+          <w:b/>
+          <w:bCs/>
+          <w:color w:val="15857A"/>
+          <w:sz w:val="24"/>
+          <w:szCs w:val="24"/>
+        </w:rPr>
+        <w:t xml:space="preserve">Cách làm từng bước: </w:t>
+      </w:r>
+      <w:r>
+        <w:rPr>
+          <w:rFonts w:ascii="Times New Roman" w:cs="Times New Roman" w:eastAsia="Times New Roman" w:hAnsi="Times New Roman"/>
+          <w:color w:val="1A1A1A"/>
+          <w:sz w:val="24"/>
+          <w:szCs w:val="24"/>
+        </w:rPr>
+        <w:t xml:space="preserve">Bước 1 — Câu gốc là CÂU ĐIỀU KIỆN LOẠI 1: 'If I finish..., I will go...'. Bước 2 — Đề đã ĐẢO hai vế và đổi 'will' thành 'won't' → khi đó IF phải thay bằng UNLESS (= if not, 'nếu không'). Quy tắc: If + khẳng định ⇄ won't + unless. Bước 3 — Điền 'unless I' và đọc lại: 'I won't go to the gym unless I finish my homework early' = Tôi sẽ không đi tập trừ khi tôi làm xong bài tập sớm. Nhớ: sau unless vẫn giữ thì hiện tại đơn như sau if.</w:t>
+      </w:r>
+    </w:p>
+    <w:p>
+      <w:pPr>
+        <w:keepNext/>
+        <w:spacing w:after="40" w:before="160" w:line="312"/>
+        <w:jc w:val="left"/>
+      </w:pPr>
+      <w:r>
+        <w:rPr>
+          <w:rFonts w:ascii="Times New Roman" w:cs="Times New Roman" w:eastAsia="Times New Roman" w:hAnsi="Times New Roman"/>
+          <w:b/>
+          <w:bCs/>
+          <w:color w:val="15857A"/>
+          <w:sz w:val="24"/>
+          <w:szCs w:val="24"/>
+        </w:rPr>
+        <w:t xml:space="preserve">Câu 4. </w:t>
+      </w:r>
+      <w:r>
+        <w:rPr>
+          <w:rFonts w:ascii="Times New Roman" w:cs="Times New Roman" w:eastAsia="Times New Roman" w:hAnsi="Times New Roman"/>
+          <w:color w:val="1A1A1A"/>
+          <w:sz w:val="24"/>
+          <w:szCs w:val="24"/>
+        </w:rPr>
+        <w:t xml:space="preserve">Câu gốc: The house was built in the 19th century. It didn't have electricity.</w:t>
+      </w:r>
+    </w:p>
+    <w:p>
+      <w:pPr>
+        <w:pBdr>
+          <w:left w:val="single" w:color="FF6A3B" w:sz="8" w:space="12"/>
+        </w:pBdr>
+        <w:spacing w:after="60" w:before="40" w:line="312"/>
+        <w:ind w:left="420" w:right="200"/>
+        <w:jc w:val="left"/>
+      </w:pPr>
+      <w:r>
+        <w:rPr>
+          <w:rFonts w:ascii="Times New Roman" w:cs="Times New Roman" w:eastAsia="Times New Roman" w:hAnsi="Times New Roman"/>
+          <w:color w:val="1A1A1A"/>
+          <w:sz w:val="24"/>
+          <w:szCs w:val="24"/>
+        </w:rPr>
+        <w:t xml:space="preserve">The house ............ in the 19th century didn't have electricity.</w:t>
+      </w:r>
+    </w:p>
+    <w:p>
+      <w:pPr>
+        <w:spacing w:after="60" w:before="20" w:line="312"/>
+        <w:ind w:left="420"/>
+        <w:jc w:val="left"/>
+      </w:pPr>
+      <w:r>
+        <w:rPr>
+          <w:rFonts w:ascii="Times New Roman" w:cs="Times New Roman" w:eastAsia="Times New Roman" w:hAnsi="Times New Roman"/>
+          <w:b/>
+          <w:bCs/>
+          <w:color w:val="FF6A3B"/>
+          <w:sz w:val="24"/>
+          <w:szCs w:val="24"/>
+        </w:rPr>
+        <w:t xml:space="preserve">Đáp án: </w:t>
+      </w:r>
+      <w:r>
+        <w:rPr>
+          <w:rFonts w:ascii="Times New Roman" w:cs="Times New Roman" w:eastAsia="Times New Roman" w:hAnsi="Times New Roman"/>
+          <w:b/>
+          <w:bCs/>
+          <w:color w:val="1A1A1A"/>
+          <w:sz w:val="24"/>
+          <w:szCs w:val="24"/>
+        </w:rPr>
+        <w:t xml:space="preserve">that was built (hoặc: which was built / built)</w:t>
+      </w:r>
+    </w:p>
+    <w:p>
+      <w:pPr>
+        <w:spacing w:after="140" w:before="0" w:line="312"/>
+        <w:jc w:val="both"/>
+      </w:pPr>
+      <w:r>
+        <w:rPr>
+          <w:rFonts w:ascii="Times New Roman" w:cs="Times New Roman" w:eastAsia="Times New Roman" w:hAnsi="Times New Roman"/>
+          <w:b/>
+          <w:bCs/>
+          <w:color w:val="15857A"/>
+          <w:sz w:val="24"/>
+          <w:szCs w:val="24"/>
+        </w:rPr>
+        <w:t xml:space="preserve">Cách làm từng bước: </w:t>
+      </w:r>
+      <w:r>
+        <w:rPr>
+          <w:rFonts w:ascii="Times New Roman" w:cs="Times New Roman" w:eastAsia="Times New Roman" w:hAnsi="Times New Roman"/>
+          <w:color w:val="1A1A1A"/>
+          <w:sz w:val="24"/>
+          <w:szCs w:val="24"/>
+        </w:rPr>
+        <w:t xml:space="preserve">Bước 1 — Hai câu cùng nói về THE HOUSE → nối bằng MỆNH ĐỀ QUAN HỆ. Bước 2 — Vật (house) → dùng THAT hoặc WHICH. Bước 3 — Giữ nguyên 'was built' từ câu thứ nhất: 'The house that was built in the 19th century didn't have electricity' = Ngôi nhà được xây ở thế kỷ 19 không có điện. Bước 4 — Điền 'that was built' (3 từ). Muốn gọn hơn còn có thể rút gọn thành 'built' (một từ) vì ngôi nhà BỊ xây — cả hai cách đều đạt điểm.</w:t>
+      </w:r>
+    </w:p>
+    <w:p>
+      <w:pPr>
+        <w:keepNext/>
+        <w:spacing w:after="40" w:before="160" w:line="312"/>
+        <w:jc w:val="left"/>
+      </w:pPr>
+      <w:r>
+        <w:rPr>
+          <w:rFonts w:ascii="Times New Roman" w:cs="Times New Roman" w:eastAsia="Times New Roman" w:hAnsi="Times New Roman"/>
+          <w:b/>
+          <w:bCs/>
+          <w:color w:val="15857A"/>
+          <w:sz w:val="24"/>
+          <w:szCs w:val="24"/>
+        </w:rPr>
+        <w:t xml:space="preserve">Câu 5. </w:t>
+      </w:r>
+      <w:r>
+        <w:rPr>
+          <w:rFonts w:ascii="Times New Roman" w:cs="Times New Roman" w:eastAsia="Times New Roman" w:hAnsi="Times New Roman"/>
+          <w:color w:val="1A1A1A"/>
+          <w:sz w:val="24"/>
+          <w:szCs w:val="24"/>
+        </w:rPr>
+        <w:t xml:space="preserve">Câu gốc: This part of the river is too polluted to swim in.</w:t>
+      </w:r>
+    </w:p>
+    <w:p>
+      <w:pPr>
+        <w:pBdr>
+          <w:left w:val="single" w:color="FF6A3B" w:sz="8" w:space="12"/>
+        </w:pBdr>
+        <w:spacing w:after="60" w:before="40" w:line="312"/>
+        <w:ind w:left="420" w:right="200"/>
+        <w:jc w:val="left"/>
+      </w:pPr>
+      <w:r>
+        <w:rPr>
+          <w:rFonts w:ascii="Times New Roman" w:cs="Times New Roman" w:eastAsia="Times New Roman" w:hAnsi="Times New Roman"/>
+          <w:color w:val="1A1A1A"/>
+          <w:sz w:val="24"/>
+          <w:szCs w:val="24"/>
+        </w:rPr>
+        <w:t xml:space="preserve">This part of the river ............ to swim in.</w:t>
+      </w:r>
+    </w:p>
+    <w:p>
+      <w:pPr>
+        <w:spacing w:after="60" w:before="20" w:line="312"/>
+        <w:ind w:left="420"/>
+        <w:jc w:val="left"/>
+      </w:pPr>
+      <w:r>
+        <w:rPr>
+          <w:rFonts w:ascii="Times New Roman" w:cs="Times New Roman" w:eastAsia="Times New Roman" w:hAnsi="Times New Roman"/>
+          <w:b/>
+          <w:bCs/>
+          <w:color w:val="FF6A3B"/>
+          <w:sz w:val="24"/>
+          <w:szCs w:val="24"/>
+        </w:rPr>
+        <w:t xml:space="preserve">Đáp án: </w:t>
+      </w:r>
+      <w:r>
+        <w:rPr>
+          <w:rFonts w:ascii="Times New Roman" w:cs="Times New Roman" w:eastAsia="Times New Roman" w:hAnsi="Times New Roman"/>
+          <w:b/>
+          <w:bCs/>
+          <w:color w:val="1A1A1A"/>
+          <w:sz w:val="24"/>
+          <w:szCs w:val="24"/>
+        </w:rPr>
+        <w:t xml:space="preserve">is not clean enough</w:t>
+      </w:r>
+    </w:p>
+    <w:p>
+      <w:pPr>
+        <w:spacing w:after="140" w:before="0" w:line="312"/>
+        <w:jc w:val="both"/>
+      </w:pPr>
+      <w:r>
+        <w:rPr>
+          <w:rFonts w:ascii="Times New Roman" w:cs="Times New Roman" w:eastAsia="Times New Roman" w:hAnsi="Times New Roman"/>
+          <w:b/>
+          <w:bCs/>
+          <w:color w:val="15857A"/>
+          <w:sz w:val="24"/>
+          <w:szCs w:val="24"/>
+        </w:rPr>
+        <w:t xml:space="preserve">Cách làm từng bước: </w:t>
+      </w:r>
+      <w:r>
+        <w:rPr>
+          <w:rFonts w:ascii="Times New Roman" w:cs="Times New Roman" w:eastAsia="Times New Roman" w:hAnsi="Times New Roman"/>
+          <w:color w:val="1A1A1A"/>
+          <w:sz w:val="24"/>
+          <w:szCs w:val="24"/>
+        </w:rPr>
+        <w:t xml:space="preserve">Bước 1 — Câu gốc dùng TOO + tính từ + to-V: 'too polluted to swim in' = quá ô nhiễm để bơi. Bước 2 — Mẫu biến đổi kinh điển: too polluted (quá ô nhiễm) = NOT CLEAN ENOUGH (không đủ sạch) — hai cách nói cùng một ý. Bước 3 — Ghép lại: 'This part of the river is not clean enough to swim in'. Bước 4 — Điền 'is not clean enough' (4 từ). Chú ý phải có IS vì đề đã bỏ mất động từ to be của câu gốc.</w:t>
+      </w:r>
+    </w:p>
+    <w:p>
+      <w:pPr>
+        <w:pStyle w:val="Heading2"/>
+        <w:spacing w:after="120" w:before="280" w:line="340" w:lineRule="atLeast"/>
+      </w:pPr>
+      <w:bookmarkStart w:id="100032" w:name="_Toc100032"/>
+      <w:r>
+        <w:rPr>
+          <w:rFonts w:ascii="Times New Roman" w:cs="Times New Roman" w:eastAsia="Times New Roman" w:hAnsi="Times New Roman"/>
+          <w:b/>
+          <w:bCs/>
+          <w:color w:val="15857A"/>
+          <w:sz w:val="28"/>
+          <w:szCs w:val="28"/>
+        </w:rPr>
+        <w:t xml:space="preserve">Writing Part 2 · Viết email ngắn 35–45 từ (câu 6)</w:t>
+      </w:r>
+      <w:bookmarkEnd w:id="100032"/>
+    </w:p>
+    <w:p>
+      <w:pPr>
+        <w:spacing w:after="140" w:before="0" w:line="312"/>
+        <w:jc w:val="both"/>
+      </w:pPr>
+      <w:r>
+        <w:rPr>
+          <w:rFonts w:ascii="Times New Roman" w:cs="Times New Roman" w:eastAsia="Times New Roman" w:hAnsi="Times New Roman"/>
+          <w:b/>
+          <w:bCs/>
+          <w:color w:val="15857A"/>
+          <w:sz w:val="24"/>
+          <w:szCs w:val="24"/>
+        </w:rPr>
+        <w:t xml:space="preserve">Mẹo làm phần này: </w:t>
+      </w:r>
+      <w:r>
+        <w:rPr>
+          <w:rFonts w:ascii="Times New Roman" w:cs="Times New Roman" w:eastAsia="Times New Roman" w:hAnsi="Times New Roman"/>
+          <w:color w:val="1A1A1A"/>
+          <w:sz w:val="24"/>
+          <w:szCs w:val="24"/>
+        </w:rPr>
+        <w:t xml:space="preserve"/>
+      </w:r>
+    </w:p>
+    <w:p>
+      <w:pPr>
+        <w:pStyle w:val="ListParagraph"/>
+        <w:numPr>
+          <w:ilvl w:val="0"/>
+          <w:numId w:val="1"/>
+        </w:numPr>
+        <w:spacing w:after="80" w:line="312"/>
+        <w:jc w:val="left"/>
+      </w:pPr>
+      <w:r>
+        <w:rPr>
+          <w:rFonts w:ascii="Times New Roman" w:cs="Times New Roman" w:eastAsia="Times New Roman" w:hAnsi="Times New Roman"/>
+          <w:color w:val="1A1A1A"/>
+          <w:sz w:val="24"/>
+          <w:szCs w:val="24"/>
+        </w:rPr>
+        <w:t xml:space="preserve">Mẹo 1 — GẠCH CHÂN từng ý trong đề (mời — trang phục — hoạt động): thiếu ý là lỗi mất điểm nặng nhất. Viết đủ 3 ý mới là ưu tiên số một, trước cả ngữ pháp.</w:t>
+      </w:r>
+    </w:p>
+    <w:p>
+      <w:pPr>
+        <w:pStyle w:val="ListParagraph"/>
+        <w:numPr>
+          <w:ilvl w:val="0"/>
+          <w:numId w:val="1"/>
+        </w:numPr>
+        <w:spacing w:after="80" w:line="312"/>
+        <w:jc w:val="left"/>
+      </w:pPr>
+      <w:r>
+        <w:rPr>
+          <w:rFonts w:ascii="Times New Roman" w:cs="Times New Roman" w:eastAsia="Times New Roman" w:hAnsi="Times New Roman"/>
+          <w:color w:val="1A1A1A"/>
+          <w:sz w:val="24"/>
+          <w:szCs w:val="24"/>
+        </w:rPr>
+        <w:t xml:space="preserve">Mẹo 2 — Mỗi ý thành 1–2 câu riêng, dùng đúng mẫu câu có sẵn: mời → 'Would you like to come?'; trang phục → 'Please wear ...'; hoạt động → 'We will + V ...'. Không cần sáng tạo — điền nội dung vào khung là đạt.</w:t>
+      </w:r>
+    </w:p>
+    <w:p>
+      <w:pPr>
+        <w:pStyle w:val="ListParagraph"/>
+        <w:numPr>
+          <w:ilvl w:val="0"/>
+          <w:numId w:val="1"/>
+        </w:numPr>
+        <w:spacing w:after="80" w:line="312"/>
+        <w:jc w:val="left"/>
+      </w:pPr>
+      <w:r>
+        <w:rPr>
+          <w:rFonts w:ascii="Times New Roman" w:cs="Times New Roman" w:eastAsia="Times New Roman" w:hAnsi="Times New Roman"/>
+          <w:color w:val="1A1A1A"/>
+          <w:sz w:val="24"/>
+          <w:szCs w:val="24"/>
+        </w:rPr>
+        <w:t xml:space="preserve">Mẹo 3 — Hoạt động ở tiệc dùng thì TƯƠNG LAI 'will + V' vì tiệc diễn ra cuối tuần (chưa xảy ra). Sai thì tương lai là lỗi hay bị trừ nhất ở dạng này.</w:t>
+      </w:r>
+    </w:p>
+    <w:p>
+      <w:pPr>
+        <w:pStyle w:val="ListParagraph"/>
+        <w:numPr>
+          <w:ilvl w:val="0"/>
+          <w:numId w:val="1"/>
+        </w:numPr>
+        <w:spacing w:after="80" w:line="312"/>
+        <w:jc w:val="left"/>
+      </w:pPr>
+      <w:r>
+        <w:rPr>
+          <w:rFonts w:ascii="Times New Roman" w:cs="Times New Roman" w:eastAsia="Times New Roman" w:hAnsi="Times New Roman"/>
+          <w:color w:val="1A1A1A"/>
+          <w:sz w:val="24"/>
+          <w:szCs w:val="24"/>
+        </w:rPr>
+        <w:t xml:space="preserve">Mẹo 4 — ĐẾM TỪ sau khi viết: nhắm 38–45 từ (tính cả lời chào). Thiếu từ → thêm chi tiết giờ, món ăn, trò chơi; thừa từ → bỏ tính từ trang trí (wonderful, really...).</w:t>
+      </w:r>
+    </w:p>
+    <w:p>
+      <w:pPr>
+        <w:pStyle w:val="ListParagraph"/>
+        <w:numPr>
+          <w:ilvl w:val="0"/>
+          <w:numId w:val="1"/>
+        </w:numPr>
+        <w:spacing w:after="80" w:line="312"/>
+        <w:jc w:val="left"/>
+      </w:pPr>
+      <w:r>
+        <w:rPr>
+          <w:rFonts w:ascii="Times New Roman" w:cs="Times New Roman" w:eastAsia="Times New Roman" w:hAnsi="Times New Roman"/>
+          <w:color w:val="1A1A1A"/>
+          <w:sz w:val="24"/>
+          <w:szCs w:val="24"/>
+        </w:rPr>
+        <w:t xml:space="preserve">Mẹo 5 — Viết xong đọc lại MỘT lượt chỉ để bắt lỗi chính tả và dấu chấm — 30 giây cuối cùng cứu được cả nửa điểm.</w:t>
+      </w:r>
+    </w:p>
+    <w:p>
+      <w:pPr>
+        <w:spacing w:after="140" w:before="0" w:line="312"/>
+        <w:ind w:firstLine="480"/>
+        <w:jc w:val="both"/>
+      </w:pPr>
+      <w:r>
+        <w:rPr>
+          <w:rFonts w:ascii="Times New Roman" w:cs="Times New Roman" w:eastAsia="Times New Roman" w:hAnsi="Times New Roman"/>
+          <w:color w:val="1A1A1A"/>
+          <w:sz w:val="24"/>
+          <w:szCs w:val="24"/>
+        </w:rPr>
+        <w:t xml:space="preserve">Đề bài: You are going to celebrate your 18th birthday party at your house this weekend. Write a message to your English friend to invite him/her to the celebration. In your message, you should: invite him/her to the event; suggest the dress code he/she should wear; tell him/her some activities that will happen at the event. (Write 35–45 words.)</w:t>
+      </w:r>
+    </w:p>
+    <w:p>
+      <w:pPr>
+        <w:spacing w:after="140" w:before="0" w:line="312"/>
+        <w:jc w:val="both"/>
+      </w:pPr>
+      <w:r>
+        <w:rPr>
+          <w:rFonts w:ascii="Times New Roman" w:cs="Times New Roman" w:eastAsia="Times New Roman" w:hAnsi="Times New Roman"/>
+          <w:b/>
+          <w:bCs/>
+          <w:color w:val="15857A"/>
+          <w:sz w:val="24"/>
+          <w:szCs w:val="24"/>
+        </w:rPr>
+        <w:t xml:space="preserve">Ba ý bắt buộc trong đề: </w:t>
+      </w:r>
+      <w:r>
+        <w:rPr>
+          <w:rFonts w:ascii="Times New Roman" w:cs="Times New Roman" w:eastAsia="Times New Roman" w:hAnsi="Times New Roman"/>
+          <w:color w:val="1A1A1A"/>
+          <w:sz w:val="24"/>
+          <w:szCs w:val="24"/>
+        </w:rPr>
+        <w:t xml:space="preserve"/>
+      </w:r>
+    </w:p>
+    <w:p>
+      <w:pPr>
+        <w:pStyle w:val="ListParagraph"/>
+        <w:numPr>
+          <w:ilvl w:val="0"/>
+          <w:numId w:val="1"/>
+        </w:numPr>
+        <w:spacing w:after="80" w:line="312"/>
+        <w:jc w:val="left"/>
+      </w:pPr>
+      <w:r>
+        <w:rPr>
+          <w:rFonts w:ascii="Times New Roman" w:cs="Times New Roman" w:eastAsia="Times New Roman" w:hAnsi="Times New Roman"/>
+          <w:color w:val="1A1A1A"/>
+          <w:sz w:val="24"/>
+          <w:szCs w:val="24"/>
+        </w:rPr>
+        <w:t xml:space="preserve">Ý 1 — Mời bạn đến dự tiệc sinh nhật 18 tuổi tại nhà mình vào cuối tuần này.</w:t>
+      </w:r>
+    </w:p>
+    <w:p>
+      <w:pPr>
+        <w:pStyle w:val="ListParagraph"/>
+        <w:numPr>
+          <w:ilvl w:val="0"/>
+          <w:numId w:val="1"/>
+        </w:numPr>
+        <w:spacing w:after="80" w:line="312"/>
+        <w:jc w:val="left"/>
+      </w:pPr>
+      <w:r>
+        <w:rPr>
+          <w:rFonts w:ascii="Times New Roman" w:cs="Times New Roman" w:eastAsia="Times New Roman" w:hAnsi="Times New Roman"/>
+          <w:color w:val="1A1A1A"/>
+          <w:sz w:val="24"/>
+          <w:szCs w:val="24"/>
+        </w:rPr>
+        <w:t xml:space="preserve">Ý 2 — Gợi ý trang phục (dress code) bạn ấy nên mặc.</w:t>
+      </w:r>
+    </w:p>
+    <w:p>
+      <w:pPr>
+        <w:pStyle w:val="ListParagraph"/>
+        <w:numPr>
+          <w:ilvl w:val="0"/>
+          <w:numId w:val="1"/>
+        </w:numPr>
+        <w:spacing w:after="80" w:line="312"/>
+        <w:jc w:val="left"/>
+      </w:pPr>
+      <w:r>
+        <w:rPr>
+          <w:rFonts w:ascii="Times New Roman" w:cs="Times New Roman" w:eastAsia="Times New Roman" w:hAnsi="Times New Roman"/>
+          <w:color w:val="1A1A1A"/>
+          <w:sz w:val="24"/>
+          <w:szCs w:val="24"/>
+        </w:rPr>
+        <w:t xml:space="preserve">Ý 3 — Kể một số hoạt động sẽ diễn ra trong buổi tiệc.</w:t>
+      </w:r>
+    </w:p>
+    <w:p>
+      <w:pPr>
+        <w:keepNext/>
+        <w:spacing w:after="80" w:before="160" w:line="312"/>
+      </w:pPr>
+      <w:r>
+        <w:rPr>
+          <w:rFonts w:ascii="Times New Roman" w:cs="Times New Roman" w:eastAsia="Times New Roman" w:hAnsi="Times New Roman"/>
+          <w:b/>
+          <w:bCs/>
+          <w:color w:val="606060"/>
+          <w:sz w:val="21"/>
+          <w:szCs w:val="21"/>
+        </w:rPr>
+        <w:t xml:space="preserve">Khung thư mời 5 dòng — dùng cho MỌI đề viết thư mời (không chỉ đề này):</w:t>
+      </w:r>
+    </w:p>
+    <w:tbl>
+      <w:tblPr>
+        <w:tblW w:type="pct" w:w="100%"/>
+        <w:tblBorders>
+          <w:top w:val="single" w:color="15857A" w:sz="4"/>
+          <w:left w:val="none" w:color="FFFFFF" w:sz="0"/>
+          <w:bottom w:val="single" w:color="15857A" w:sz="4"/>
+          <w:right w:val="none" w:color="FFFFFF" w:sz="0"/>
+          <w:insideH w:val="single" w:color="D5D0C8" w:sz="1"/>
+          <w:insideV w:val="none" w:color="FFFFFF" w:sz="0"/>
+        </w:tblBorders>
+      </w:tblPr>
+      <w:tblGrid>
+        <w:gridCol w:w="100"/>
+        <w:gridCol w:w="100"/>
+      </w:tblGrid>
+      <w:tr>
+        <w:trPr>
+          <w:cantSplit/>
+          <w:tblHeader/>
+        </w:trPr>
+        <w:tc>
+          <w:tcPr>
+            <w:tcW w:type="pct" w:w="14%"/>
+            <w:shd w:fill="15857A" w:val="clear"/>
+            <w:tcMar>
+              <w:top w:type="dxa" w:w="60"/>
+              <w:left w:type="dxa" w:w="120"/>
+              <w:bottom w:type="dxa" w:w="60"/>
+              <w:right w:type="dxa" w:w="120"/>
+            </w:tcMar>
+          </w:tcPr>
+          <w:p>
+            <w:pPr>
+              <w:spacing w:line="312"/>
+              <w:jc w:val="left"/>
+            </w:pPr>
+            <w:r>
+              <w:rPr>
+                <w:rFonts w:ascii="Times New Roman" w:cs="Times New Roman" w:eastAsia="Times New Roman" w:hAnsi="Times New Roman"/>
+                <w:b/>
+                <w:bCs/>
+                <w:color w:val="FFFFFF"/>
+                <w:sz w:val="21"/>
+                <w:szCs w:val="21"/>
+              </w:rPr>
+              <w:t xml:space="preserve">Dòng</w:t>
+            </w:r>
+          </w:p>
+        </w:tc>
+        <w:tc>
+          <w:tcPr>
+            <w:tcW w:type="pct" w:w="86%"/>
+            <w:shd w:fill="15857A" w:val="clear"/>
+            <w:tcMar>
+              <w:top w:type="dxa" w:w="60"/>
+              <w:left w:type="dxa" w:w="120"/>
+              <w:bottom w:type="dxa" w:w="60"/>
+              <w:right w:type="dxa" w:w="120"/>
+            </w:tcMar>
+          </w:tcPr>
+          <w:p>
+            <w:pPr>
+              <w:spacing w:line="312"/>
+              <w:jc w:val="left"/>
+            </w:pPr>
+            <w:r>
+              <w:rPr>
+                <w:rFonts w:ascii="Times New Roman" w:cs="Times New Roman" w:eastAsia="Times New Roman" w:hAnsi="Times New Roman"/>
+                <w:b/>
+                <w:bCs/>
+                <w:color w:val="FFFFFF"/>
+                <w:sz w:val="21"/>
+                <w:szCs w:val="21"/>
+              </w:rPr>
+              <w:t xml:space="preserve">Viết gì</w:t>
+            </w:r>
+          </w:p>
+        </w:tc>
+      </w:tr>
+      <w:tr>
+        <w:trPr>
+          <w:cantSplit/>
+        </w:trPr>
+        <w:tc>
+          <w:tcPr>
+            <w:tcW w:type="pct" w:w="14%"/>
+            <w:tcMar>
+              <w:top w:type="dxa" w:w="60"/>
+              <w:left w:type="dxa" w:w="120"/>
+              <w:bottom w:type="dxa" w:w="60"/>
+              <w:right w:type="dxa" w:w="120"/>
+            </w:tcMar>
+          </w:tcPr>
+          <w:p>
+            <w:pPr>
+              <w:spacing w:line="312"/>
+              <w:jc w:val="left"/>
+            </w:pPr>
+            <w:r>
+              <w:rPr>
+                <w:rFonts w:ascii="Times New Roman" w:cs="Times New Roman" w:eastAsia="Times New Roman" w:hAnsi="Times New Roman"/>
+                <w:color w:val="1A1A1A"/>
+                <w:sz w:val="21"/>
+                <w:szCs w:val="21"/>
+              </w:rPr>
+              <w:t xml:space="preserve">Dòng 1</w:t>
+            </w:r>
+          </w:p>
+        </w:tc>
+        <w:tc>
+          <w:tcPr>
+            <w:tcW w:type="pct" w:w="86%"/>
+            <w:tcMar>
+              <w:top w:type="dxa" w:w="60"/>
+              <w:left w:type="dxa" w:w="120"/>
+              <w:bottom w:type="dxa" w:w="60"/>
+              <w:right w:type="dxa" w:w="120"/>
+            </w:tcMar>
+          </w:tcPr>
+          <w:p>
+            <w:pPr>
+              <w:spacing w:line="312"/>
+              <w:jc w:val="left"/>
+            </w:pPr>
+            <w:r>
+              <w:rPr>
+                <w:rFonts w:ascii="Times New Roman" w:cs="Times New Roman" w:eastAsia="Times New Roman" w:hAnsi="Times New Roman"/>
+                <w:color w:val="1A1A1A"/>
+                <w:sz w:val="21"/>
+                <w:szCs w:val="21"/>
+              </w:rPr>
+              <w:t xml:space="preserve">Hi / Dear + tên bạn,</w:t>
+            </w:r>
+          </w:p>
+        </w:tc>
+      </w:tr>
+      <w:tr>
+        <w:trPr>
+          <w:cantSplit/>
+        </w:trPr>
+        <w:tc>
+          <w:tcPr>
+            <w:tcW w:type="pct" w:w="14%"/>
+            <w:tcMar>
+              <w:top w:type="dxa" w:w="60"/>
+              <w:left w:type="dxa" w:w="120"/>
+              <w:bottom w:type="dxa" w:w="60"/>
+              <w:right w:type="dxa" w:w="120"/>
+            </w:tcMar>
+          </w:tcPr>
+          <w:p>
+            <w:pPr>
+              <w:spacing w:line="312"/>
+              <w:jc w:val="left"/>
+            </w:pPr>
+            <w:r>
+              <w:rPr>
+                <w:rFonts w:ascii="Times New Roman" w:cs="Times New Roman" w:eastAsia="Times New Roman" w:hAnsi="Times New Roman"/>
+                <w:color w:val="1A1A1A"/>
+                <w:sz w:val="21"/>
+                <w:szCs w:val="21"/>
+              </w:rPr>
+              <w:t xml:space="preserve">Dòng 2</w:t>
+            </w:r>
+          </w:p>
+        </w:tc>
+        <w:tc>
+          <w:tcPr>
+            <w:tcW w:type="pct" w:w="86%"/>
+            <w:tcMar>
+              <w:top w:type="dxa" w:w="60"/>
+              <w:left w:type="dxa" w:w="120"/>
+              <w:bottom w:type="dxa" w:w="60"/>
+              <w:right w:type="dxa" w:w="120"/>
+            </w:tcMar>
+          </w:tcPr>
+          <w:p>
+            <w:pPr>
+              <w:spacing w:line="312"/>
+              <w:jc w:val="left"/>
+            </w:pPr>
+            <w:r>
+              <w:rPr>
+                <w:rFonts w:ascii="Times New Roman" w:cs="Times New Roman" w:eastAsia="Times New Roman" w:hAnsi="Times New Roman"/>
+                <w:color w:val="1A1A1A"/>
+                <w:sz w:val="21"/>
+                <w:szCs w:val="21"/>
+              </w:rPr>
+              <w:t xml:space="preserve">Mời: I'm + V-ing ... at + địa điểm + this + ngày. Would you like to come?</w:t>
+            </w:r>
+          </w:p>
+        </w:tc>
+      </w:tr>
+      <w:tr>
+        <w:trPr>
+          <w:cantSplit/>
+        </w:trPr>
+        <w:tc>
+          <w:tcPr>
+            <w:tcW w:type="pct" w:w="14%"/>
+            <w:tcMar>
+              <w:top w:type="dxa" w:w="60"/>
+              <w:left w:type="dxa" w:w="120"/>
+              <w:bottom w:type="dxa" w:w="60"/>
+              <w:right w:type="dxa" w:w="120"/>
+            </w:tcMar>
+          </w:tcPr>
+          <w:p>
+            <w:pPr>
+              <w:spacing w:line="312"/>
+              <w:jc w:val="left"/>
+            </w:pPr>
+            <w:r>
+              <w:rPr>
+                <w:rFonts w:ascii="Times New Roman" w:cs="Times New Roman" w:eastAsia="Times New Roman" w:hAnsi="Times New Roman"/>
+                <w:color w:val="1A1A1A"/>
+                <w:sz w:val="21"/>
+                <w:szCs w:val="21"/>
+              </w:rPr>
+              <w:t xml:space="preserve">Dòng 3</w:t>
+            </w:r>
+          </w:p>
+        </w:tc>
+        <w:tc>
+          <w:tcPr>
+            <w:tcW w:type="pct" w:w="86%"/>
+            <w:tcMar>
+              <w:top w:type="dxa" w:w="60"/>
+              <w:left w:type="dxa" w:w="120"/>
+              <w:bottom w:type="dxa" w:w="60"/>
+              <w:right w:type="dxa" w:w="120"/>
+            </w:tcMar>
+          </w:tcPr>
+          <w:p>
+            <w:pPr>
+              <w:spacing w:line="312"/>
+              <w:jc w:val="left"/>
+            </w:pPr>
+            <w:r>
+              <w:rPr>
+                <w:rFonts w:ascii="Times New Roman" w:cs="Times New Roman" w:eastAsia="Times New Roman" w:hAnsi="Times New Roman"/>
+                <w:color w:val="1A1A1A"/>
+                <w:sz w:val="21"/>
+                <w:szCs w:val="21"/>
+              </w:rPr>
+              <w:t xml:space="preserve">Trang phục (ý 2 của đề): Please wear ... / You can wear ...</w:t>
+            </w:r>
+          </w:p>
+        </w:tc>
+      </w:tr>
+      <w:tr>
+        <w:trPr>
+          <w:cantSplit/>
+        </w:trPr>
+        <w:tc>
+          <w:tcPr>
+            <w:tcW w:type="pct" w:w="14%"/>
+            <w:tcMar>
+              <w:top w:type="dxa" w:w="60"/>
+              <w:left w:type="dxa" w:w="120"/>
+              <w:bottom w:type="dxa" w:w="60"/>
+              <w:right w:type="dxa" w:w="120"/>
+            </w:tcMar>
+          </w:tcPr>
+          <w:p>
+            <w:pPr>
+              <w:spacing w:line="312"/>
+              <w:jc w:val="left"/>
+            </w:pPr>
+            <w:r>
+              <w:rPr>
+                <w:rFonts w:ascii="Times New Roman" w:cs="Times New Roman" w:eastAsia="Times New Roman" w:hAnsi="Times New Roman"/>
+                <w:color w:val="1A1A1A"/>
+                <w:sz w:val="21"/>
+                <w:szCs w:val="21"/>
+              </w:rPr>
+              <w:t xml:space="preserve">Dòng 4</w:t>
+            </w:r>
+          </w:p>
+        </w:tc>
+        <w:tc>
+          <w:tcPr>
+            <w:tcW w:type="pct" w:w="86%"/>
+            <w:tcMar>
+              <w:top w:type="dxa" w:w="60"/>
+              <w:left w:type="dxa" w:w="120"/>
+              <w:bottom w:type="dxa" w:w="60"/>
+              <w:right w:type="dxa" w:w="120"/>
+            </w:tcMar>
+          </w:tcPr>
+          <w:p>
+            <w:pPr>
+              <w:spacing w:line="312"/>
+              <w:jc w:val="left"/>
+            </w:pPr>
+            <w:r>
+              <w:rPr>
+                <w:rFonts w:ascii="Times New Roman" w:cs="Times New Roman" w:eastAsia="Times New Roman" w:hAnsi="Times New Roman"/>
+                <w:color w:val="1A1A1A"/>
+                <w:sz w:val="21"/>
+                <w:szCs w:val="21"/>
+              </w:rPr>
+              <w:t xml:space="preserve">Hoạt động (ý 3 của đề): We will + V, V and V ... .</w:t>
+            </w:r>
+          </w:p>
+        </w:tc>
+      </w:tr>
+      <w:tr>
+        <w:trPr>
+          <w:cantSplit/>
+        </w:trPr>
+        <w:tc>
+          <w:tcPr>
+            <w:tcW w:type="pct" w:w="14%"/>
+            <w:tcMar>
+              <w:top w:type="dxa" w:w="60"/>
+              <w:left w:type="dxa" w:w="120"/>
+              <w:bottom w:type="dxa" w:w="60"/>
+              <w:right w:type="dxa" w:w="120"/>
+            </w:tcMar>
+          </w:tcPr>
+          <w:p>
+            <w:pPr>
+              <w:spacing w:line="312"/>
+              <w:jc w:val="left"/>
+            </w:pPr>
+            <w:r>
+              <w:rPr>
+                <w:rFonts w:ascii="Times New Roman" w:cs="Times New Roman" w:eastAsia="Times New Roman" w:hAnsi="Times New Roman"/>
+                <w:color w:val="1A1A1A"/>
+                <w:sz w:val="21"/>
+                <w:szCs w:val="21"/>
+              </w:rPr>
+              <w:t xml:space="preserve">Dòng 5</w:t>
+            </w:r>
+          </w:p>
+        </w:tc>
+        <w:tc>
+          <w:tcPr>
+            <w:tcW w:type="pct" w:w="86%"/>
+            <w:tcMar>
+              <w:top w:type="dxa" w:w="60"/>
+              <w:left w:type="dxa" w:w="120"/>
+              <w:bottom w:type="dxa" w:w="60"/>
+              <w:right w:type="dxa" w:w="120"/>
+            </w:tcMar>
+          </w:tcPr>
+          <w:p>
+            <w:pPr>
+              <w:spacing w:line="312"/>
+              <w:jc w:val="left"/>
+            </w:pPr>
+            <w:r>
+              <w:rPr>
+                <w:rFonts w:ascii="Times New Roman" w:cs="Times New Roman" w:eastAsia="Times New Roman" w:hAnsi="Times New Roman"/>
+                <w:color w:val="1A1A1A"/>
+                <w:sz w:val="21"/>
+                <w:szCs w:val="21"/>
+              </w:rPr>
+              <w:t xml:space="preserve">Kết: Let me know soon! / See you soon! — rồi ký tên.</w:t>
+            </w:r>
+          </w:p>
+        </w:tc>
+      </w:tr>
+    </w:tbl>
+    <w:p>
+      <w:pPr>
+        <w:spacing w:after="80" w:before="160" w:line="312"/>
+        <w:jc w:val="both"/>
+      </w:pPr>
+      <w:r>
+        <w:rPr>
+          <w:rFonts w:ascii="Times New Roman" w:cs="Times New Roman" w:eastAsia="Times New Roman" w:hAnsi="Times New Roman"/>
+          <w:b/>
+          <w:bCs/>
+          <w:color w:val="15857A"/>
+          <w:sz w:val="24"/>
+          <w:szCs w:val="24"/>
+        </w:rPr>
+        <w:t xml:space="preserve">Bài mẫu đạt điểm tối đa (44 từ) — từng dòng gắn với từng ý của đề:</w:t>
+      </w:r>
+    </w:p>
+    <w:p>
+      <w:pPr>
+        <w:pBdr>
+          <w:left w:val="single" w:color="FF6A3B" w:sz="8" w:space="12"/>
+        </w:pBdr>
+        <w:spacing w:after="140" w:before="40" w:line="312"/>
+        <w:ind w:left="420" w:right="200"/>
+        <w:jc w:val="left"/>
+      </w:pPr>
+      <w:r>
+        <w:rPr>
+          <w:rFonts w:ascii="Times New Roman" w:cs="Times New Roman" w:eastAsia="Times New Roman" w:hAnsi="Times New Roman"/>
+          <w:color w:val="1A1A1A"/>
+          <w:sz w:val="24"/>
+          <w:szCs w:val="24"/>
+        </w:rPr>
+        <w:t xml:space="preserve">Hi Nick,</w:t>
+      </w:r>
+      <w:r>
+        <w:rPr>
+          <w:rFonts w:ascii="Times New Roman" w:cs="Times New Roman" w:eastAsia="Times New Roman" w:hAnsi="Times New Roman"/>
+          <w:i/>
+          <w:iCs/>
+          <w:color w:val="606060"/>
+          <w:sz w:val="22"/>
+          <w:szCs w:val="22"/>
+        </w:rPr>
+        <w:br/>
+        <w:t xml:space="preserve">Dòng 1 — Lời chào: Hi/Dear + tên bạn.</w:t>
+      </w:r>
+    </w:p>
+    <w:p>
+      <w:pPr>
+        <w:pBdr>
+          <w:left w:val="single" w:color="FF6A3B" w:sz="8" w:space="12"/>
+        </w:pBdr>
+        <w:spacing w:after="140" w:before="40" w:line="312"/>
+        <w:ind w:left="420" w:right="200"/>
+        <w:jc w:val="left"/>
+      </w:pPr>
+      <w:r>
+        <w:rPr>
+          <w:rFonts w:ascii="Times New Roman" w:cs="Times New Roman" w:eastAsia="Times New Roman" w:hAnsi="Times New Roman"/>
+          <w:color w:val="1A1A1A"/>
+          <w:sz w:val="24"/>
+          <w:szCs w:val="24"/>
+        </w:rPr>
+        <w:t xml:space="preserve">I'm having my 18th birthday party at my house this Saturday. Would you like to come?</w:t>
+      </w:r>
+      <w:r>
+        <w:rPr>
+          <w:rFonts w:ascii="Times New Roman" w:cs="Times New Roman" w:eastAsia="Times New Roman" w:hAnsi="Times New Roman"/>
+          <w:i/>
+          <w:iCs/>
+          <w:color w:val="606060"/>
+          <w:sz w:val="22"/>
+          <w:szCs w:val="22"/>
+        </w:rPr>
+        <w:br/>
+        <w:t xml:space="preserve">Ý 1 — MỜI: sự kiện (18th birthday party) + địa điểm (at my house) + thời gian (this Saturday) + câu mời chuẩn Would you like to come?</w:t>
+      </w:r>
+    </w:p>
+    <w:p>
+      <w:pPr>
+        <w:pBdr>
+          <w:left w:val="single" w:color="FF6A3B" w:sz="8" w:space="12"/>
+        </w:pBdr>
+        <w:spacing w:after="140" w:before="40" w:line="312"/>
+        <w:ind w:left="420" w:right="200"/>
+        <w:jc w:val="left"/>
+      </w:pPr>
+      <w:r>
+        <w:rPr>
+          <w:rFonts w:ascii="Times New Roman" w:cs="Times New Roman" w:eastAsia="Times New Roman" w:hAnsi="Times New Roman"/>
+          <w:color w:val="1A1A1A"/>
+          <w:sz w:val="24"/>
+          <w:szCs w:val="24"/>
+        </w:rPr>
+        <w:t xml:space="preserve">Please wear something colourful because we have a colour theme!</w:t>
+      </w:r>
+      <w:r>
+        <w:rPr>
+          <w:rFonts w:ascii="Times New Roman" w:cs="Times New Roman" w:eastAsia="Times New Roman" w:hAnsi="Times New Roman"/>
+          <w:i/>
+          <w:iCs/>
+          <w:color w:val="606060"/>
+          <w:sz w:val="22"/>
+          <w:szCs w:val="22"/>
+        </w:rPr>
+        <w:br/>
+        <w:t xml:space="preserve">Ý 2 — DRESS CODE: gợi ý trang phục (wear something colourful) kèm lý do ngắn.</w:t>
+      </w:r>
+    </w:p>
+    <w:p>
+      <w:pPr>
+        <w:pBdr>
+          <w:left w:val="single" w:color="FF6A3B" w:sz="8" w:space="12"/>
+        </w:pBdr>
+        <w:spacing w:after="140" w:before="40" w:line="312"/>
+        <w:ind w:left="420" w:right="200"/>
+        <w:jc w:val="left"/>
+      </w:pPr>
+      <w:r>
+        <w:rPr>
+          <w:rFonts w:ascii="Times New Roman" w:cs="Times New Roman" w:eastAsia="Times New Roman" w:hAnsi="Times New Roman"/>
+          <w:color w:val="1A1A1A"/>
+          <w:sz w:val="24"/>
+          <w:szCs w:val="24"/>
+        </w:rPr>
+        <w:t xml:space="preserve">We will sing karaoke, play fun games and cut the cake together at eight.</w:t>
+      </w:r>
+      <w:r>
+        <w:rPr>
+          <w:rFonts w:ascii="Times New Roman" w:cs="Times New Roman" w:eastAsia="Times New Roman" w:hAnsi="Times New Roman"/>
+          <w:i/>
+          <w:iCs/>
+          <w:color w:val="606060"/>
+          <w:sz w:val="22"/>
+          <w:szCs w:val="22"/>
+        </w:rPr>
+        <w:br/>
+        <w:t xml:space="preserve">Ý 3 — HOẠT ĐỘNG: liệt kê 3 hoạt động bằng WILL + V (sing, play, cut) — đúng thì tương lai.</w:t>
+      </w:r>
+    </w:p>
+    <w:p>
+      <w:pPr>
+        <w:pBdr>
+          <w:left w:val="single" w:color="FF6A3B" w:sz="8" w:space="12"/>
+        </w:pBdr>
+        <w:spacing w:after="140" w:before="40" w:line="312"/>
+        <w:ind w:left="420" w:right="200"/>
+        <w:jc w:val="left"/>
+      </w:pPr>
+      <w:r>
+        <w:rPr>
+          <w:rFonts w:ascii="Times New Roman" w:cs="Times New Roman" w:eastAsia="Times New Roman" w:hAnsi="Times New Roman"/>
+          <w:color w:val="1A1A1A"/>
+          <w:sz w:val="24"/>
+          <w:szCs w:val="24"/>
+        </w:rPr>
+        <w:t xml:space="preserve">Let me know soon!</w:t>
+      </w:r>
+      <w:r>
+        <w:rPr>
+          <w:rFonts w:ascii="Times New Roman" w:cs="Times New Roman" w:eastAsia="Times New Roman" w:hAnsi="Times New Roman"/>
+          <w:i/>
+          <w:iCs/>
+          <w:color w:val="606060"/>
+          <w:sz w:val="22"/>
+          <w:szCs w:val="22"/>
+        </w:rPr>
+        <w:br/>
+        <w:t xml:space="preserve">Câu kết — hẹn phản hồi.</w:t>
+      </w:r>
+    </w:p>
+    <w:p>
+      <w:pPr>
+        <w:pBdr>
+          <w:left w:val="single" w:color="FF6A3B" w:sz="8" w:space="12"/>
+        </w:pBdr>
+        <w:spacing w:after="140" w:before="40" w:line="312"/>
+        <w:ind w:left="420" w:right="200"/>
+        <w:jc w:val="left"/>
+      </w:pPr>
+      <w:r>
+        <w:rPr>
+          <w:rFonts w:ascii="Times New Roman" w:cs="Times New Roman" w:eastAsia="Times New Roman" w:hAnsi="Times New Roman"/>
+          <w:color w:val="1A1A1A"/>
+          <w:sz w:val="24"/>
+          <w:szCs w:val="24"/>
+        </w:rPr>
+        <w:t xml:space="preserve">Nam</w:t>
+      </w:r>
+      <w:r>
+        <w:rPr>
+          <w:rFonts w:ascii="Times New Roman" w:cs="Times New Roman" w:eastAsia="Times New Roman" w:hAnsi="Times New Roman"/>
+          <w:i/>
+          <w:iCs/>
+          <w:color w:val="606060"/>
+          <w:sz w:val="22"/>
+          <w:szCs w:val="22"/>
+        </w:rPr>
+        <w:br/>
+        <w:t xml:space="preserve">Ký tên.</w:t>
+      </w:r>
+    </w:p>
+    <w:p>
+      <w:pPr>
+        <w:pBdr>
+          <w:left w:val="single" w:color="15857A" w:sz="12" w:space="10"/>
+        </w:pBdr>
+        <w:shd w:fill="F0EDE5" w:val="clear"/>
+        <w:spacing w:after="200" w:before="140" w:line="312"/>
+        <w:ind w:left="200" w:right="200"/>
+        <w:jc w:val="left"/>
+      </w:pPr>
+      <w:r>
+        <w:rPr>
+          <w:rFonts w:ascii="Times New Roman" w:cs="Times New Roman" w:eastAsia="Times New Roman" w:hAnsi="Times New Roman"/>
+          <w:b/>
+          <w:bCs/>
+          <w:color w:val="15857A"/>
+          <w:sz w:val="22"/>
+          <w:szCs w:val="22"/>
+        </w:rPr>
+        <w:t xml:space="preserve">Đếm từ thế nào cho đúng: </w:t>
+      </w:r>
+      <w:r>
+        <w:rPr>
+          <w:rFonts w:ascii="Times New Roman" w:cs="Times New Roman" w:eastAsia="Times New Roman" w:hAnsi="Times New Roman"/>
+          <w:color w:val="1A1A1A"/>
+          <w:sz w:val="22"/>
+          <w:szCs w:val="22"/>
+        </w:rPr>
+        <w:t xml:space="preserve">Đếm từ bài mẫu: phần nội dung dài 44 từ (không tính lời chào và tên ký) — nằm đúng khoảng 35–45 từ của đề. Nếu bài của bạn dưới 35 từ, thêm một hoạt động hoặc một chi tiết giờ/giải trí; nếu trên 45 từ, bỏ bớt tính từ trang trí. Câu 'Would you like to come?' là câu mời an toàn nhất — dùng được cho mọi đề mời, không cần đổi gì.</w:t>
+      </w:r>
+    </w:p>
+    <w:p>
+      <w:pPr>
+        <w:pStyle w:val="Heading1"/>
+        <w:spacing w:after="160" w:before="360" w:line="380" w:lineRule="atLeast"/>
+      </w:pPr>
+      <w:bookmarkStart w:id="100033" w:name="_Toc100033"/>
+      <w:r>
+        <w:rPr>
+          <w:rFonts w:ascii="Times New Roman" w:cs="Times New Roman" w:eastAsia="Times New Roman" w:hAnsi="Times New Roman"/>
+          <w:b/>
+          <w:bCs/>
+          <w:color w:val="15857A"/>
+          <w:sz w:val="32"/>
+          <w:szCs w:val="32"/>
+        </w:rPr>
+        <w:t xml:space="preserve">Phần 9 · Đáp án và giải thích chi tiết</w:t>
+      </w:r>
+      <w:bookmarkEnd w:id="100033"/>
     </w:p>
     <w:p>
       <w:pPr>
@@ -6646,7 +11251,7 @@
         <w:pStyle w:val="Heading2"/>
         <w:spacing w:after="120" w:before="280" w:line="340" w:lineRule="atLeast"/>
       </w:pPr>
-      <w:bookmarkStart w:id="100028" w:name="_Toc100028"/>
+      <w:bookmarkStart w:id="100034" w:name="_Toc100034"/>
       <w:r>
         <w:rPr>
           <w:rFonts w:ascii="Times New Roman" w:cs="Times New Roman" w:eastAsia="Times New Roman" w:hAnsi="Times New Roman"/>
@@ -6656,9 +11261,9 @@
           <w:sz w:val="28"/>
           <w:szCs w:val="28"/>
         </w:rPr>
-        <w:t xml:space="preserve">8.1. Đáp án Phần 1 — Ngữ pháp (30 câu)</w:t>
-      </w:r>
-      <w:bookmarkEnd w:id="100028"/>
+        <w:t xml:space="preserve">9.1. Đáp án Phần 1 — Ngữ pháp (30 câu)</w:t>
+      </w:r>
+      <w:bookmarkEnd w:id="100034"/>
     </w:p>
     <w:p>
       <w:pPr>
@@ -9288,7 +13893,7 @@
         <w:pStyle w:val="Heading2"/>
         <w:spacing w:after="120" w:before="280" w:line="340" w:lineRule="atLeast"/>
       </w:pPr>
-      <w:bookmarkStart w:id="100029" w:name="_Toc100029"/>
+      <w:bookmarkStart w:id="100035" w:name="_Toc100035"/>
       <w:r>
         <w:rPr>
           <w:rFonts w:ascii="Times New Roman" w:cs="Times New Roman" w:eastAsia="Times New Roman" w:hAnsi="Times New Roman"/>
@@ -9298,9 +13903,9 @@
           <w:sz w:val="28"/>
           <w:szCs w:val="28"/>
         </w:rPr>
-        <w:t xml:space="preserve">8.2. Đáp án Phần 2 — Chia dạng đúng của động từ (10 câu)</w:t>
-      </w:r>
-      <w:bookmarkEnd w:id="100029"/>
+        <w:t xml:space="preserve">9.2. Đáp án Phần 2 — Chia dạng đúng của động từ (10 câu)</w:t>
+      </w:r>
+      <w:bookmarkEnd w:id="100035"/>
     </w:p>
     <w:p>
       <w:pPr>
@@ -10270,7 +14875,7 @@
         <w:pStyle w:val="Heading2"/>
         <w:spacing w:after="120" w:before="280" w:line="340" w:lineRule="atLeast"/>
       </w:pPr>
-      <w:bookmarkStart w:id="100030" w:name="_Toc100030"/>
+      <w:bookmarkStart w:id="100036" w:name="_Toc100036"/>
       <w:r>
         <w:rPr>
           <w:rFonts w:ascii="Times New Roman" w:cs="Times New Roman" w:eastAsia="Times New Roman" w:hAnsi="Times New Roman"/>
@@ -10280,9 +14885,9 @@
           <w:sz w:val="28"/>
           <w:szCs w:val="28"/>
         </w:rPr>
-        <w:t xml:space="preserve">8.3. Đáp án Phần 3 — Từ vựng (20 câu)</w:t>
-      </w:r>
-      <w:bookmarkEnd w:id="100030"/>
+        <w:t xml:space="preserve">9.3. Đáp án Phần 3 — Từ vựng (20 câu)</w:t>
+      </w:r>
+      <w:bookmarkEnd w:id="100036"/>
     </w:p>
     <w:p>
       <w:pPr>
@@ -12082,7 +16687,7 @@
         <w:pStyle w:val="Heading2"/>
         <w:spacing w:after="120" w:before="280" w:line="340" w:lineRule="atLeast"/>
       </w:pPr>
-      <w:bookmarkStart w:id="100031" w:name="_Toc100031"/>
+      <w:bookmarkStart w:id="100037" w:name="_Toc100037"/>
       <w:r>
         <w:rPr>
           <w:rFonts w:ascii="Times New Roman" w:cs="Times New Roman" w:eastAsia="Times New Roman" w:hAnsi="Times New Roman"/>
@@ -12092,9 +16697,9 @@
           <w:sz w:val="28"/>
           <w:szCs w:val="28"/>
         </w:rPr>
-        <w:t xml:space="preserve">8.4. Đáp án Phần 4 — Reading (16 câu)</w:t>
-      </w:r>
-      <w:bookmarkEnd w:id="100031"/>
+        <w:t xml:space="preserve">9.4. Đáp án Phần 4 — Reading (16 câu)</w:t>
+      </w:r>
+      <w:bookmarkEnd w:id="100037"/>
     </w:p>
     <w:p>
       <w:pPr>
@@ -13818,7 +18423,7 @@
         <w:pStyle w:val="Heading2"/>
         <w:spacing w:after="120" w:before="280" w:line="340" w:lineRule="atLeast"/>
       </w:pPr>
-      <w:bookmarkStart w:id="100032" w:name="_Toc100032"/>
+      <w:bookmarkStart w:id="100038" w:name="_Toc100038"/>
       <w:r>
         <w:rPr>
           <w:rFonts w:ascii="Times New Roman" w:cs="Times New Roman" w:eastAsia="Times New Roman" w:hAnsi="Times New Roman"/>
@@ -13828,9 +18433,9 @@
           <w:sz w:val="28"/>
           <w:szCs w:val="28"/>
         </w:rPr>
-        <w:t xml:space="preserve">8.5. Đáp án Phần 5 — Viết lại câu (8 câu)</w:t>
-      </w:r>
-      <w:bookmarkEnd w:id="100032"/>
+        <w:t xml:space="preserve">9.5. Đáp án Phần 5 — Viết lại câu (8 câu)</w:t>
+      </w:r>
+      <w:bookmarkEnd w:id="100038"/>
     </w:p>
     <w:p>
       <w:pPr>
@@ -14634,7 +19239,7 @@
         <w:pStyle w:val="Heading2"/>
         <w:spacing w:after="120" w:before="280" w:line="340" w:lineRule="atLeast"/>
       </w:pPr>
-      <w:bookmarkStart w:id="100033" w:name="_Toc100033"/>
+      <w:bookmarkStart w:id="100039" w:name="_Toc100039"/>
       <w:r>
         <w:rPr>
           <w:rFonts w:ascii="Times New Roman" w:cs="Times New Roman" w:eastAsia="Times New Roman" w:hAnsi="Times New Roman"/>
@@ -14644,9 +19249,9 @@
           <w:sz w:val="28"/>
           <w:szCs w:val="28"/>
         </w:rPr>
-        <w:t xml:space="preserve">8.6. Đáp án Phần 6 — Bài mẫu Writing</w:t>
-      </w:r>
-      <w:bookmarkEnd w:id="100033"/>
+        <w:t xml:space="preserve">9.6. Đáp án Phần 6 — Bài mẫu Writing</w:t>
+      </w:r>
+      <w:bookmarkEnd w:id="100039"/>
     </w:p>
     <w:p>
       <w:pPr>
@@ -14877,7 +19482,7 @@
         <w:pStyle w:val="Heading2"/>
         <w:spacing w:after="120" w:before="280" w:line="340" w:lineRule="atLeast"/>
       </w:pPr>
-      <w:bookmarkStart w:id="100034" w:name="_Toc100034"/>
+      <w:bookmarkStart w:id="100040" w:name="_Toc100040"/>
       <w:r>
         <w:rPr>
           <w:rFonts w:ascii="Times New Roman" w:cs="Times New Roman" w:eastAsia="Times New Roman" w:hAnsi="Times New Roman"/>
@@ -14887,9 +19492,9 @@
           <w:sz w:val="28"/>
           <w:szCs w:val="28"/>
         </w:rPr>
-        <w:t xml:space="preserve">8.7. Đáp án Phần 7 — Câu trả lời mẫu Speaking</w:t>
-      </w:r>
-      <w:bookmarkEnd w:id="100034"/>
+        <w:t xml:space="preserve">9.7. Đáp án Phần 7 — Câu trả lời mẫu Speaking</w:t>
+      </w:r>
+      <w:bookmarkEnd w:id="100040"/>
     </w:p>
     <w:p>
       <w:pPr>
@@ -15315,7 +19920,7 @@
         <w:pStyle w:val="Heading2"/>
         <w:spacing w:after="120" w:before="280" w:line="340" w:lineRule="atLeast"/>
       </w:pPr>
-      <w:bookmarkStart w:id="100035" w:name="_Toc100035"/>
+      <w:bookmarkStart w:id="100041" w:name="_Toc100041"/>
       <w:r>
         <w:rPr>
           <w:rFonts w:ascii="Times New Roman" w:cs="Times New Roman" w:eastAsia="Times New Roman" w:hAnsi="Times New Roman"/>
@@ -15325,9 +19930,9 @@
           <w:sz w:val="28"/>
           <w:szCs w:val="28"/>
         </w:rPr>
-        <w:t xml:space="preserve">8.8. Tự chấm và mục tiêu điểm</w:t>
-      </w:r>
-      <w:bookmarkEnd w:id="100035"/>
+        <w:t xml:space="preserve">9.8. Tự chấm và mục tiêu điểm</w:t>
+      </w:r>
+      <w:bookmarkEnd w:id="100041"/>
     </w:p>
     <w:p>
       <w:pPr>
